--- a/2024TM93644_Amitosh_Gautam_Devops_Assignment2.docx
+++ b/2024TM93644_Amitosh_Gautam_Devops_Assignment2.docx
@@ -773,7 +773,6 @@
         </w:rPr>
       </w:pPr>
     </w:p>
-    <w:bookmarkStart w:id="0" w:name="_GoBack"/>
     <w:p>
       <w:pPr>
         <w:pStyle w:val="BodyText"/>
@@ -784,37 +783,7 @@
           <w:sz w:val="16"/>
         </w:rPr>
       </w:pPr>
-      <w:r>
-        <w:rPr>
-          <w:b/>
-          <w:sz w:val="16"/>
-        </w:rPr>
-        <w:object w:dxaOrig="4081" w:dyaOrig="840">
-          <v:shapetype id="_x0000_t75" coordsize="21600,21600" o:spt="75" o:preferrelative="t" path="m@4@5l@4@11@9@11@9@5xe" filled="f" stroked="f">
-            <v:stroke joinstyle="miter"/>
-            <v:formulas>
-              <v:f eqn="if lineDrawn pixelLineWidth 0"/>
-              <v:f eqn="sum @0 1 0"/>
-              <v:f eqn="sum 0 0 @1"/>
-              <v:f eqn="prod @2 1 2"/>
-              <v:f eqn="prod @3 21600 pixelWidth"/>
-              <v:f eqn="prod @3 21600 pixelHeight"/>
-              <v:f eqn="sum @0 0 1"/>
-              <v:f eqn="prod @6 1 2"/>
-              <v:f eqn="prod @7 21600 pixelWidth"/>
-              <v:f eqn="sum @8 21600 0"/>
-              <v:f eqn="prod @7 21600 pixelHeight"/>
-              <v:f eqn="sum @10 21600 0"/>
-            </v:formulas>
-            <v:path o:extrusionok="f" gradientshapeok="t" o:connecttype="rect"/>
-            <o:lock v:ext="edit" aspectratio="t"/>
-          </v:shapetype>
-          <v:shape id="_x0000_i1025" type="#_x0000_t75" style="width:204.3pt;height:41.85pt" o:ole="">
-            <v:imagedata r:id="rId11" o:title=""/>
-          </v:shape>
-          <o:OLEObject Type="Embed" ProgID="Package" ShapeID="_x0000_i1025" DrawAspect="Content" ObjectID="_1839019557" r:id="rId12"/>
-        </w:object>
-      </w:r>
+      <w:bookmarkStart w:id="0" w:name="_GoBack"/>
       <w:bookmarkEnd w:id="0"/>
     </w:p>
     <w:p>
@@ -879,13 +848,7 @@
         <w:t>Objective</w:t>
       </w:r>
       <w:r>
-        <w:t xml:space="preserve"> </w:t>
-      </w:r>
-      <w:r>
-        <w:t xml:space="preserve">                                                                                                                        -</w:t>
-      </w:r>
-      <w:r>
-        <w:t xml:space="preserve">1 </w:t>
+        <w:t xml:space="preserve">                                                                                                                         -1 </w:t>
       </w:r>
     </w:p>
     <w:p>
@@ -906,13 +869,7 @@
         <w:t>Tools and Technologies Used</w:t>
       </w:r>
       <w:r>
-        <w:t xml:space="preserve"> </w:t>
-      </w:r>
-      <w:r>
-        <w:t xml:space="preserve">                                                                               -</w:t>
-      </w:r>
-      <w:r>
-        <w:t xml:space="preserve">2 </w:t>
+        <w:t xml:space="preserve">                                                                                -2 </w:t>
       </w:r>
     </w:p>
     <w:p>
@@ -930,19 +887,10 @@
         <w:rPr>
           <w:rStyle w:val="Strong"/>
         </w:rPr>
-        <w:t>System Architecture / CI-CD Flow</w:t>
-      </w:r>
-      <w:r>
-        <w:rPr>
-          <w:rStyle w:val="Strong"/>
-        </w:rPr>
-        <w:t xml:space="preserve">                                                    </w:t>
-      </w:r>
-      <w:r>
-        <w:t xml:space="preserve">                   -</w:t>
-      </w:r>
-      <w:r>
-        <w:t xml:space="preserve">3 </w:t>
+        <w:t xml:space="preserve">System Architecture / CI-CD Flow                                                    </w:t>
+      </w:r>
+      <w:r>
+        <w:t xml:space="preserve">                   -3 </w:t>
       </w:r>
     </w:p>
     <w:p>
@@ -960,22 +908,10 @@
         <w:rPr>
           <w:rStyle w:val="Strong"/>
         </w:rPr>
-        <w:t>Implementation</w:t>
-      </w:r>
-      <w:r>
-        <w:rPr>
-          <w:rStyle w:val="Strong"/>
-        </w:rPr>
-        <w:t xml:space="preserve">                                                           </w:t>
-      </w:r>
-      <w:r>
-        <w:t xml:space="preserve"> </w:t>
-      </w:r>
-      <w:r>
-        <w:t xml:space="preserve">                                             -</w:t>
-      </w:r>
-      <w:r>
-        <w:t>4</w:t>
+        <w:t xml:space="preserve">Implementation                                                           </w:t>
+      </w:r>
+      <w:r>
+        <w:t xml:space="preserve">                                              -4</w:t>
       </w:r>
       <w:r>
         <w:br/>
@@ -987,13 +923,7 @@
         <w:t> </w:t>
       </w:r>
       <w:r>
-        <w:t>4.1 Application Development</w:t>
-      </w:r>
-      <w:r>
-        <w:t xml:space="preserve">                                                                        -</w:t>
-      </w:r>
-      <w:r>
-        <w:t xml:space="preserve"> 4</w:t>
+        <w:t>4.1 Application Development                                                                        - 4</w:t>
       </w:r>
       <w:r>
         <w:br/>
@@ -1013,10 +943,7 @@
       </w:r>
       <w:proofErr w:type="spellEnd"/>
       <w:r>
-        <w:t xml:space="preserve">                                                                  -</w:t>
-      </w:r>
-      <w:r>
-        <w:t xml:space="preserve"> 5</w:t>
+        <w:t xml:space="preserve">                                                                  - 5</w:t>
       </w:r>
       <w:r>
         <w:br/>
@@ -1036,13 +963,7 @@
       </w:r>
       <w:proofErr w:type="spellEnd"/>
       <w:r>
-        <w:t xml:space="preserve"> </w:t>
-      </w:r>
-      <w:r>
-        <w:t xml:space="preserve">                                                                          -</w:t>
-      </w:r>
-      <w:r>
-        <w:t>6</w:t>
+        <w:t xml:space="preserve">                                                                           -6</w:t>
       </w:r>
       <w:r>
         <w:br/>
@@ -1054,13 +975,7 @@
         <w:t> </w:t>
       </w:r>
       <w:r>
-        <w:t>4.4 Continuous Integration using Jenkins</w:t>
-      </w:r>
-      <w:r>
-        <w:t xml:space="preserve">                                                   -</w:t>
-      </w:r>
-      <w:r>
-        <w:t xml:space="preserve"> 7</w:t>
+        <w:t>4.4 Continuous Integration using Jenkins                                                   - 7</w:t>
       </w:r>
       <w:r>
         <w:br/>
@@ -1080,13 +995,7 @@
       </w:r>
       <w:proofErr w:type="spellEnd"/>
       <w:r>
-        <w:t xml:space="preserve"> Containerization </w:t>
-      </w:r>
-      <w:r>
-        <w:t xml:space="preserve">                                                                         -</w:t>
-      </w:r>
-      <w:r>
-        <w:t xml:space="preserve"> 8</w:t>
+        <w:t xml:space="preserve"> Containerization                                                                          - 8</w:t>
       </w:r>
       <w:r>
         <w:br/>
@@ -1106,13 +1015,7 @@
       </w:r>
       <w:proofErr w:type="spellEnd"/>
       <w:r>
-        <w:t xml:space="preserve"> Hub Integration </w:t>
-      </w:r>
-      <w:r>
-        <w:t xml:space="preserve">                                                                           -</w:t>
-      </w:r>
-      <w:r>
-        <w:t xml:space="preserve"> 9</w:t>
+        <w:t xml:space="preserve"> Hub Integration                                                                            - 9</w:t>
       </w:r>
       <w:r>
         <w:br/>
@@ -1132,13 +1035,7 @@
       </w:r>
       <w:proofErr w:type="spellEnd"/>
       <w:r>
-        <w:t xml:space="preserve"> Deployment</w:t>
-      </w:r>
-      <w:r>
-        <w:t xml:space="preserve">                                                                            -</w:t>
-      </w:r>
-      <w:r>
-        <w:t xml:space="preserve"> 10 </w:t>
+        <w:t xml:space="preserve"> Deployment                                                                            - 10 </w:t>
       </w:r>
     </w:p>
     <w:p>
@@ -1156,19 +1053,10 @@
         <w:rPr>
           <w:rStyle w:val="Strong"/>
         </w:rPr>
-        <w:t>Deployment Strategies and Rollback Mechanism</w:t>
-      </w:r>
-      <w:r>
-        <w:rPr>
-          <w:rStyle w:val="Strong"/>
-        </w:rPr>
-        <w:t xml:space="preserve">                                    </w:t>
-      </w:r>
-      <w:r>
-        <w:t xml:space="preserve">   -</w:t>
-      </w:r>
-      <w:r>
-        <w:t>11</w:t>
+        <w:t xml:space="preserve">Deployment Strategies and Rollback Mechanism                                    </w:t>
+      </w:r>
+      <w:r>
+        <w:t xml:space="preserve">   -11</w:t>
       </w:r>
       <w:r>
         <w:br/>
@@ -1188,13 +1076,7 @@
       </w:r>
       <w:proofErr w:type="spellEnd"/>
       <w:r>
-        <w:t xml:space="preserve">-Based Deployment </w:t>
-      </w:r>
-      <w:r>
-        <w:t xml:space="preserve">                                                             -</w:t>
-      </w:r>
-      <w:r>
-        <w:t>11</w:t>
+        <w:t>-Based Deployment                                                              -11</w:t>
       </w:r>
       <w:r>
         <w:br/>
@@ -1206,10 +1088,7 @@
         <w:t> </w:t>
       </w:r>
       <w:r>
-        <w:t>5.2 Rolling Update Strategy</w:t>
-      </w:r>
-      <w:r>
-        <w:t xml:space="preserve">                                                   </w:t>
+        <w:t xml:space="preserve">5.2 Rolling Update Strategy                                                   </w:t>
       </w:r>
       <w:r>
         <w:t xml:space="preserve">                       -</w:t>
@@ -1227,10 +1106,7 @@
         <w:t> </w:t>
       </w:r>
       <w:r>
-        <w:t xml:space="preserve">5.3 Rollback Mechanism </w:t>
-      </w:r>
-      <w:r>
-        <w:t xml:space="preserve">                   </w:t>
+        <w:t xml:space="preserve">5.3 Rollback Mechanism                    </w:t>
       </w:r>
       <w:r>
         <w:t xml:space="preserve">                                                            -</w:t>
@@ -1248,10 +1124,7 @@
         <w:t> </w:t>
       </w:r>
       <w:r>
-        <w:t>5.4 Blue-Green Deployment</w:t>
-      </w:r>
-      <w:r>
-        <w:t xml:space="preserve">                                                  </w:t>
+        <w:t xml:space="preserve">5.4 Blue-Green Deployment                                                  </w:t>
       </w:r>
       <w:r>
         <w:t xml:space="preserve">                         -</w:t>
@@ -1269,10 +1142,7 @@
         <w:t> </w:t>
       </w:r>
       <w:r>
-        <w:t>5.5 Canary Release</w:t>
-      </w:r>
-      <w:r>
-        <w:t xml:space="preserve">                                                     </w:t>
+        <w:t xml:space="preserve">5.5 Canary Release                                                     </w:t>
       </w:r>
       <w:r>
         <w:t xml:space="preserve">                                      -</w:t>
@@ -1290,10 +1160,7 @@
         <w:t> </w:t>
       </w:r>
       <w:r>
-        <w:t xml:space="preserve">5.6 Shadow Deployment </w:t>
-      </w:r>
-      <w:r>
-        <w:t xml:space="preserve">                                                  </w:t>
+        <w:t xml:space="preserve">5.6 Shadow Deployment                                                   </w:t>
       </w:r>
       <w:r>
         <w:t xml:space="preserve">                              -</w:t>
@@ -1311,10 +1178,7 @@
         <w:t> </w:t>
       </w:r>
       <w:r>
-        <w:t xml:space="preserve">5.7 A/B Testing </w:t>
-      </w:r>
-      <w:r>
-        <w:t xml:space="preserve">                                                      </w:t>
+        <w:t xml:space="preserve">5.7 A/B Testing                                                       </w:t>
       </w:r>
       <w:r>
         <w:t xml:space="preserve">                                             -</w:t>
@@ -1332,10 +1196,7 @@
         <w:t> </w:t>
       </w:r>
       <w:r>
-        <w:t>5.8 Summary</w:t>
-      </w:r>
-      <w:r>
-        <w:t xml:space="preserve">                                                        </w:t>
+        <w:t xml:space="preserve">5.8 Summary                                                        </w:t>
       </w:r>
       <w:r>
         <w:t xml:space="preserve">                                                -</w:t>
@@ -1367,13 +1228,7 @@
         <w:rPr>
           <w:rStyle w:val="Strong"/>
         </w:rPr>
-        <w:t xml:space="preserve"> Integration </w:t>
-      </w:r>
-      <w:r>
-        <w:rPr>
-          <w:rStyle w:val="Strong"/>
-        </w:rPr>
-        <w:t xml:space="preserve">                                                                            </w:t>
+        <w:t xml:space="preserve"> Integration                                                                             </w:t>
       </w:r>
       <w:r>
         <w:t xml:space="preserve">               -</w:t>
@@ -1400,10 +1255,7 @@
         <w:t>Challenges Faced</w:t>
       </w:r>
       <w:r>
-        <w:t xml:space="preserve"> </w:t>
-      </w:r>
-      <w:r>
-        <w:t xml:space="preserve">                                                              </w:t>
+        <w:t xml:space="preserve">                                                               </w:t>
       </w:r>
       <w:r>
         <w:t xml:space="preserve">                                            -</w:t>
@@ -1427,13 +1279,7 @@
         <w:rPr>
           <w:rStyle w:val="Strong"/>
         </w:rPr>
-        <w:t>Solutions Implemented</w:t>
-      </w:r>
-      <w:r>
-        <w:rPr>
-          <w:rStyle w:val="Strong"/>
-        </w:rPr>
-        <w:t xml:space="preserve">                                                        </w:t>
+        <w:t xml:space="preserve">Solutions Implemented                                                        </w:t>
       </w:r>
       <w:r>
         <w:t xml:space="preserve">                                        -</w:t>
@@ -1460,10 +1306,7 @@
         <w:t>Advantages of CI/CD Pipeline</w:t>
       </w:r>
       <w:r>
-        <w:t xml:space="preserve"> </w:t>
-      </w:r>
-      <w:r>
-        <w:t xml:space="preserve">                                                       </w:t>
+        <w:t xml:space="preserve">                                                        </w:t>
       </w:r>
       <w:r>
         <w:t xml:space="preserve">                            -</w:t>
@@ -1490,10 +1333,7 @@
         <w:t>Conclusion</w:t>
       </w:r>
       <w:r>
-        <w:t xml:space="preserve"> </w:t>
-      </w:r>
-      <w:r>
-        <w:t xml:space="preserve">                                                                  </w:t>
+        <w:t xml:space="preserve">                                                                   </w:t>
       </w:r>
       <w:r>
         <w:t xml:space="preserve">                                                        -</w:t>
@@ -1861,13 +1701,7 @@
         <w:rPr>
           <w:u w:val="none"/>
         </w:rPr>
-        <w:t xml:space="preserve"> – Code Qual</w:t>
-      </w:r>
-      <w:r>
-        <w:rPr>
-          <w:u w:val="none"/>
-        </w:rPr>
-        <w:t xml:space="preserve">ity Analysis </w:t>
+        <w:t xml:space="preserve"> – Code Quality Analysis </w:t>
       </w:r>
     </w:p>
     <w:p>
@@ -1949,6 +1783,328 @@
             <wp:extent cx="5505855" cy="3479394"/>
             <wp:effectExtent l="0" t="0" r="0" b="6985"/>
             <wp:docPr id="34" name="Picture 34"/>
+            <wp:cNvGraphicFramePr>
+              <a:graphicFrameLocks xmlns:a="http://schemas.openxmlformats.org/drawingml/2006/main" noChangeAspect="1"/>
+            </wp:cNvGraphicFramePr>
+            <a:graphic xmlns:a="http://schemas.openxmlformats.org/drawingml/2006/main">
+              <a:graphicData uri="http://schemas.openxmlformats.org/drawingml/2006/picture">
+                <pic:pic xmlns:pic="http://schemas.openxmlformats.org/drawingml/2006/picture">
+                  <pic:nvPicPr>
+                    <pic:cNvPr id="0" name=""/>
+                    <pic:cNvPicPr/>
+                  </pic:nvPicPr>
+                  <pic:blipFill>
+                    <a:blip r:embed="rId11"/>
+                    <a:stretch>
+                      <a:fillRect/>
+                    </a:stretch>
+                  </pic:blipFill>
+                  <pic:spPr>
+                    <a:xfrm>
+                      <a:off x="0" y="0"/>
+                      <a:ext cx="5505855" cy="3479394"/>
+                    </a:xfrm>
+                    <a:prstGeom prst="rect">
+                      <a:avLst/>
+                    </a:prstGeom>
+                  </pic:spPr>
+                </pic:pic>
+              </a:graphicData>
+            </a:graphic>
+          </wp:inline>
+        </w:drawing>
+      </w:r>
+    </w:p>
+    <w:p>
+      <w:pPr>
+        <w:pStyle w:val="BodyText"/>
+        <w:spacing w:before="218"/>
+        <w:rPr>
+          <w:sz w:val="20"/>
+        </w:rPr>
+      </w:pPr>
+    </w:p>
+    <w:p>
+      <w:pPr>
+        <w:pStyle w:val="BodyText"/>
+        <w:spacing w:before="218"/>
+        <w:rPr>
+          <w:sz w:val="20"/>
+        </w:rPr>
+      </w:pPr>
+    </w:p>
+    <w:p>
+      <w:pPr>
+        <w:pStyle w:val="BodyText"/>
+        <w:spacing w:before="218"/>
+        <w:rPr>
+          <w:sz w:val="20"/>
+        </w:rPr>
+      </w:pPr>
+    </w:p>
+    <w:p>
+      <w:pPr>
+        <w:pStyle w:val="BodyText"/>
+        <w:spacing w:before="218"/>
+        <w:rPr>
+          <w:sz w:val="20"/>
+        </w:rPr>
+      </w:pPr>
+    </w:p>
+    <w:p>
+      <w:pPr>
+        <w:pStyle w:val="Heading2"/>
+        <w:numPr>
+          <w:ilvl w:val="0"/>
+          <w:numId w:val="1"/>
+        </w:numPr>
+        <w:tabs>
+          <w:tab w:val="left" w:pos="205"/>
+        </w:tabs>
+        <w:spacing w:before="246"/>
+        <w:ind w:left="205" w:hanging="205"/>
+        <w:rPr>
+          <w:rFonts w:ascii="Times New Roman" w:eastAsia="Times New Roman" w:hAnsi="Times New Roman" w:cs="Times New Roman"/>
+          <w:sz w:val="36"/>
+          <w:szCs w:val="36"/>
+        </w:rPr>
+      </w:pPr>
+      <w:r>
+        <w:rPr>
+          <w:color w:val="4F81BC"/>
+          <w:spacing w:val="-8"/>
+          <w:u w:color="4F81BC"/>
+        </w:rPr>
+        <w:lastRenderedPageBreak/>
+        <w:t xml:space="preserve"> </w:t>
+      </w:r>
+      <w:proofErr w:type="gramStart"/>
+      <w:r>
+        <w:rPr>
+          <w:color w:val="4F81BC"/>
+          <w:spacing w:val="-8"/>
+          <w:u w:color="4F81BC"/>
+        </w:rPr>
+        <w:t>Implementation</w:t>
+      </w:r>
+      <w:r>
+        <w:rPr>
+          <w:color w:val="4F81BC"/>
+          <w:spacing w:val="-8"/>
+          <w:u w:color="4F81BC"/>
+        </w:rPr>
+        <w:t xml:space="preserve"> :</w:t>
+      </w:r>
+      <w:proofErr w:type="gramEnd"/>
+    </w:p>
+    <w:p>
+      <w:pPr>
+        <w:pStyle w:val="Heading2"/>
+        <w:tabs>
+          <w:tab w:val="left" w:pos="205"/>
+        </w:tabs>
+        <w:spacing w:before="246"/>
+        <w:ind w:left="0" w:firstLine="0"/>
+        <w:rPr>
+          <w:rFonts w:ascii="Times New Roman" w:eastAsia="Times New Roman" w:hAnsi="Times New Roman" w:cs="Times New Roman"/>
+          <w:sz w:val="36"/>
+          <w:szCs w:val="36"/>
+        </w:rPr>
+      </w:pPr>
+      <w:r>
+        <w:rPr>
+          <w:color w:val="4F81BC"/>
+          <w:spacing w:val="-8"/>
+          <w:u w:color="4F81BC"/>
+        </w:rPr>
+        <w:t>4.1 Application Development</w:t>
+      </w:r>
+    </w:p>
+    <w:p>
+      <w:pPr>
+        <w:spacing w:before="100" w:beforeAutospacing="1" w:after="100" w:afterAutospacing="1"/>
+      </w:pPr>
+      <w:r>
+        <w:t xml:space="preserve">A Flask-based web application was developed to represent the core functionality of the </w:t>
+      </w:r>
+      <w:proofErr w:type="spellStart"/>
+      <w:r>
+        <w:t>ACEest</w:t>
+      </w:r>
+      <w:proofErr w:type="spellEnd"/>
+      <w:r>
+        <w:t xml:space="preserve"> Fitness system. The application includes basic routes such as home and </w:t>
+      </w:r>
+      <w:proofErr w:type="gramStart"/>
+      <w:r>
+        <w:t>health check</w:t>
+      </w:r>
+      <w:proofErr w:type="gramEnd"/>
+      <w:r>
+        <w:t>.</w:t>
+      </w:r>
+    </w:p>
+    <w:p>
+      <w:pPr>
+        <w:spacing w:before="100" w:beforeAutospacing="1" w:after="100" w:afterAutospacing="1"/>
+        <w:rPr>
+          <w:rFonts w:ascii="Times New Roman" w:eastAsia="Times New Roman" w:hAnsi="Times New Roman" w:cs="Times New Roman"/>
+          <w:sz w:val="24"/>
+          <w:szCs w:val="24"/>
+        </w:rPr>
+      </w:pPr>
+      <w:r>
+        <w:t>The code was written in a modular and maintainable manner following Python</w:t>
+      </w:r>
+      <w:r>
+        <w:rPr>
+          <w:rFonts w:ascii="Times New Roman" w:eastAsia="Times New Roman" w:hAnsi="Times New Roman" w:cs="Times New Roman"/>
+          <w:sz w:val="24"/>
+          <w:szCs w:val="24"/>
+        </w:rPr>
+        <w:t xml:space="preserve"> </w:t>
+      </w:r>
+      <w:r>
+        <w:t>best practices.</w:t>
+      </w:r>
+    </w:p>
+    <w:p>
+      <w:pPr>
+        <w:rPr>
+          <w:rFonts w:ascii="Times New Roman" w:eastAsia="Times New Roman" w:hAnsi="Times New Roman" w:cs="Times New Roman"/>
+          <w:sz w:val="24"/>
+          <w:szCs w:val="24"/>
+        </w:rPr>
+      </w:pPr>
+      <w:r>
+        <w:rPr>
+          <w:b/>
+          <w:bCs/>
+          <w:color w:val="4F81BC"/>
+          <w:spacing w:val="-8"/>
+          <w:sz w:val="26"/>
+          <w:szCs w:val="26"/>
+          <w:u w:color="4F81BC"/>
+        </w:rPr>
+        <w:t xml:space="preserve">4.2 Version Control using </w:t>
+      </w:r>
+      <w:proofErr w:type="spellStart"/>
+      <w:r>
+        <w:rPr>
+          <w:b/>
+          <w:bCs/>
+          <w:color w:val="4F81BC"/>
+          <w:spacing w:val="-8"/>
+          <w:sz w:val="26"/>
+          <w:szCs w:val="26"/>
+          <w:u w:color="4F81BC"/>
+        </w:rPr>
+        <w:t>GitHub</w:t>
+      </w:r>
+      <w:proofErr w:type="spellEnd"/>
+    </w:p>
+    <w:p>
+      <w:pPr>
+        <w:spacing w:before="100" w:beforeAutospacing="1" w:after="100" w:afterAutospacing="1"/>
+      </w:pPr>
+      <w:r>
+        <w:t xml:space="preserve">The project was managed using </w:t>
+      </w:r>
+      <w:proofErr w:type="spellStart"/>
+      <w:r>
+        <w:t>Git</w:t>
+      </w:r>
+      <w:proofErr w:type="spellEnd"/>
+      <w:r>
+        <w:t xml:space="preserve"> and hosted on </w:t>
+      </w:r>
+      <w:proofErr w:type="spellStart"/>
+      <w:r>
+        <w:t>GitHub</w:t>
+      </w:r>
+      <w:proofErr w:type="spellEnd"/>
+      <w:r>
+        <w:t xml:space="preserve">. Multiple branches such as main, </w:t>
+      </w:r>
+      <w:proofErr w:type="spellStart"/>
+      <w:r>
+        <w:t>dev</w:t>
+      </w:r>
+      <w:proofErr w:type="spellEnd"/>
+      <w:r>
+        <w:t>, and feature branches were created to simulate real-world development practices.</w:t>
+      </w:r>
+    </w:p>
+    <w:p>
+      <w:pPr>
+        <w:spacing w:before="100" w:beforeAutospacing="1" w:after="100" w:afterAutospacing="1"/>
+      </w:pPr>
+      <w:r>
+        <w:t>Version tagging (v1, v2) was also implemented to track different versions of the application.</w:t>
+      </w:r>
+    </w:p>
+    <w:p>
+      <w:pPr>
+        <w:spacing w:before="100" w:beforeAutospacing="1" w:after="100" w:afterAutospacing="1"/>
+      </w:pPr>
+      <w:r>
+        <w:rPr>
+          <w:noProof/>
+        </w:rPr>
+        <w:drawing>
+          <wp:inline distT="0" distB="0" distL="0" distR="0" wp14:anchorId="09FA2EF7" wp14:editId="38E059DB">
+            <wp:extent cx="5943600" cy="3341370"/>
+            <wp:effectExtent l="0" t="0" r="0" b="0"/>
+            <wp:docPr id="37" name="Picture 37"/>
+            <wp:cNvGraphicFramePr>
+              <a:graphicFrameLocks xmlns:a="http://schemas.openxmlformats.org/drawingml/2006/main" noChangeAspect="1"/>
+            </wp:cNvGraphicFramePr>
+            <a:graphic xmlns:a="http://schemas.openxmlformats.org/drawingml/2006/main">
+              <a:graphicData uri="http://schemas.openxmlformats.org/drawingml/2006/picture">
+                <pic:pic xmlns:pic="http://schemas.openxmlformats.org/drawingml/2006/picture">
+                  <pic:nvPicPr>
+                    <pic:cNvPr id="0" name=""/>
+                    <pic:cNvPicPr/>
+                  </pic:nvPicPr>
+                  <pic:blipFill>
+                    <a:blip r:embed="rId12"/>
+                    <a:stretch>
+                      <a:fillRect/>
+                    </a:stretch>
+                  </pic:blipFill>
+                  <pic:spPr>
+                    <a:xfrm>
+                      <a:off x="0" y="0"/>
+                      <a:ext cx="5943600" cy="3341370"/>
+                    </a:xfrm>
+                    <a:prstGeom prst="rect">
+                      <a:avLst/>
+                    </a:prstGeom>
+                  </pic:spPr>
+                </pic:pic>
+              </a:graphicData>
+            </a:graphic>
+          </wp:inline>
+        </w:drawing>
+      </w:r>
+    </w:p>
+    <w:p>
+      <w:pPr>
+        <w:spacing w:before="100" w:beforeAutospacing="1" w:after="100" w:afterAutospacing="1"/>
+      </w:pPr>
+      <w:r>
+        <w:rPr>
+          <w:rFonts w:ascii="Times New Roman" w:eastAsia="Times New Roman" w:hAnsi="Times New Roman" w:cs="Times New Roman"/>
+          <w:noProof/>
+          <w:sz w:val="24"/>
+          <w:szCs w:val="24"/>
+        </w:rPr>
+        <w:lastRenderedPageBreak/>
+        <w:drawing>
+          <wp:inline distT="0" distB="0" distL="0" distR="0" wp14:anchorId="3288BA15" wp14:editId="425777D8">
+            <wp:extent cx="5943600" cy="3341370"/>
+            <wp:effectExtent l="0" t="0" r="0" b="0"/>
+            <wp:docPr id="3" name="Picture 3"/>
             <wp:cNvGraphicFramePr>
               <a:graphicFrameLocks xmlns:a="http://schemas.openxmlformats.org/drawingml/2006/main" noChangeAspect="1"/>
             </wp:cNvGraphicFramePr>
@@ -1968,7 +2124,7 @@
                   <pic:spPr>
                     <a:xfrm>
                       <a:off x="0" y="0"/>
-                      <a:ext cx="5505855" cy="3479394"/>
+                      <a:ext cx="5943600" cy="3341370"/>
                     </a:xfrm>
                     <a:prstGeom prst="rect">
                       <a:avLst/>
@@ -1983,159 +2139,6 @@
     </w:p>
     <w:p>
       <w:pPr>
-        <w:pStyle w:val="BodyText"/>
-        <w:spacing w:before="218"/>
-        <w:rPr>
-          <w:sz w:val="20"/>
-        </w:rPr>
-      </w:pPr>
-    </w:p>
-    <w:p>
-      <w:pPr>
-        <w:pStyle w:val="BodyText"/>
-        <w:spacing w:before="218"/>
-        <w:rPr>
-          <w:sz w:val="20"/>
-        </w:rPr>
-      </w:pPr>
-    </w:p>
-    <w:p>
-      <w:pPr>
-        <w:pStyle w:val="BodyText"/>
-        <w:spacing w:before="218"/>
-        <w:rPr>
-          <w:sz w:val="20"/>
-        </w:rPr>
-      </w:pPr>
-    </w:p>
-    <w:p>
-      <w:pPr>
-        <w:pStyle w:val="BodyText"/>
-        <w:spacing w:before="218"/>
-        <w:rPr>
-          <w:sz w:val="20"/>
-        </w:rPr>
-      </w:pPr>
-    </w:p>
-    <w:p>
-      <w:pPr>
-        <w:pStyle w:val="Heading2"/>
-        <w:numPr>
-          <w:ilvl w:val="0"/>
-          <w:numId w:val="1"/>
-        </w:numPr>
-        <w:tabs>
-          <w:tab w:val="left" w:pos="205"/>
-        </w:tabs>
-        <w:spacing w:before="246"/>
-        <w:ind w:left="205" w:hanging="205"/>
-        <w:rPr>
-          <w:rFonts w:ascii="Times New Roman" w:eastAsia="Times New Roman" w:hAnsi="Times New Roman" w:cs="Times New Roman"/>
-          <w:sz w:val="36"/>
-          <w:szCs w:val="36"/>
-        </w:rPr>
-      </w:pPr>
-      <w:r>
-        <w:rPr>
-          <w:color w:val="4F81BC"/>
-          <w:spacing w:val="-8"/>
-          <w:u w:color="4F81BC"/>
-        </w:rPr>
-        <w:lastRenderedPageBreak/>
-        <w:t xml:space="preserve"> </w:t>
-      </w:r>
-      <w:proofErr w:type="gramStart"/>
-      <w:r>
-        <w:rPr>
-          <w:color w:val="4F81BC"/>
-          <w:spacing w:val="-8"/>
-          <w:u w:color="4F81BC"/>
-        </w:rPr>
-        <w:t>Implementation</w:t>
-      </w:r>
-      <w:r>
-        <w:rPr>
-          <w:color w:val="4F81BC"/>
-          <w:spacing w:val="-8"/>
-          <w:u w:color="4F81BC"/>
-        </w:rPr>
-        <w:t xml:space="preserve"> :</w:t>
-      </w:r>
-      <w:proofErr w:type="gramEnd"/>
-    </w:p>
-    <w:p>
-      <w:pPr>
-        <w:pStyle w:val="Heading2"/>
-        <w:tabs>
-          <w:tab w:val="left" w:pos="205"/>
-        </w:tabs>
-        <w:spacing w:before="246"/>
-        <w:ind w:left="0" w:firstLine="0"/>
-        <w:rPr>
-          <w:rFonts w:ascii="Times New Roman" w:eastAsia="Times New Roman" w:hAnsi="Times New Roman" w:cs="Times New Roman"/>
-          <w:sz w:val="36"/>
-          <w:szCs w:val="36"/>
-        </w:rPr>
-      </w:pPr>
-      <w:r>
-        <w:rPr>
-          <w:color w:val="4F81BC"/>
-          <w:spacing w:val="-8"/>
-          <w:u w:color="4F81BC"/>
-        </w:rPr>
-        <w:t>4.1 Application Development</w:t>
-      </w:r>
-    </w:p>
-    <w:p>
-      <w:pPr>
-        <w:spacing w:before="100" w:beforeAutospacing="1" w:after="100" w:afterAutospacing="1"/>
-      </w:pPr>
-      <w:r>
-        <w:t xml:space="preserve">A Flask-based web application was developed to represent the core functionality of the </w:t>
-      </w:r>
-      <w:proofErr w:type="spellStart"/>
-      <w:r>
-        <w:t>ACEest</w:t>
-      </w:r>
-      <w:proofErr w:type="spellEnd"/>
-      <w:r>
-        <w:t xml:space="preserve"> Fitness system. The application includes basic routes such as home and </w:t>
-      </w:r>
-      <w:proofErr w:type="gramStart"/>
-      <w:r>
-        <w:t>health check</w:t>
-      </w:r>
-      <w:proofErr w:type="gramEnd"/>
-      <w:r>
-        <w:t>.</w:t>
-      </w:r>
-    </w:p>
-    <w:p>
-      <w:pPr>
-        <w:spacing w:before="100" w:beforeAutospacing="1" w:after="100" w:afterAutospacing="1"/>
-        <w:rPr>
-          <w:rFonts w:ascii="Times New Roman" w:eastAsia="Times New Roman" w:hAnsi="Times New Roman" w:cs="Times New Roman"/>
-          <w:sz w:val="24"/>
-          <w:szCs w:val="24"/>
-        </w:rPr>
-      </w:pPr>
-      <w:r>
-        <w:t>The code was written in a modular and maintainable manner following Python</w:t>
-      </w:r>
-      <w:r>
-        <w:rPr>
-          <w:rFonts w:ascii="Times New Roman" w:eastAsia="Times New Roman" w:hAnsi="Times New Roman" w:cs="Times New Roman"/>
-          <w:sz w:val="24"/>
-          <w:szCs w:val="24"/>
-        </w:rPr>
-        <w:t xml:space="preserve"> </w:t>
-      </w:r>
-      <w:r>
-        <w:t>best practices.</w:t>
-      </w:r>
-    </w:p>
-    <w:p>
-      <w:pPr>
         <w:rPr>
           <w:rFonts w:ascii="Times New Roman" w:eastAsia="Times New Roman" w:hAnsi="Times New Roman" w:cs="Times New Roman"/>
           <w:sz w:val="24"/>
@@ -2152,9 +2155,9 @@
           <w:szCs w:val="26"/>
           <w:u w:color="4F81BC"/>
         </w:rPr>
-        <w:t xml:space="preserve">4.2 Version Control using </w:t>
-      </w:r>
-      <w:proofErr w:type="spellStart"/>
+        <w:t xml:space="preserve">4.3 Unit </w:t>
+      </w:r>
+      <w:proofErr w:type="gramStart"/>
       <w:r>
         <w:rPr>
           <w:b/>
@@ -2165,7 +2168,33 @@
           <w:szCs w:val="26"/>
           <w:u w:color="4F81BC"/>
         </w:rPr>
-        <w:t>GitHub</w:t>
+        <w:t>Testing</w:t>
+      </w:r>
+      <w:proofErr w:type="gramEnd"/>
+      <w:r>
+        <w:rPr>
+          <w:b/>
+          <w:bCs/>
+          <w:color w:val="4F81BC"/>
+          <w:spacing w:val="-8"/>
+          <w:sz w:val="26"/>
+          <w:szCs w:val="26"/>
+          <w:u w:color="4F81BC"/>
+        </w:rPr>
+        <w:t xml:space="preserve"> using </w:t>
+      </w:r>
+      <w:proofErr w:type="spellStart"/>
+      <w:r>
+        <w:rPr>
+          <w:b/>
+          <w:bCs/>
+          <w:color w:val="4F81BC"/>
+          <w:spacing w:val="-8"/>
+          <w:sz w:val="26"/>
+          <w:szCs w:val="26"/>
+          <w:u w:color="4F81BC"/>
+        </w:rPr>
+        <w:t>Pytest</w:t>
       </w:r>
       <w:proofErr w:type="spellEnd"/>
     </w:p>
@@ -2174,51 +2203,53 @@
         <w:spacing w:before="100" w:beforeAutospacing="1" w:after="100" w:afterAutospacing="1"/>
       </w:pPr>
       <w:r>
-        <w:t xml:space="preserve">The project was managed using </w:t>
+        <w:t xml:space="preserve">Test cases were written using </w:t>
       </w:r>
       <w:proofErr w:type="spellStart"/>
       <w:r>
-        <w:t>Git</w:t>
+        <w:t>Pytest</w:t>
       </w:r>
       <w:proofErr w:type="spellEnd"/>
       <w:r>
-        <w:t xml:space="preserve"> and hosted on </w:t>
-      </w:r>
-      <w:proofErr w:type="spellStart"/>
-      <w:r>
-        <w:t>GitHub</w:t>
-      </w:r>
-      <w:proofErr w:type="spellEnd"/>
-      <w:r>
-        <w:t xml:space="preserve">. Multiple branches such as main, </w:t>
-      </w:r>
-      <w:proofErr w:type="spellStart"/>
-      <w:r>
-        <w:t>dev</w:t>
-      </w:r>
-      <w:proofErr w:type="spellEnd"/>
-      <w:r>
-        <w:t>, and feature branches were created to simulate real-world development practices.</w:t>
-      </w:r>
-    </w:p>
-    <w:p>
-      <w:pPr>
-        <w:spacing w:before="100" w:beforeAutospacing="1" w:after="100" w:afterAutospacing="1"/>
-      </w:pPr>
-      <w:r>
-        <w:t>Version tagging (v1, v2) was also implemented to track different versions of the application.</w:t>
-      </w:r>
-    </w:p>
-    <w:p>
-      <w:pPr>
-        <w:spacing w:before="100" w:beforeAutospacing="1" w:after="100" w:afterAutospacing="1"/>
-      </w:pPr>
-      <w:r>
+        <w:t xml:space="preserve"> to validate application functionality such as API responses and route accessibility.</w:t>
+      </w:r>
+    </w:p>
+    <w:p>
+      <w:pPr>
+        <w:spacing w:before="100" w:beforeAutospacing="1" w:after="100" w:afterAutospacing="1"/>
+      </w:pPr>
+      <w:r>
+        <w:t>All test cases were executed successfully, ensuring correctness and reliability of the application.</w:t>
+      </w:r>
+    </w:p>
+    <w:p>
+      <w:pPr>
+        <w:spacing w:before="100" w:beforeAutospacing="1" w:after="100" w:afterAutospacing="1"/>
+      </w:pPr>
+      <w:r>
+        <w:t>Automated testing ensures that new changes do not break existing functionality.</w:t>
+      </w:r>
+    </w:p>
+    <w:p>
+      <w:pPr>
+        <w:spacing w:before="100" w:beforeAutospacing="1" w:after="100" w:afterAutospacing="1"/>
+      </w:pPr>
+    </w:p>
+    <w:p>
+      <w:pPr>
+        <w:spacing w:before="100" w:beforeAutospacing="1" w:after="100" w:afterAutospacing="1"/>
+      </w:pPr>
+      <w:r>
+        <w:rPr>
+          <w:rFonts w:asciiTheme="majorHAnsi" w:hAnsiTheme="majorHAnsi" w:cstheme="majorHAnsi"/>
+          <w:noProof/>
+          <w:u w:val="single"/>
+        </w:rPr>
         <w:drawing>
-          <wp:inline distT="0" distB="0" distL="0" distR="0" wp14:anchorId="09FA2EF7" wp14:editId="38E059DB">
-            <wp:extent cx="5943600" cy="3341370"/>
-            <wp:effectExtent l="0" t="0" r="0" b="0"/>
-            <wp:docPr id="37" name="Picture 37"/>
+          <wp:inline distT="0" distB="0" distL="0" distR="0" wp14:anchorId="133076A2" wp14:editId="4543D5A6">
+            <wp:extent cx="5943600" cy="3253105"/>
+            <wp:effectExtent l="0" t="0" r="0" b="4445"/>
+            <wp:docPr id="35" name="Picture 35"/>
             <wp:cNvGraphicFramePr>
               <a:graphicFrameLocks xmlns:a="http://schemas.openxmlformats.org/drawingml/2006/main" noChangeAspect="1"/>
             </wp:cNvGraphicFramePr>
@@ -2238,7 +2269,7 @@
                   <pic:spPr>
                     <a:xfrm>
                       <a:off x="0" y="0"/>
-                      <a:ext cx="5943600" cy="3341370"/>
+                      <a:ext cx="5943600" cy="3253105"/>
                     </a:xfrm>
                     <a:prstGeom prst="rect">
                       <a:avLst/>
@@ -2257,17 +2288,69 @@
       </w:pPr>
       <w:r>
         <w:rPr>
-          <w:rFonts w:ascii="Times New Roman" w:eastAsia="Times New Roman" w:hAnsi="Times New Roman" w:cs="Times New Roman"/>
+          <w:b/>
+          <w:bCs/>
+          <w:color w:val="4F81BC"/>
+          <w:spacing w:val="-8"/>
+          <w:sz w:val="26"/>
+          <w:szCs w:val="26"/>
+          <w:u w:color="4F81BC"/>
+        </w:rPr>
+        <w:lastRenderedPageBreak/>
+        <w:t>4.4 Continuous Integration using Jenkins</w:t>
+      </w:r>
+    </w:p>
+    <w:p>
+      <w:pPr>
+        <w:spacing w:before="100" w:beforeAutospacing="1" w:after="100" w:afterAutospacing="1"/>
+      </w:pPr>
+      <w:r>
+        <w:t xml:space="preserve">Jenkins was configured as the CI tool to automate the build and integration process. The pipeline was connected to the </w:t>
+      </w:r>
+      <w:proofErr w:type="spellStart"/>
+      <w:r>
+        <w:t>GitHub</w:t>
+      </w:r>
+      <w:proofErr w:type="spellEnd"/>
+      <w:r>
+        <w:t xml:space="preserve"> repository.</w:t>
+      </w:r>
+    </w:p>
+    <w:p>
+      <w:pPr>
+        <w:spacing w:before="100" w:beforeAutospacing="1" w:after="100" w:afterAutospacing="1"/>
+      </w:pPr>
+      <w:r>
+        <w:t>Whenever changes were pushed, Jenkins triggered the pipeline to simulate automated build execution.</w:t>
+      </w:r>
+    </w:p>
+    <w:p>
+      <w:pPr>
+        <w:spacing w:before="100" w:beforeAutospacing="1" w:after="100" w:afterAutospacing="1"/>
+      </w:pPr>
+      <w:r>
+        <w:t>Due to local environment limitations, a simplified Jenkins pipeline was implemented while still demonstrating CI concepts.</w:t>
+      </w:r>
+    </w:p>
+    <w:p>
+      <w:pPr>
+        <w:rPr>
+          <w:rFonts w:ascii="Times New Roman" w:eastAsia="Times New Roman" w:hAnsi="Times New Roman" w:cs="Times New Roman"/>
+          <w:sz w:val="24"/>
+          <w:szCs w:val="24"/>
+        </w:rPr>
+      </w:pPr>
+      <w:r>
+        <w:rPr>
+          <w:rFonts w:asciiTheme="majorHAnsi" w:hAnsiTheme="majorHAnsi" w:cstheme="majorHAnsi"/>
           <w:noProof/>
-          <w:sz w:val="24"/>
-          <w:szCs w:val="24"/>
-        </w:rPr>
-        <w:lastRenderedPageBreak/>
+          <w:u w:val="single"/>
+        </w:rPr>
         <w:drawing>
-          <wp:inline distT="0" distB="0" distL="0" distR="0" wp14:anchorId="3288BA15" wp14:editId="425777D8">
+          <wp:inline distT="0" distB="0" distL="0" distR="0" wp14:anchorId="64F418AD" wp14:editId="0363A248">
             <wp:extent cx="5943600" cy="3341370"/>
             <wp:effectExtent l="0" t="0" r="0" b="0"/>
-            <wp:docPr id="3" name="Picture 3"/>
+            <wp:docPr id="6" name="Picture 6"/>
             <wp:cNvGraphicFramePr>
               <a:graphicFrameLocks xmlns:a="http://schemas.openxmlformats.org/drawingml/2006/main" noChangeAspect="1"/>
             </wp:cNvGraphicFramePr>
@@ -2308,99 +2391,23 @@
           <w:szCs w:val="24"/>
         </w:rPr>
       </w:pPr>
-      <w:r>
-        <w:rPr>
-          <w:b/>
-          <w:bCs/>
-          <w:color w:val="4F81BC"/>
-          <w:spacing w:val="-8"/>
-          <w:sz w:val="26"/>
-          <w:szCs w:val="26"/>
-          <w:u w:color="4F81BC"/>
-        </w:rPr>
-        <w:t xml:space="preserve">4.3 Unit </w:t>
-      </w:r>
-      <w:proofErr w:type="gramStart"/>
-      <w:r>
-        <w:rPr>
-          <w:b/>
-          <w:bCs/>
-          <w:color w:val="4F81BC"/>
-          <w:spacing w:val="-8"/>
-          <w:sz w:val="26"/>
-          <w:szCs w:val="26"/>
-          <w:u w:color="4F81BC"/>
-        </w:rPr>
-        <w:t>Testing</w:t>
-      </w:r>
-      <w:proofErr w:type="gramEnd"/>
-      <w:r>
-        <w:rPr>
-          <w:b/>
-          <w:bCs/>
-          <w:color w:val="4F81BC"/>
-          <w:spacing w:val="-8"/>
-          <w:sz w:val="26"/>
-          <w:szCs w:val="26"/>
-          <w:u w:color="4F81BC"/>
-        </w:rPr>
-        <w:t xml:space="preserve"> using </w:t>
-      </w:r>
-      <w:proofErr w:type="spellStart"/>
-      <w:r>
-        <w:rPr>
-          <w:b/>
-          <w:bCs/>
-          <w:color w:val="4F81BC"/>
-          <w:spacing w:val="-8"/>
-          <w:sz w:val="26"/>
-          <w:szCs w:val="26"/>
-          <w:u w:color="4F81BC"/>
-        </w:rPr>
-        <w:t>Pytest</w:t>
-      </w:r>
-      <w:proofErr w:type="spellEnd"/>
-    </w:p>
-    <w:p>
-      <w:pPr>
-        <w:spacing w:before="100" w:beforeAutospacing="1" w:after="100" w:afterAutospacing="1"/>
-      </w:pPr>
-      <w:r>
-        <w:t xml:space="preserve">Test cases were written using </w:t>
-      </w:r>
-      <w:proofErr w:type="spellStart"/>
-      <w:r>
-        <w:t>Pytest</w:t>
-      </w:r>
-      <w:proofErr w:type="spellEnd"/>
-      <w:r>
-        <w:t xml:space="preserve"> to validate application functionality such as API responses and route accessibility.</w:t>
-      </w:r>
-    </w:p>
-    <w:p>
-      <w:pPr>
-        <w:spacing w:before="100" w:beforeAutospacing="1" w:after="100" w:afterAutospacing="1"/>
-      </w:pPr>
-      <w:r>
-        <w:t>All test cases were executed successfully, ensuring correctness and reliability of the application.</w:t>
-      </w:r>
-    </w:p>
-    <w:p>
-      <w:pPr>
-        <w:spacing w:before="100" w:beforeAutospacing="1" w:after="100" w:afterAutospacing="1"/>
-      </w:pPr>
-      <w:r>
-        <w:t>Automated testing ensures that new changes do not break existing functionality.</w:t>
-      </w:r>
-    </w:p>
-    <w:p>
-      <w:pPr>
-        <w:spacing w:before="100" w:beforeAutospacing="1" w:after="100" w:afterAutospacing="1"/>
-      </w:pPr>
-    </w:p>
-    <w:p>
-      <w:pPr>
-        <w:spacing w:before="100" w:beforeAutospacing="1" w:after="100" w:afterAutospacing="1"/>
+    </w:p>
+    <w:p>
+      <w:pPr>
+        <w:rPr>
+          <w:rFonts w:ascii="Times New Roman" w:eastAsia="Times New Roman" w:hAnsi="Times New Roman" w:cs="Times New Roman"/>
+          <w:sz w:val="24"/>
+          <w:szCs w:val="24"/>
+        </w:rPr>
+      </w:pPr>
+    </w:p>
+    <w:p>
+      <w:pPr>
+        <w:rPr>
+          <w:rFonts w:ascii="Times New Roman" w:eastAsia="Times New Roman" w:hAnsi="Times New Roman" w:cs="Times New Roman"/>
+          <w:sz w:val="24"/>
+          <w:szCs w:val="24"/>
+        </w:rPr>
       </w:pPr>
       <w:r>
         <w:rPr>
@@ -2409,10 +2416,10 @@
           <w:u w:val="single"/>
         </w:rPr>
         <w:drawing>
-          <wp:inline distT="0" distB="0" distL="0" distR="0" wp14:anchorId="133076A2" wp14:editId="4543D5A6">
-            <wp:extent cx="5943600" cy="3253105"/>
-            <wp:effectExtent l="0" t="0" r="0" b="4445"/>
-            <wp:docPr id="35" name="Picture 35"/>
+          <wp:inline distT="0" distB="0" distL="0" distR="0" wp14:anchorId="0745FCC2" wp14:editId="22FE54CD">
+            <wp:extent cx="5525311" cy="3106217"/>
+            <wp:effectExtent l="0" t="0" r="0" b="0"/>
+            <wp:docPr id="4" name="Picture 4"/>
             <wp:cNvGraphicFramePr>
               <a:graphicFrameLocks xmlns:a="http://schemas.openxmlformats.org/drawingml/2006/main" noChangeAspect="1"/>
             </wp:cNvGraphicFramePr>
@@ -2432,7 +2439,7 @@
                   <pic:spPr>
                     <a:xfrm>
                       <a:off x="0" y="0"/>
-                      <a:ext cx="5943600" cy="3253105"/>
+                      <a:ext cx="5525311" cy="3106217"/>
                     </a:xfrm>
                     <a:prstGeom prst="rect">
                       <a:avLst/>
@@ -2447,56 +2454,112 @@
     </w:p>
     <w:p>
       <w:pPr>
-        <w:spacing w:before="100" w:beforeAutospacing="1" w:after="100" w:afterAutospacing="1"/>
-      </w:pPr>
-      <w:r>
-        <w:rPr>
-          <w:b/>
-          <w:bCs/>
+        <w:pStyle w:val="Heading2"/>
+        <w:tabs>
+          <w:tab w:val="left" w:pos="205"/>
+        </w:tabs>
+        <w:spacing w:before="246"/>
+        <w:rPr>
           <w:color w:val="4F81BC"/>
           <w:spacing w:val="-8"/>
-          <w:sz w:val="26"/>
-          <w:szCs w:val="26"/>
           <w:u w:color="4F81BC"/>
         </w:rPr>
+      </w:pPr>
+    </w:p>
+    <w:p>
+      <w:pPr>
+        <w:pStyle w:val="Heading2"/>
+        <w:tabs>
+          <w:tab w:val="left" w:pos="205"/>
+        </w:tabs>
+        <w:spacing w:before="246"/>
+        <w:rPr>
+          <w:color w:val="4F81BC"/>
+          <w:spacing w:val="-8"/>
+          <w:u w:color="4F81BC"/>
+        </w:rPr>
+      </w:pPr>
+      <w:r>
+        <w:rPr>
+          <w:color w:val="4F81BC"/>
+          <w:spacing w:val="-8"/>
+          <w:u w:color="4F81BC"/>
+        </w:rPr>
         <w:lastRenderedPageBreak/>
-        <w:t>4.4 Continuous Integration using Jenkins</w:t>
-      </w:r>
-    </w:p>
-    <w:p>
-      <w:pPr>
-        <w:spacing w:before="100" w:beforeAutospacing="1" w:after="100" w:afterAutospacing="1"/>
-      </w:pPr>
-      <w:r>
-        <w:t xml:space="preserve">Jenkins was configured as the CI tool to automate the build and integration process. The pipeline was connected to the </w:t>
+        <w:t xml:space="preserve">4.5 </w:t>
       </w:r>
       <w:proofErr w:type="spellStart"/>
       <w:r>
-        <w:t>GitHub</w:t>
+        <w:rPr>
+          <w:color w:val="4F81BC"/>
+          <w:spacing w:val="-8"/>
+          <w:u w:color="4F81BC"/>
+        </w:rPr>
+        <w:t>Docker</w:t>
       </w:r>
       <w:proofErr w:type="spellEnd"/>
       <w:r>
-        <w:t xml:space="preserve"> repository.</w:t>
-      </w:r>
-    </w:p>
-    <w:p>
-      <w:pPr>
-        <w:spacing w:before="100" w:beforeAutospacing="1" w:after="100" w:afterAutospacing="1"/>
-      </w:pPr>
-      <w:r>
-        <w:t>Whenever changes were pushed, Jenkins triggered the pipeline to simulate automated build execution.</w:t>
-      </w:r>
-    </w:p>
-    <w:p>
-      <w:pPr>
-        <w:spacing w:before="100" w:beforeAutospacing="1" w:after="100" w:afterAutospacing="1"/>
-      </w:pPr>
-      <w:r>
-        <w:t>Due to local environment limitations, a simplified Jenkins pipeline was implemented while still demonstrating CI concepts.</w:t>
-      </w:r>
-    </w:p>
-    <w:p>
-      <w:pPr>
+        <w:rPr>
+          <w:color w:val="4F81BC"/>
+          <w:spacing w:val="-8"/>
+          <w:u w:color="4F81BC"/>
+        </w:rPr>
+        <w:t xml:space="preserve"> Containerization</w:t>
+      </w:r>
+    </w:p>
+    <w:p>
+      <w:pPr>
+        <w:spacing w:before="100" w:beforeAutospacing="1" w:after="100" w:afterAutospacing="1"/>
+      </w:pPr>
+    </w:p>
+    <w:p>
+      <w:pPr>
+        <w:spacing w:before="100" w:beforeAutospacing="1" w:after="100" w:afterAutospacing="1"/>
+      </w:pPr>
+      <w:r>
+        <w:t xml:space="preserve">The application was containerized using </w:t>
+      </w:r>
+      <w:proofErr w:type="spellStart"/>
+      <w:r>
+        <w:t>Docker</w:t>
+      </w:r>
+      <w:proofErr w:type="spellEnd"/>
+      <w:r>
+        <w:t xml:space="preserve"> by creating a </w:t>
+      </w:r>
+      <w:proofErr w:type="spellStart"/>
+      <w:r>
+        <w:t>Dockerfile</w:t>
+      </w:r>
+      <w:proofErr w:type="spellEnd"/>
+      <w:r>
+        <w:t xml:space="preserve">. The </w:t>
+      </w:r>
+      <w:proofErr w:type="spellStart"/>
+      <w:r>
+        <w:t>Docker</w:t>
+      </w:r>
+      <w:proofErr w:type="spellEnd"/>
+      <w:r>
+        <w:t xml:space="preserve"> image was successfully built and tested locally.</w:t>
+      </w:r>
+    </w:p>
+    <w:p>
+      <w:pPr>
+        <w:spacing w:before="100" w:beforeAutospacing="1" w:after="100" w:afterAutospacing="1"/>
+      </w:pPr>
+      <w:proofErr w:type="spellStart"/>
+      <w:r>
+        <w:t>Docker</w:t>
+      </w:r>
+      <w:proofErr w:type="spellEnd"/>
+      <w:r>
+        <w:t xml:space="preserve"> ensures that the application runs consistently across different environments by packaging all dependencies together.</w:t>
+      </w:r>
+    </w:p>
+    <w:p>
+      <w:pPr>
+        <w:spacing w:before="100" w:beforeAutospacing="1" w:after="100" w:afterAutospacing="1"/>
         <w:rPr>
           <w:rFonts w:ascii="Times New Roman" w:eastAsia="Times New Roman" w:hAnsi="Times New Roman" w:cs="Times New Roman"/>
           <w:sz w:val="24"/>
@@ -2510,10 +2573,62 @@
           <w:u w:val="single"/>
         </w:rPr>
         <w:drawing>
-          <wp:inline distT="0" distB="0" distL="0" distR="0" wp14:anchorId="64F418AD" wp14:editId="0363A248">
+          <wp:inline distT="0" distB="0" distL="0" distR="0" wp14:anchorId="1D273285" wp14:editId="03C9EBDE">
             <wp:extent cx="5943600" cy="3341370"/>
             <wp:effectExtent l="0" t="0" r="0" b="0"/>
-            <wp:docPr id="6" name="Picture 6"/>
+            <wp:docPr id="36" name="Picture 36"/>
+            <wp:cNvGraphicFramePr>
+              <a:graphicFrameLocks xmlns:a="http://schemas.openxmlformats.org/drawingml/2006/main" noChangeAspect="1"/>
+            </wp:cNvGraphicFramePr>
+            <a:graphic xmlns:a="http://schemas.openxmlformats.org/drawingml/2006/main">
+              <a:graphicData uri="http://schemas.openxmlformats.org/drawingml/2006/picture">
+                <pic:pic xmlns:pic="http://schemas.openxmlformats.org/drawingml/2006/picture">
+                  <pic:nvPicPr>
+                    <pic:cNvPr id="0" name=""/>
+                    <pic:cNvPicPr/>
+                  </pic:nvPicPr>
+                  <pic:blipFill>
+                    <a:blip r:embed="rId15"/>
+                    <a:stretch>
+                      <a:fillRect/>
+                    </a:stretch>
+                  </pic:blipFill>
+                  <pic:spPr>
+                    <a:xfrm>
+                      <a:off x="0" y="0"/>
+                      <a:ext cx="5943600" cy="3341370"/>
+                    </a:xfrm>
+                    <a:prstGeom prst="rect">
+                      <a:avLst/>
+                    </a:prstGeom>
+                  </pic:spPr>
+                </pic:pic>
+              </a:graphicData>
+            </a:graphic>
+          </wp:inline>
+        </w:drawing>
+      </w:r>
+    </w:p>
+    <w:p>
+      <w:pPr>
+        <w:spacing w:before="100" w:beforeAutospacing="1" w:after="100" w:afterAutospacing="1"/>
+        <w:rPr>
+          <w:rFonts w:ascii="Times New Roman" w:eastAsia="Times New Roman" w:hAnsi="Times New Roman" w:cs="Times New Roman"/>
+          <w:sz w:val="24"/>
+          <w:szCs w:val="24"/>
+        </w:rPr>
+      </w:pPr>
+      <w:r>
+        <w:rPr>
+          <w:rFonts w:asciiTheme="majorHAnsi" w:hAnsiTheme="majorHAnsi" w:cstheme="majorHAnsi"/>
+          <w:noProof/>
+          <w:u w:val="single"/>
+        </w:rPr>
+        <w:drawing>
+          <wp:inline distT="0" distB="0" distL="0" distR="0" wp14:anchorId="4ACFED7A" wp14:editId="25D62CA0">
+            <wp:extent cx="5525311" cy="3106217"/>
+            <wp:effectExtent l="0" t="0" r="0" b="0"/>
+            <wp:docPr id="13" name="Picture 13"/>
             <wp:cNvGraphicFramePr>
               <a:graphicFrameLocks xmlns:a="http://schemas.openxmlformats.org/drawingml/2006/main" noChangeAspect="1"/>
             </wp:cNvGraphicFramePr>
@@ -2533,7 +2648,7 @@
                   <pic:spPr>
                     <a:xfrm>
                       <a:off x="0" y="0"/>
-                      <a:ext cx="5943600" cy="3341370"/>
+                      <a:ext cx="5525311" cy="3106217"/>
                     </a:xfrm>
                     <a:prstGeom prst="rect">
                       <a:avLst/>
@@ -2548,24 +2663,7 @@
     </w:p>
     <w:p>
       <w:pPr>
-        <w:rPr>
-          <w:rFonts w:ascii="Times New Roman" w:eastAsia="Times New Roman" w:hAnsi="Times New Roman" w:cs="Times New Roman"/>
-          <w:sz w:val="24"/>
-          <w:szCs w:val="24"/>
-        </w:rPr>
-      </w:pPr>
-    </w:p>
-    <w:p>
-      <w:pPr>
-        <w:rPr>
-          <w:rFonts w:ascii="Times New Roman" w:eastAsia="Times New Roman" w:hAnsi="Times New Roman" w:cs="Times New Roman"/>
-          <w:sz w:val="24"/>
-          <w:szCs w:val="24"/>
-        </w:rPr>
-      </w:pPr>
-    </w:p>
-    <w:p>
-      <w:pPr>
+        <w:spacing w:before="100" w:beforeAutospacing="1" w:after="100" w:afterAutospacing="1"/>
         <w:rPr>
           <w:rFonts w:ascii="Times New Roman" w:eastAsia="Times New Roman" w:hAnsi="Times New Roman" w:cs="Times New Roman"/>
           <w:sz w:val="24"/>
@@ -2578,11 +2676,12 @@
           <w:noProof/>
           <w:u w:val="single"/>
         </w:rPr>
+        <w:lastRenderedPageBreak/>
         <w:drawing>
-          <wp:inline distT="0" distB="0" distL="0" distR="0" wp14:anchorId="0745FCC2" wp14:editId="22FE54CD">
-            <wp:extent cx="5525311" cy="3106217"/>
+          <wp:inline distT="0" distB="0" distL="0" distR="0" wp14:anchorId="1063814A" wp14:editId="5463BAB0">
+            <wp:extent cx="5943600" cy="3341370"/>
             <wp:effectExtent l="0" t="0" r="0" b="0"/>
-            <wp:docPr id="4" name="Picture 4"/>
+            <wp:docPr id="5" name="Picture 5"/>
             <wp:cNvGraphicFramePr>
               <a:graphicFrameLocks xmlns:a="http://schemas.openxmlformats.org/drawingml/2006/main" noChangeAspect="1"/>
             </wp:cNvGraphicFramePr>
@@ -2602,163 +2701,6 @@
                   <pic:spPr>
                     <a:xfrm>
                       <a:off x="0" y="0"/>
-                      <a:ext cx="5525311" cy="3106217"/>
-                    </a:xfrm>
-                    <a:prstGeom prst="rect">
-                      <a:avLst/>
-                    </a:prstGeom>
-                  </pic:spPr>
-                </pic:pic>
-              </a:graphicData>
-            </a:graphic>
-          </wp:inline>
-        </w:drawing>
-      </w:r>
-    </w:p>
-    <w:p>
-      <w:pPr>
-        <w:pStyle w:val="Heading2"/>
-        <w:tabs>
-          <w:tab w:val="left" w:pos="205"/>
-        </w:tabs>
-        <w:spacing w:before="246"/>
-        <w:rPr>
-          <w:color w:val="4F81BC"/>
-          <w:spacing w:val="-8"/>
-          <w:u w:color="4F81BC"/>
-        </w:rPr>
-      </w:pPr>
-    </w:p>
-    <w:p>
-      <w:pPr>
-        <w:pStyle w:val="Heading2"/>
-        <w:tabs>
-          <w:tab w:val="left" w:pos="205"/>
-        </w:tabs>
-        <w:spacing w:before="246"/>
-        <w:rPr>
-          <w:color w:val="4F81BC"/>
-          <w:spacing w:val="-8"/>
-          <w:u w:color="4F81BC"/>
-        </w:rPr>
-      </w:pPr>
-      <w:r>
-        <w:rPr>
-          <w:color w:val="4F81BC"/>
-          <w:spacing w:val="-8"/>
-          <w:u w:color="4F81BC"/>
-        </w:rPr>
-        <w:lastRenderedPageBreak/>
-        <w:t xml:space="preserve">4.5 </w:t>
-      </w:r>
-      <w:proofErr w:type="spellStart"/>
-      <w:r>
-        <w:rPr>
-          <w:color w:val="4F81BC"/>
-          <w:spacing w:val="-8"/>
-          <w:u w:color="4F81BC"/>
-        </w:rPr>
-        <w:t>Docker</w:t>
-      </w:r>
-      <w:proofErr w:type="spellEnd"/>
-      <w:r>
-        <w:rPr>
-          <w:color w:val="4F81BC"/>
-          <w:spacing w:val="-8"/>
-          <w:u w:color="4F81BC"/>
-        </w:rPr>
-        <w:t xml:space="preserve"> Containerization</w:t>
-      </w:r>
-    </w:p>
-    <w:p>
-      <w:pPr>
-        <w:spacing w:before="100" w:beforeAutospacing="1" w:after="100" w:afterAutospacing="1"/>
-      </w:pPr>
-    </w:p>
-    <w:p>
-      <w:pPr>
-        <w:spacing w:before="100" w:beforeAutospacing="1" w:after="100" w:afterAutospacing="1"/>
-      </w:pPr>
-      <w:r>
-        <w:t xml:space="preserve">The application was containerized using </w:t>
-      </w:r>
-      <w:proofErr w:type="spellStart"/>
-      <w:r>
-        <w:t>Docker</w:t>
-      </w:r>
-      <w:proofErr w:type="spellEnd"/>
-      <w:r>
-        <w:t xml:space="preserve"> by creating a </w:t>
-      </w:r>
-      <w:proofErr w:type="spellStart"/>
-      <w:r>
-        <w:t>Dockerfile</w:t>
-      </w:r>
-      <w:proofErr w:type="spellEnd"/>
-      <w:r>
-        <w:t xml:space="preserve">. The </w:t>
-      </w:r>
-      <w:proofErr w:type="spellStart"/>
-      <w:r>
-        <w:t>Docker</w:t>
-      </w:r>
-      <w:proofErr w:type="spellEnd"/>
-      <w:r>
-        <w:t xml:space="preserve"> image was successfully built and tested locally.</w:t>
-      </w:r>
-    </w:p>
-    <w:p>
-      <w:pPr>
-        <w:spacing w:before="100" w:beforeAutospacing="1" w:after="100" w:afterAutospacing="1"/>
-      </w:pPr>
-      <w:proofErr w:type="spellStart"/>
-      <w:r>
-        <w:t>Docker</w:t>
-      </w:r>
-      <w:proofErr w:type="spellEnd"/>
-      <w:r>
-        <w:t xml:space="preserve"> ensures that the application runs consistently across different environments by packaging all dependencies together.</w:t>
-      </w:r>
-    </w:p>
-    <w:p>
-      <w:pPr>
-        <w:spacing w:before="100" w:beforeAutospacing="1" w:after="100" w:afterAutospacing="1"/>
-        <w:rPr>
-          <w:rFonts w:ascii="Times New Roman" w:eastAsia="Times New Roman" w:hAnsi="Times New Roman" w:cs="Times New Roman"/>
-          <w:sz w:val="24"/>
-          <w:szCs w:val="24"/>
-        </w:rPr>
-      </w:pPr>
-      <w:r>
-        <w:rPr>
-          <w:rFonts w:asciiTheme="majorHAnsi" w:hAnsiTheme="majorHAnsi" w:cstheme="majorHAnsi"/>
-          <w:noProof/>
-          <w:u w:val="single"/>
-        </w:rPr>
-        <w:drawing>
-          <wp:inline distT="0" distB="0" distL="0" distR="0" wp14:anchorId="1D273285" wp14:editId="03C9EBDE">
-            <wp:extent cx="5943600" cy="3341370"/>
-            <wp:effectExtent l="0" t="0" r="0" b="0"/>
-            <wp:docPr id="36" name="Picture 36"/>
-            <wp:cNvGraphicFramePr>
-              <a:graphicFrameLocks xmlns:a="http://schemas.openxmlformats.org/drawingml/2006/main" noChangeAspect="1"/>
-            </wp:cNvGraphicFramePr>
-            <a:graphic xmlns:a="http://schemas.openxmlformats.org/drawingml/2006/main">
-              <a:graphicData uri="http://schemas.openxmlformats.org/drawingml/2006/picture">
-                <pic:pic xmlns:pic="http://schemas.openxmlformats.org/drawingml/2006/picture">
-                  <pic:nvPicPr>
-                    <pic:cNvPr id="0" name=""/>
-                    <pic:cNvPicPr/>
-                  </pic:nvPicPr>
-                  <pic:blipFill>
-                    <a:blip r:embed="rId17"/>
-                    <a:stretch>
-                      <a:fillRect/>
-                    </a:stretch>
-                  </pic:blipFill>
-                  <pic:spPr>
-                    <a:xfrm>
-                      <a:off x="0" y="0"/>
                       <a:ext cx="5943600" cy="3341370"/>
                     </a:xfrm>
                     <a:prstGeom prst="rect">
@@ -2774,6 +2716,95 @@
     </w:p>
     <w:p>
       <w:pPr>
+        <w:rPr>
+          <w:rFonts w:ascii="Times New Roman" w:eastAsia="Times New Roman" w:hAnsi="Times New Roman" w:cs="Times New Roman"/>
+          <w:sz w:val="24"/>
+          <w:szCs w:val="24"/>
+        </w:rPr>
+      </w:pPr>
+    </w:p>
+    <w:p>
+      <w:pPr>
+        <w:pStyle w:val="Heading2"/>
+        <w:tabs>
+          <w:tab w:val="left" w:pos="205"/>
+        </w:tabs>
+        <w:spacing w:before="246"/>
+        <w:rPr>
+          <w:color w:val="4F81BC"/>
+          <w:spacing w:val="-8"/>
+          <w:u w:color="4F81BC"/>
+        </w:rPr>
+      </w:pPr>
+      <w:r>
+        <w:rPr>
+          <w:color w:val="4F81BC"/>
+          <w:spacing w:val="-8"/>
+          <w:u w:color="4F81BC"/>
+        </w:rPr>
+        <w:t xml:space="preserve">4.6 </w:t>
+      </w:r>
+      <w:proofErr w:type="spellStart"/>
+      <w:r>
+        <w:rPr>
+          <w:color w:val="4F81BC"/>
+          <w:spacing w:val="-8"/>
+          <w:u w:color="4F81BC"/>
+        </w:rPr>
+        <w:t>Docker</w:t>
+      </w:r>
+      <w:proofErr w:type="spellEnd"/>
+      <w:r>
+        <w:rPr>
+          <w:color w:val="4F81BC"/>
+          <w:spacing w:val="-8"/>
+          <w:u w:color="4F81BC"/>
+        </w:rPr>
+        <w:t xml:space="preserve"> Hub Integration</w:t>
+      </w:r>
+    </w:p>
+    <w:p>
+      <w:pPr>
+        <w:spacing w:before="100" w:beforeAutospacing="1" w:after="100" w:afterAutospacing="1"/>
+      </w:pPr>
+      <w:r>
+        <w:t xml:space="preserve">The </w:t>
+      </w:r>
+      <w:proofErr w:type="spellStart"/>
+      <w:r>
+        <w:t>Docker</w:t>
+      </w:r>
+      <w:proofErr w:type="spellEnd"/>
+      <w:r>
+        <w:t xml:space="preserve"> image was tagged and pushed to </w:t>
+      </w:r>
+      <w:proofErr w:type="spellStart"/>
+      <w:r>
+        <w:t>Docker</w:t>
+      </w:r>
+      <w:proofErr w:type="spellEnd"/>
+      <w:r>
+        <w:t xml:space="preserve"> Hub repository.</w:t>
+      </w:r>
+    </w:p>
+    <w:p>
+      <w:pPr>
+        <w:spacing w:before="100" w:beforeAutospacing="1" w:after="100" w:afterAutospacing="1"/>
+      </w:pPr>
+      <w:proofErr w:type="spellStart"/>
+      <w:r>
+        <w:t>Docker</w:t>
+      </w:r>
+      <w:proofErr w:type="spellEnd"/>
+      <w:r>
+        <w:t xml:space="preserve"> Hub acts as a centralized platform for storing and managing container images, making deployment easier and scalable.</w:t>
+      </w:r>
+      <w:r>
+        <w:t>]</w:t>
+      </w:r>
+    </w:p>
+    <w:p>
+      <w:pPr>
         <w:spacing w:before="100" w:beforeAutospacing="1" w:after="100" w:afterAutospacing="1"/>
         <w:rPr>
           <w:rFonts w:ascii="Times New Roman" w:eastAsia="Times New Roman" w:hAnsi="Times New Roman" w:cs="Times New Roman"/>
@@ -2788,10 +2819,10 @@
           <w:u w:val="single"/>
         </w:rPr>
         <w:drawing>
-          <wp:inline distT="0" distB="0" distL="0" distR="0" wp14:anchorId="4ACFED7A" wp14:editId="25D62CA0">
-            <wp:extent cx="5525311" cy="3106217"/>
+          <wp:inline distT="0" distB="0" distL="0" distR="0" wp14:anchorId="6E917161" wp14:editId="5CB77C84">
+            <wp:extent cx="5943600" cy="3341370"/>
             <wp:effectExtent l="0" t="0" r="0" b="0"/>
-            <wp:docPr id="13" name="Picture 13"/>
+            <wp:docPr id="9" name="Picture 9"/>
             <wp:cNvGraphicFramePr>
               <a:graphicFrameLocks xmlns:a="http://schemas.openxmlformats.org/drawingml/2006/main" noChangeAspect="1"/>
             </wp:cNvGraphicFramePr>
@@ -2811,7 +2842,7 @@
                   <pic:spPr>
                     <a:xfrm>
                       <a:off x="0" y="0"/>
-                      <a:ext cx="5525311" cy="3106217"/>
+                      <a:ext cx="5943600" cy="3341370"/>
                     </a:xfrm>
                     <a:prstGeom prst="rect">
                       <a:avLst/>
@@ -2841,10 +2872,10 @@
         </w:rPr>
         <w:lastRenderedPageBreak/>
         <w:drawing>
-          <wp:inline distT="0" distB="0" distL="0" distR="0" wp14:anchorId="1063814A" wp14:editId="5463BAB0">
-            <wp:extent cx="5943600" cy="3341370"/>
+          <wp:inline distT="0" distB="0" distL="0" distR="0" wp14:anchorId="070C16C0" wp14:editId="75D16C6F">
+            <wp:extent cx="5943600" cy="3145790"/>
             <wp:effectExtent l="0" t="0" r="0" b="0"/>
-            <wp:docPr id="5" name="Picture 5"/>
+            <wp:docPr id="7" name="Picture 7"/>
             <wp:cNvGraphicFramePr>
               <a:graphicFrameLocks xmlns:a="http://schemas.openxmlformats.org/drawingml/2006/main" noChangeAspect="1"/>
             </wp:cNvGraphicFramePr>
@@ -2864,7 +2895,7 @@
                   <pic:spPr>
                     <a:xfrm>
                       <a:off x="0" y="0"/>
-                      <a:ext cx="5943600" cy="3341370"/>
+                      <a:ext cx="5943600" cy="3145790"/>
                     </a:xfrm>
                     <a:prstGeom prst="rect">
                       <a:avLst/>
@@ -2879,95 +2910,6 @@
     </w:p>
     <w:p>
       <w:pPr>
-        <w:rPr>
-          <w:rFonts w:ascii="Times New Roman" w:eastAsia="Times New Roman" w:hAnsi="Times New Roman" w:cs="Times New Roman"/>
-          <w:sz w:val="24"/>
-          <w:szCs w:val="24"/>
-        </w:rPr>
-      </w:pPr>
-    </w:p>
-    <w:p>
-      <w:pPr>
-        <w:pStyle w:val="Heading2"/>
-        <w:tabs>
-          <w:tab w:val="left" w:pos="205"/>
-        </w:tabs>
-        <w:spacing w:before="246"/>
-        <w:rPr>
-          <w:color w:val="4F81BC"/>
-          <w:spacing w:val="-8"/>
-          <w:u w:color="4F81BC"/>
-        </w:rPr>
-      </w:pPr>
-      <w:r>
-        <w:rPr>
-          <w:color w:val="4F81BC"/>
-          <w:spacing w:val="-8"/>
-          <w:u w:color="4F81BC"/>
-        </w:rPr>
-        <w:t xml:space="preserve">4.6 </w:t>
-      </w:r>
-      <w:proofErr w:type="spellStart"/>
-      <w:r>
-        <w:rPr>
-          <w:color w:val="4F81BC"/>
-          <w:spacing w:val="-8"/>
-          <w:u w:color="4F81BC"/>
-        </w:rPr>
-        <w:t>Docker</w:t>
-      </w:r>
-      <w:proofErr w:type="spellEnd"/>
-      <w:r>
-        <w:rPr>
-          <w:color w:val="4F81BC"/>
-          <w:spacing w:val="-8"/>
-          <w:u w:color="4F81BC"/>
-        </w:rPr>
-        <w:t xml:space="preserve"> Hub Integration</w:t>
-      </w:r>
-    </w:p>
-    <w:p>
-      <w:pPr>
-        <w:spacing w:before="100" w:beforeAutospacing="1" w:after="100" w:afterAutospacing="1"/>
-      </w:pPr>
-      <w:r>
-        <w:t xml:space="preserve">The </w:t>
-      </w:r>
-      <w:proofErr w:type="spellStart"/>
-      <w:r>
-        <w:t>Docker</w:t>
-      </w:r>
-      <w:proofErr w:type="spellEnd"/>
-      <w:r>
-        <w:t xml:space="preserve"> image was tagged and pushed to </w:t>
-      </w:r>
-      <w:proofErr w:type="spellStart"/>
-      <w:r>
-        <w:t>Docker</w:t>
-      </w:r>
-      <w:proofErr w:type="spellEnd"/>
-      <w:r>
-        <w:t xml:space="preserve"> Hub repository.</w:t>
-      </w:r>
-    </w:p>
-    <w:p>
-      <w:pPr>
-        <w:spacing w:before="100" w:beforeAutospacing="1" w:after="100" w:afterAutospacing="1"/>
-      </w:pPr>
-      <w:proofErr w:type="spellStart"/>
-      <w:r>
-        <w:t>Docker</w:t>
-      </w:r>
-      <w:proofErr w:type="spellEnd"/>
-      <w:r>
-        <w:t xml:space="preserve"> Hub acts as a centralized platform for storing and managing container images, making deployment easier and scalable.</w:t>
-      </w:r>
-      <w:r>
-        <w:t>]</w:t>
-      </w:r>
-    </w:p>
-    <w:p>
-      <w:pPr>
         <w:spacing w:before="100" w:beforeAutospacing="1" w:after="100" w:afterAutospacing="1"/>
         <w:rPr>
           <w:rFonts w:ascii="Times New Roman" w:eastAsia="Times New Roman" w:hAnsi="Times New Roman" w:cs="Times New Roman"/>
@@ -2982,10 +2924,10 @@
           <w:u w:val="single"/>
         </w:rPr>
         <w:drawing>
-          <wp:inline distT="0" distB="0" distL="0" distR="0" wp14:anchorId="6E917161" wp14:editId="5CB77C84">
+          <wp:inline distT="0" distB="0" distL="0" distR="0" wp14:anchorId="6D85F36B" wp14:editId="46D8303B">
             <wp:extent cx="5943600" cy="3341370"/>
             <wp:effectExtent l="0" t="0" r="0" b="0"/>
-            <wp:docPr id="9" name="Picture 9"/>
+            <wp:docPr id="8" name="Picture 8"/>
             <wp:cNvGraphicFramePr>
               <a:graphicFrameLocks xmlns:a="http://schemas.openxmlformats.org/drawingml/2006/main" noChangeAspect="1"/>
             </wp:cNvGraphicFramePr>
@@ -3020,7 +2962,183 @@
     </w:p>
     <w:p>
       <w:pPr>
-        <w:spacing w:before="100" w:beforeAutospacing="1" w:after="100" w:afterAutospacing="1"/>
+        <w:rPr>
+          <w:rFonts w:ascii="Times New Roman" w:eastAsia="Times New Roman" w:hAnsi="Times New Roman" w:cs="Times New Roman"/>
+          <w:sz w:val="24"/>
+          <w:szCs w:val="24"/>
+        </w:rPr>
+      </w:pPr>
+    </w:p>
+    <w:p>
+      <w:pPr>
+        <w:pStyle w:val="Heading2"/>
+        <w:tabs>
+          <w:tab w:val="left" w:pos="205"/>
+        </w:tabs>
+        <w:spacing w:before="246"/>
+        <w:rPr>
+          <w:color w:val="4F81BC"/>
+          <w:spacing w:val="-8"/>
+          <w:u w:color="4F81BC"/>
+        </w:rPr>
+      </w:pPr>
+      <w:r>
+        <w:rPr>
+          <w:color w:val="4F81BC"/>
+          <w:spacing w:val="-8"/>
+          <w:u w:color="4F81BC"/>
+        </w:rPr>
+        <w:t xml:space="preserve">4.7 </w:t>
+      </w:r>
+      <w:proofErr w:type="spellStart"/>
+      <w:r>
+        <w:rPr>
+          <w:color w:val="4F81BC"/>
+          <w:spacing w:val="-8"/>
+          <w:u w:color="4F81BC"/>
+        </w:rPr>
+        <w:t>Kubernetes</w:t>
+      </w:r>
+      <w:proofErr w:type="spellEnd"/>
+      <w:r>
+        <w:rPr>
+          <w:color w:val="4F81BC"/>
+          <w:spacing w:val="-8"/>
+          <w:u w:color="4F81BC"/>
+        </w:rPr>
+        <w:t xml:space="preserve"> Deployment</w:t>
+      </w:r>
+    </w:p>
+    <w:p>
+      <w:pPr>
+        <w:spacing w:before="100" w:beforeAutospacing="1" w:after="100" w:afterAutospacing="1"/>
+      </w:pPr>
+      <w:r>
+        <w:t xml:space="preserve">The containerized application was deployed using </w:t>
+      </w:r>
+      <w:proofErr w:type="spellStart"/>
+      <w:r>
+        <w:t>Kubernetes</w:t>
+      </w:r>
+      <w:proofErr w:type="spellEnd"/>
+      <w:r>
+        <w:t>. Deployment and Service YAML files were created and applied successfully.</w:t>
+      </w:r>
+    </w:p>
+    <w:p>
+      <w:pPr>
+        <w:pStyle w:val="ListParagraph"/>
+        <w:numPr>
+          <w:ilvl w:val="0"/>
+          <w:numId w:val="27"/>
+        </w:numPr>
+        <w:spacing w:before="100" w:beforeAutospacing="1" w:after="100" w:afterAutospacing="1"/>
+        <w:rPr>
+          <w:u w:val="none"/>
+        </w:rPr>
+      </w:pPr>
+      <w:r>
+        <w:rPr>
+          <w:u w:val="none"/>
+        </w:rPr>
+        <w:t xml:space="preserve">Multiple pods were running </w:t>
+      </w:r>
+    </w:p>
+    <w:p>
+      <w:pPr>
+        <w:pStyle w:val="ListParagraph"/>
+        <w:numPr>
+          <w:ilvl w:val="0"/>
+          <w:numId w:val="27"/>
+        </w:numPr>
+        <w:spacing w:before="100" w:beforeAutospacing="1" w:after="100" w:afterAutospacing="1"/>
+        <w:rPr>
+          <w:u w:val="none"/>
+        </w:rPr>
+      </w:pPr>
+      <w:r>
+        <w:rPr>
+          <w:u w:val="none"/>
+        </w:rPr>
+        <w:t xml:space="preserve">Service was exposed using </w:t>
+      </w:r>
+      <w:proofErr w:type="spellStart"/>
+      <w:r>
+        <w:rPr>
+          <w:u w:val="none"/>
+        </w:rPr>
+        <w:t>NodePort</w:t>
+      </w:r>
+      <w:proofErr w:type="spellEnd"/>
+      <w:r>
+        <w:rPr>
+          <w:u w:val="none"/>
+        </w:rPr>
+        <w:t xml:space="preserve"> </w:t>
+      </w:r>
+    </w:p>
+    <w:p>
+      <w:pPr>
+        <w:pStyle w:val="ListParagraph"/>
+        <w:numPr>
+          <w:ilvl w:val="0"/>
+          <w:numId w:val="27"/>
+        </w:numPr>
+        <w:spacing w:before="100" w:beforeAutospacing="1" w:after="100" w:afterAutospacing="1"/>
+        <w:rPr>
+          <w:u w:val="none"/>
+        </w:rPr>
+      </w:pPr>
+      <w:r>
+        <w:rPr>
+          <w:u w:val="none"/>
+        </w:rPr>
+        <w:t xml:space="preserve">Application was accessed using </w:t>
+      </w:r>
+      <w:proofErr w:type="spellStart"/>
+      <w:r>
+        <w:rPr>
+          <w:u w:val="none"/>
+        </w:rPr>
+        <w:t>Kubernetes</w:t>
+      </w:r>
+      <w:proofErr w:type="spellEnd"/>
+      <w:r>
+        <w:rPr>
+          <w:u w:val="none"/>
+        </w:rPr>
+        <w:t xml:space="preserve"> proxy </w:t>
+      </w:r>
+    </w:p>
+    <w:p>
+      <w:pPr>
+        <w:pStyle w:val="ListParagraph"/>
+        <w:numPr>
+          <w:ilvl w:val="0"/>
+          <w:numId w:val="27"/>
+        </w:numPr>
+        <w:spacing w:before="100" w:beforeAutospacing="1" w:after="100" w:afterAutospacing="1"/>
+        <w:rPr>
+          <w:u w:val="none"/>
+        </w:rPr>
+      </w:pPr>
+      <w:proofErr w:type="spellStart"/>
+      <w:r>
+        <w:rPr>
+          <w:u w:val="none"/>
+        </w:rPr>
+        <w:t>Kubernetes</w:t>
+      </w:r>
+      <w:proofErr w:type="spellEnd"/>
+      <w:r>
+        <w:rPr>
+          <w:u w:val="none"/>
+        </w:rPr>
+        <w:t xml:space="preserve"> ensured high availability and automatic recovery of the application.</w:t>
+      </w:r>
+    </w:p>
+    <w:p>
+      <w:pPr>
         <w:rPr>
           <w:rFonts w:ascii="Times New Roman" w:eastAsia="Times New Roman" w:hAnsi="Times New Roman" w:cs="Times New Roman"/>
           <w:sz w:val="24"/>
@@ -3035,10 +3153,10 @@
         </w:rPr>
         <w:lastRenderedPageBreak/>
         <w:drawing>
-          <wp:inline distT="0" distB="0" distL="0" distR="0" wp14:anchorId="070C16C0" wp14:editId="75D16C6F">
-            <wp:extent cx="5943600" cy="3145790"/>
+          <wp:inline distT="0" distB="0" distL="0" distR="0" wp14:anchorId="57D92E6A" wp14:editId="41D68A79">
+            <wp:extent cx="5704885" cy="3207170"/>
             <wp:effectExtent l="0" t="0" r="0" b="0"/>
-            <wp:docPr id="7" name="Picture 7"/>
+            <wp:docPr id="10" name="Picture 10"/>
             <wp:cNvGraphicFramePr>
               <a:graphicFrameLocks xmlns:a="http://schemas.openxmlformats.org/drawingml/2006/main" noChangeAspect="1"/>
             </wp:cNvGraphicFramePr>
@@ -3058,7 +3176,7 @@
                   <pic:spPr>
                     <a:xfrm>
                       <a:off x="0" y="0"/>
-                      <a:ext cx="5943600" cy="3145790"/>
+                      <a:ext cx="5703131" cy="3206184"/>
                     </a:xfrm>
                     <a:prstGeom prst="rect">
                       <a:avLst/>
@@ -3073,7 +3191,33 @@
     </w:p>
     <w:p>
       <w:pPr>
-        <w:spacing w:before="100" w:beforeAutospacing="1" w:after="100" w:afterAutospacing="1"/>
+        <w:rPr>
+          <w:rFonts w:ascii="Times New Roman" w:eastAsia="Times New Roman" w:hAnsi="Times New Roman" w:cs="Times New Roman"/>
+          <w:sz w:val="24"/>
+          <w:szCs w:val="24"/>
+        </w:rPr>
+      </w:pPr>
+    </w:p>
+    <w:p>
+      <w:pPr>
+        <w:rPr>
+          <w:rFonts w:ascii="Times New Roman" w:eastAsia="Times New Roman" w:hAnsi="Times New Roman" w:cs="Times New Roman"/>
+          <w:sz w:val="24"/>
+          <w:szCs w:val="24"/>
+        </w:rPr>
+      </w:pPr>
+    </w:p>
+    <w:p>
+      <w:pPr>
+        <w:rPr>
+          <w:rFonts w:ascii="Times New Roman" w:eastAsia="Times New Roman" w:hAnsi="Times New Roman" w:cs="Times New Roman"/>
+          <w:sz w:val="24"/>
+          <w:szCs w:val="24"/>
+        </w:rPr>
+      </w:pPr>
+    </w:p>
+    <w:p>
+      <w:pPr>
         <w:rPr>
           <w:rFonts w:ascii="Times New Roman" w:eastAsia="Times New Roman" w:hAnsi="Times New Roman" w:cs="Times New Roman"/>
           <w:sz w:val="24"/>
@@ -3087,10 +3231,10 @@
           <w:u w:val="single"/>
         </w:rPr>
         <w:drawing>
-          <wp:inline distT="0" distB="0" distL="0" distR="0" wp14:anchorId="6D85F36B" wp14:editId="46D8303B">
+          <wp:inline distT="0" distB="0" distL="0" distR="0" wp14:anchorId="7B0334AB" wp14:editId="450886F2">
             <wp:extent cx="5943600" cy="3341370"/>
             <wp:effectExtent l="0" t="0" r="0" b="0"/>
-            <wp:docPr id="8" name="Picture 8"/>
+            <wp:docPr id="11" name="Picture 11"/>
             <wp:cNvGraphicFramePr>
               <a:graphicFrameLocks xmlns:a="http://schemas.openxmlformats.org/drawingml/2006/main" noChangeAspect="1"/>
             </wp:cNvGraphicFramePr>
@@ -3131,183 +3275,6 @@
           <w:szCs w:val="24"/>
         </w:rPr>
       </w:pPr>
-    </w:p>
-    <w:p>
-      <w:pPr>
-        <w:pStyle w:val="Heading2"/>
-        <w:tabs>
-          <w:tab w:val="left" w:pos="205"/>
-        </w:tabs>
-        <w:spacing w:before="246"/>
-        <w:rPr>
-          <w:color w:val="4F81BC"/>
-          <w:spacing w:val="-8"/>
-          <w:u w:color="4F81BC"/>
-        </w:rPr>
-      </w:pPr>
-      <w:r>
-        <w:rPr>
-          <w:color w:val="4F81BC"/>
-          <w:spacing w:val="-8"/>
-          <w:u w:color="4F81BC"/>
-        </w:rPr>
-        <w:t xml:space="preserve">4.7 </w:t>
-      </w:r>
-      <w:proofErr w:type="spellStart"/>
-      <w:r>
-        <w:rPr>
-          <w:color w:val="4F81BC"/>
-          <w:spacing w:val="-8"/>
-          <w:u w:color="4F81BC"/>
-        </w:rPr>
-        <w:t>Kubernetes</w:t>
-      </w:r>
-      <w:proofErr w:type="spellEnd"/>
-      <w:r>
-        <w:rPr>
-          <w:color w:val="4F81BC"/>
-          <w:spacing w:val="-8"/>
-          <w:u w:color="4F81BC"/>
-        </w:rPr>
-        <w:t xml:space="preserve"> Deployment</w:t>
-      </w:r>
-    </w:p>
-    <w:p>
-      <w:pPr>
-        <w:spacing w:before="100" w:beforeAutospacing="1" w:after="100" w:afterAutospacing="1"/>
-      </w:pPr>
-      <w:r>
-        <w:t xml:space="preserve">The containerized application was deployed using </w:t>
-      </w:r>
-      <w:proofErr w:type="spellStart"/>
-      <w:r>
-        <w:t>Kubernetes</w:t>
-      </w:r>
-      <w:proofErr w:type="spellEnd"/>
-      <w:r>
-        <w:t>. Deployment and Service YAML files were created and applied successfully.</w:t>
-      </w:r>
-    </w:p>
-    <w:p>
-      <w:pPr>
-        <w:pStyle w:val="ListParagraph"/>
-        <w:numPr>
-          <w:ilvl w:val="0"/>
-          <w:numId w:val="27"/>
-        </w:numPr>
-        <w:spacing w:before="100" w:beforeAutospacing="1" w:after="100" w:afterAutospacing="1"/>
-        <w:rPr>
-          <w:u w:val="none"/>
-        </w:rPr>
-      </w:pPr>
-      <w:r>
-        <w:rPr>
-          <w:u w:val="none"/>
-        </w:rPr>
-        <w:t xml:space="preserve">Multiple pods were running </w:t>
-      </w:r>
-    </w:p>
-    <w:p>
-      <w:pPr>
-        <w:pStyle w:val="ListParagraph"/>
-        <w:numPr>
-          <w:ilvl w:val="0"/>
-          <w:numId w:val="27"/>
-        </w:numPr>
-        <w:spacing w:before="100" w:beforeAutospacing="1" w:after="100" w:afterAutospacing="1"/>
-        <w:rPr>
-          <w:u w:val="none"/>
-        </w:rPr>
-      </w:pPr>
-      <w:r>
-        <w:rPr>
-          <w:u w:val="none"/>
-        </w:rPr>
-        <w:t xml:space="preserve">Service was exposed using </w:t>
-      </w:r>
-      <w:proofErr w:type="spellStart"/>
-      <w:r>
-        <w:rPr>
-          <w:u w:val="none"/>
-        </w:rPr>
-        <w:t>NodePort</w:t>
-      </w:r>
-      <w:proofErr w:type="spellEnd"/>
-      <w:r>
-        <w:rPr>
-          <w:u w:val="none"/>
-        </w:rPr>
-        <w:t xml:space="preserve"> </w:t>
-      </w:r>
-    </w:p>
-    <w:p>
-      <w:pPr>
-        <w:pStyle w:val="ListParagraph"/>
-        <w:numPr>
-          <w:ilvl w:val="0"/>
-          <w:numId w:val="27"/>
-        </w:numPr>
-        <w:spacing w:before="100" w:beforeAutospacing="1" w:after="100" w:afterAutospacing="1"/>
-        <w:rPr>
-          <w:u w:val="none"/>
-        </w:rPr>
-      </w:pPr>
-      <w:r>
-        <w:rPr>
-          <w:u w:val="none"/>
-        </w:rPr>
-        <w:t xml:space="preserve">Application was accessed using </w:t>
-      </w:r>
-      <w:proofErr w:type="spellStart"/>
-      <w:r>
-        <w:rPr>
-          <w:u w:val="none"/>
-        </w:rPr>
-        <w:t>Kubernetes</w:t>
-      </w:r>
-      <w:proofErr w:type="spellEnd"/>
-      <w:r>
-        <w:rPr>
-          <w:u w:val="none"/>
-        </w:rPr>
-        <w:t xml:space="preserve"> proxy </w:t>
-      </w:r>
-    </w:p>
-    <w:p>
-      <w:pPr>
-        <w:pStyle w:val="ListParagraph"/>
-        <w:numPr>
-          <w:ilvl w:val="0"/>
-          <w:numId w:val="27"/>
-        </w:numPr>
-        <w:spacing w:before="100" w:beforeAutospacing="1" w:after="100" w:afterAutospacing="1"/>
-        <w:rPr>
-          <w:u w:val="none"/>
-        </w:rPr>
-      </w:pPr>
-      <w:proofErr w:type="spellStart"/>
-      <w:r>
-        <w:rPr>
-          <w:u w:val="none"/>
-        </w:rPr>
-        <w:t>Kubernetes</w:t>
-      </w:r>
-      <w:proofErr w:type="spellEnd"/>
-      <w:r>
-        <w:rPr>
-          <w:u w:val="none"/>
-        </w:rPr>
-        <w:t xml:space="preserve"> ensured high availability and automatic recovery of the application.</w:t>
-      </w:r>
-    </w:p>
-    <w:p>
-      <w:pPr>
-        <w:rPr>
-          <w:rFonts w:ascii="Times New Roman" w:eastAsia="Times New Roman" w:hAnsi="Times New Roman" w:cs="Times New Roman"/>
-          <w:sz w:val="24"/>
-          <w:szCs w:val="24"/>
-        </w:rPr>
-      </w:pPr>
       <w:r>
         <w:rPr>
           <w:rFonts w:asciiTheme="majorHAnsi" w:hAnsiTheme="majorHAnsi" w:cstheme="majorHAnsi"/>
@@ -3316,10 +3283,10 @@
         </w:rPr>
         <w:lastRenderedPageBreak/>
         <w:drawing>
-          <wp:inline distT="0" distB="0" distL="0" distR="0" wp14:anchorId="57D92E6A" wp14:editId="41D68A79">
-            <wp:extent cx="5704885" cy="3207170"/>
+          <wp:inline distT="0" distB="0" distL="0" distR="0" wp14:anchorId="2385CFFA" wp14:editId="5F887891">
+            <wp:extent cx="5381204" cy="2860202"/>
             <wp:effectExtent l="0" t="0" r="0" b="0"/>
-            <wp:docPr id="10" name="Picture 10"/>
+            <wp:docPr id="12" name="Picture 12"/>
             <wp:cNvGraphicFramePr>
               <a:graphicFrameLocks xmlns:a="http://schemas.openxmlformats.org/drawingml/2006/main" noChangeAspect="1"/>
             </wp:cNvGraphicFramePr>
@@ -3339,7 +3306,7 @@
                   <pic:spPr>
                     <a:xfrm>
                       <a:off x="0" y="0"/>
-                      <a:ext cx="5703131" cy="3206184"/>
+                      <a:ext cx="5377543" cy="2858256"/>
                     </a:xfrm>
                     <a:prstGeom prst="rect">
                       <a:avLst/>
@@ -3369,18 +3336,121 @@
           <w:szCs w:val="24"/>
         </w:rPr>
       </w:pPr>
-    </w:p>
-    <w:p>
-      <w:pPr>
-        <w:rPr>
-          <w:rFonts w:ascii="Times New Roman" w:eastAsia="Times New Roman" w:hAnsi="Times New Roman" w:cs="Times New Roman"/>
-          <w:sz w:val="24"/>
-          <w:szCs w:val="24"/>
-        </w:rPr>
-      </w:pPr>
-    </w:p>
-    <w:p>
-      <w:pPr>
+      <w:r>
+        <w:rPr>
+          <w:b/>
+          <w:bCs/>
+          <w:color w:val="4F81BC"/>
+          <w:spacing w:val="-8"/>
+          <w:sz w:val="26"/>
+          <w:szCs w:val="26"/>
+          <w:u w:color="4F81BC"/>
+        </w:rPr>
+        <w:t>5. Deployment Strategies and Rollback Mechanism</w:t>
+      </w:r>
+    </w:p>
+    <w:p>
+      <w:pPr>
+        <w:pStyle w:val="Heading2"/>
+        <w:tabs>
+          <w:tab w:val="left" w:pos="205"/>
+        </w:tabs>
+        <w:spacing w:before="246"/>
+        <w:ind w:left="0" w:firstLine="0"/>
+        <w:rPr>
+          <w:color w:val="4F81BC"/>
+          <w:spacing w:val="-8"/>
+          <w:u w:color="4F81BC"/>
+        </w:rPr>
+      </w:pPr>
+      <w:r>
+        <w:rPr>
+          <w:color w:val="4F81BC"/>
+          <w:spacing w:val="-8"/>
+          <w:u w:color="4F81BC"/>
+        </w:rPr>
+        <w:t xml:space="preserve">5.1 </w:t>
+      </w:r>
+      <w:proofErr w:type="spellStart"/>
+      <w:r>
+        <w:rPr>
+          <w:color w:val="4F81BC"/>
+          <w:spacing w:val="-8"/>
+          <w:u w:color="4F81BC"/>
+        </w:rPr>
+        <w:t>Kubernetes</w:t>
+      </w:r>
+      <w:proofErr w:type="spellEnd"/>
+      <w:r>
+        <w:rPr>
+          <w:color w:val="4F81BC"/>
+          <w:spacing w:val="-8"/>
+          <w:u w:color="4F81BC"/>
+        </w:rPr>
+        <w:t>-Based Deployment</w:t>
+      </w:r>
+    </w:p>
+    <w:p>
+      <w:pPr>
+        <w:spacing w:before="100" w:beforeAutospacing="1" w:after="100" w:afterAutospacing="1"/>
+      </w:pPr>
+      <w:r>
+        <w:t xml:space="preserve">The application was deployed using </w:t>
+      </w:r>
+      <w:proofErr w:type="spellStart"/>
+      <w:r>
+        <w:t>Kubernetes</w:t>
+      </w:r>
+      <w:proofErr w:type="spellEnd"/>
+      <w:r>
+        <w:t>, which provides a reliable and scalable platform for managing containerized applications. A deployment configuration file was created to define the desired state of the application, including the number of replicas and container image details.</w:t>
+      </w:r>
+    </w:p>
+    <w:p>
+      <w:pPr>
+        <w:spacing w:before="100" w:beforeAutospacing="1" w:after="100" w:afterAutospacing="1"/>
+      </w:pPr>
+      <w:proofErr w:type="spellStart"/>
+      <w:r>
+        <w:t>Kubernetes</w:t>
+      </w:r>
+      <w:proofErr w:type="spellEnd"/>
+      <w:r>
+        <w:t xml:space="preserve"> automatically ensured that the specified </w:t>
+      </w:r>
+      <w:proofErr w:type="gramStart"/>
+      <w:r>
+        <w:t>number of pods were</w:t>
+      </w:r>
+      <w:proofErr w:type="gramEnd"/>
+      <w:r>
+        <w:t xml:space="preserve"> running at all times. In case of failure of any pod, a new pod was created automatically, thereby maintaining high availability of the application.</w:t>
+      </w:r>
+    </w:p>
+    <w:p>
+      <w:pPr>
+        <w:spacing w:before="100" w:beforeAutospacing="1" w:after="100" w:afterAutospacing="1"/>
+        <w:rPr>
+          <w:rFonts w:ascii="Times New Roman" w:eastAsia="Times New Roman" w:hAnsi="Times New Roman" w:cs="Times New Roman"/>
+          <w:sz w:val="24"/>
+          <w:szCs w:val="24"/>
+        </w:rPr>
+      </w:pPr>
+      <w:r>
+        <w:t xml:space="preserve">A service was also defined to expose the application and allow external access. The application was successfully accessed through the </w:t>
+      </w:r>
+      <w:proofErr w:type="spellStart"/>
+      <w:r>
+        <w:t>Kubernetes</w:t>
+      </w:r>
+      <w:proofErr w:type="spellEnd"/>
+      <w:r>
+        <w:t xml:space="preserve"> proxy mechanism.</w:t>
+      </w:r>
+    </w:p>
+    <w:p>
+      <w:pPr>
+        <w:spacing w:before="100" w:beforeAutospacing="1" w:after="100" w:afterAutospacing="1"/>
         <w:rPr>
           <w:rFonts w:ascii="Times New Roman" w:eastAsia="Times New Roman" w:hAnsi="Times New Roman" w:cs="Times New Roman"/>
           <w:sz w:val="24"/>
@@ -3394,10 +3464,10 @@
           <w:u w:val="single"/>
         </w:rPr>
         <w:drawing>
-          <wp:inline distT="0" distB="0" distL="0" distR="0" wp14:anchorId="7B0334AB" wp14:editId="450886F2">
-            <wp:extent cx="5943600" cy="3341370"/>
-            <wp:effectExtent l="0" t="0" r="0" b="0"/>
-            <wp:docPr id="11" name="Picture 11"/>
+          <wp:inline distT="0" distB="0" distL="0" distR="0" wp14:anchorId="1AE6A054" wp14:editId="1CA1686C">
+            <wp:extent cx="5656333" cy="3179875"/>
+            <wp:effectExtent l="0" t="0" r="1905" b="1905"/>
+            <wp:docPr id="17" name="Picture 17"/>
             <wp:cNvGraphicFramePr>
               <a:graphicFrameLocks xmlns:a="http://schemas.openxmlformats.org/drawingml/2006/main" noChangeAspect="1"/>
             </wp:cNvGraphicFramePr>
@@ -3417,7 +3487,7 @@
                   <pic:spPr>
                     <a:xfrm>
                       <a:off x="0" y="0"/>
-                      <a:ext cx="5943600" cy="3341370"/>
+                      <a:ext cx="5652485" cy="3177712"/>
                     </a:xfrm>
                     <a:prstGeom prst="rect">
                       <a:avLst/>
@@ -3432,6 +3502,173 @@
     </w:p>
     <w:p>
       <w:pPr>
+        <w:pStyle w:val="Heading2"/>
+        <w:tabs>
+          <w:tab w:val="left" w:pos="205"/>
+        </w:tabs>
+        <w:spacing w:before="246"/>
+        <w:rPr>
+          <w:color w:val="4F81BC"/>
+          <w:spacing w:val="-8"/>
+          <w:u w:color="4F81BC"/>
+        </w:rPr>
+      </w:pPr>
+      <w:r>
+        <w:rPr>
+          <w:color w:val="4F81BC"/>
+          <w:spacing w:val="-8"/>
+          <w:u w:color="4F81BC"/>
+        </w:rPr>
+        <w:lastRenderedPageBreak/>
+        <w:t>5.2 Rolling Update Strategy (Implemented)</w:t>
+      </w:r>
+    </w:p>
+    <w:p>
+      <w:pPr>
+        <w:spacing w:before="100" w:beforeAutospacing="1" w:after="100" w:afterAutospacing="1"/>
+      </w:pPr>
+      <w:r>
+        <w:t xml:space="preserve">The application was deployed using the Rolling Update strategy, which is the default deployment mechanism in </w:t>
+      </w:r>
+      <w:proofErr w:type="spellStart"/>
+      <w:r>
+        <w:t>Kubernetes</w:t>
+      </w:r>
+      <w:proofErr w:type="spellEnd"/>
+      <w:r>
+        <w:t>.</w:t>
+      </w:r>
+    </w:p>
+    <w:p>
+      <w:pPr>
+        <w:spacing w:before="100" w:beforeAutospacing="1" w:after="100" w:afterAutospacing="1"/>
+      </w:pPr>
+      <w:r>
+        <w:t>In this approach, the application is updated gradually by replacing old pods with new pods one at a time. This ensures that:</w:t>
+      </w:r>
+    </w:p>
+    <w:p>
+      <w:pPr>
+        <w:pStyle w:val="ListParagraph"/>
+        <w:numPr>
+          <w:ilvl w:val="0"/>
+          <w:numId w:val="26"/>
+        </w:numPr>
+        <w:spacing w:before="100" w:beforeAutospacing="1" w:after="100" w:afterAutospacing="1"/>
+        <w:rPr>
+          <w:u w:val="none"/>
+        </w:rPr>
+      </w:pPr>
+      <w:r>
+        <w:rPr>
+          <w:u w:val="none"/>
+        </w:rPr>
+        <w:t xml:space="preserve">The application remains available during updates </w:t>
+      </w:r>
+    </w:p>
+    <w:p>
+      <w:pPr>
+        <w:pStyle w:val="ListParagraph"/>
+        <w:numPr>
+          <w:ilvl w:val="0"/>
+          <w:numId w:val="26"/>
+        </w:numPr>
+        <w:spacing w:before="100" w:beforeAutospacing="1" w:after="100" w:afterAutospacing="1"/>
+        <w:rPr>
+          <w:u w:val="none"/>
+        </w:rPr>
+      </w:pPr>
+      <w:r>
+        <w:rPr>
+          <w:u w:val="none"/>
+        </w:rPr>
+        <w:t xml:space="preserve">There is no downtime experienced by users </w:t>
+      </w:r>
+    </w:p>
+    <w:p>
+      <w:pPr>
+        <w:pStyle w:val="ListParagraph"/>
+        <w:numPr>
+          <w:ilvl w:val="0"/>
+          <w:numId w:val="26"/>
+        </w:numPr>
+        <w:spacing w:before="100" w:beforeAutospacing="1" w:after="100" w:afterAutospacing="1"/>
+        <w:rPr>
+          <w:u w:val="none"/>
+        </w:rPr>
+      </w:pPr>
+      <w:r>
+        <w:rPr>
+          <w:u w:val="none"/>
+        </w:rPr>
+        <w:t xml:space="preserve">The system remains stable throughout deployment </w:t>
+      </w:r>
+    </w:p>
+    <w:p>
+      <w:pPr>
+        <w:pStyle w:val="ListParagraph"/>
+        <w:numPr>
+          <w:ilvl w:val="0"/>
+          <w:numId w:val="26"/>
+        </w:numPr>
+        <w:spacing w:before="100" w:beforeAutospacing="1" w:after="100" w:afterAutospacing="1"/>
+        <w:rPr>
+          <w:u w:val="none"/>
+        </w:rPr>
+      </w:pPr>
+      <w:r>
+        <w:rPr>
+          <w:u w:val="none"/>
+        </w:rPr>
+        <w:t>The deployment progress was verified using:</w:t>
+      </w:r>
+    </w:p>
+    <w:p>
+      <w:pPr>
+        <w:pStyle w:val="ListParagraph"/>
+        <w:numPr>
+          <w:ilvl w:val="0"/>
+          <w:numId w:val="26"/>
+        </w:numPr>
+        <w:spacing w:before="100" w:beforeAutospacing="1" w:after="100" w:afterAutospacing="1"/>
+        <w:rPr>
+          <w:rFonts w:ascii="Times New Roman" w:eastAsia="Times New Roman" w:hAnsi="Times New Roman" w:cs="Times New Roman"/>
+          <w:sz w:val="24"/>
+          <w:szCs w:val="24"/>
+        </w:rPr>
+      </w:pPr>
+      <w:proofErr w:type="spellStart"/>
+      <w:r>
+        <w:rPr>
+          <w:u w:val="none"/>
+        </w:rPr>
+        <w:t>kubectl</w:t>
+      </w:r>
+      <w:proofErr w:type="spellEnd"/>
+      <w:r>
+        <w:rPr>
+          <w:u w:val="none"/>
+        </w:rPr>
+        <w:t xml:space="preserve"> rollout status deployment </w:t>
+      </w:r>
+      <w:proofErr w:type="spellStart"/>
+      <w:r>
+        <w:rPr>
+          <w:u w:val="none"/>
+        </w:rPr>
+        <w:t>aceest</w:t>
+      </w:r>
+      <w:proofErr w:type="spellEnd"/>
+      <w:r>
+        <w:rPr>
+          <w:u w:val="none"/>
+        </w:rPr>
+        <w:t>-app</w:t>
+      </w:r>
+    </w:p>
+    <w:p>
+      <w:pPr>
+        <w:spacing w:before="100" w:beforeAutospacing="1" w:after="100" w:afterAutospacing="1"/>
         <w:rPr>
           <w:rFonts w:ascii="Times New Roman" w:eastAsia="Times New Roman" w:hAnsi="Times New Roman" w:cs="Times New Roman"/>
           <w:sz w:val="24"/>
@@ -3444,12 +3681,11 @@
           <w:noProof/>
           <w:u w:val="single"/>
         </w:rPr>
-        <w:lastRenderedPageBreak/>
         <w:drawing>
-          <wp:inline distT="0" distB="0" distL="0" distR="0" wp14:anchorId="2385CFFA" wp14:editId="5F887891">
-            <wp:extent cx="5381204" cy="2860202"/>
+          <wp:inline distT="0" distB="0" distL="0" distR="0" wp14:anchorId="42D62211" wp14:editId="2BE5CCD4">
+            <wp:extent cx="5607781" cy="2994411"/>
             <wp:effectExtent l="0" t="0" r="0" b="0"/>
-            <wp:docPr id="12" name="Picture 12"/>
+            <wp:docPr id="16" name="Picture 16"/>
             <wp:cNvGraphicFramePr>
               <a:graphicFrameLocks xmlns:a="http://schemas.openxmlformats.org/drawingml/2006/main" noChangeAspect="1"/>
             </wp:cNvGraphicFramePr>
@@ -3469,7 +3705,7 @@
                   <pic:spPr>
                     <a:xfrm>
                       <a:off x="0" y="0"/>
-                      <a:ext cx="5377543" cy="2858256"/>
+                      <a:ext cx="5603966" cy="2992374"/>
                     </a:xfrm>
                     <a:prstGeom prst="rect">
                       <a:avLst/>
@@ -3484,42 +3720,11 @@
     </w:p>
     <w:p>
       <w:pPr>
-        <w:rPr>
-          <w:rFonts w:ascii="Times New Roman" w:eastAsia="Times New Roman" w:hAnsi="Times New Roman" w:cs="Times New Roman"/>
-          <w:sz w:val="24"/>
-          <w:szCs w:val="24"/>
-        </w:rPr>
-      </w:pPr>
-    </w:p>
-    <w:p>
-      <w:pPr>
-        <w:rPr>
-          <w:rFonts w:ascii="Times New Roman" w:eastAsia="Times New Roman" w:hAnsi="Times New Roman" w:cs="Times New Roman"/>
-          <w:sz w:val="24"/>
-          <w:szCs w:val="24"/>
-        </w:rPr>
-      </w:pPr>
-      <w:r>
-        <w:rPr>
-          <w:b/>
-          <w:bCs/>
-          <w:color w:val="4F81BC"/>
-          <w:spacing w:val="-8"/>
-          <w:sz w:val="26"/>
-          <w:szCs w:val="26"/>
-          <w:u w:color="4F81BC"/>
-        </w:rPr>
-        <w:t>5. Deployment Strategies and Rollback Mechanism</w:t>
-      </w:r>
-    </w:p>
-    <w:p>
-      <w:pPr>
         <w:pStyle w:val="Heading2"/>
         <w:tabs>
           <w:tab w:val="left" w:pos="205"/>
         </w:tabs>
         <w:spacing w:before="246"/>
-        <w:ind w:left="0" w:firstLine="0"/>
         <w:rPr>
           <w:color w:val="4F81BC"/>
           <w:spacing w:val="-8"/>
@@ -3532,83 +3737,157 @@
           <w:spacing w:val="-8"/>
           <w:u w:color="4F81BC"/>
         </w:rPr>
-        <w:t xml:space="preserve">5.1 </w:t>
+        <w:t>5.3 Rollback Mechanism (Implemented)</w:t>
+      </w:r>
+    </w:p>
+    <w:p>
+      <w:pPr>
+        <w:spacing w:before="100" w:beforeAutospacing="1" w:after="100" w:afterAutospacing="1"/>
+      </w:pPr>
+      <w:r>
+        <w:t xml:space="preserve">Rollback allows </w:t>
+      </w:r>
+      <w:proofErr w:type="gramStart"/>
+      <w:r>
+        <w:t>reverting</w:t>
+      </w:r>
+      <w:proofErr w:type="gramEnd"/>
+      <w:r>
+        <w:t xml:space="preserve"> the system to a previous stable version in case of failure.</w:t>
+      </w:r>
+    </w:p>
+    <w:p>
+      <w:pPr>
+        <w:spacing w:before="100" w:beforeAutospacing="1" w:after="100" w:afterAutospacing="1"/>
+      </w:pPr>
+      <w:r>
+        <w:t xml:space="preserve">In this assignment, rollback was implemented using </w:t>
       </w:r>
       <w:proofErr w:type="spellStart"/>
       <w:r>
-        <w:rPr>
-          <w:color w:val="4F81BC"/>
-          <w:spacing w:val="-8"/>
-          <w:u w:color="4F81BC"/>
-        </w:rPr>
         <w:t>Kubernetes</w:t>
       </w:r>
       <w:proofErr w:type="spellEnd"/>
       <w:r>
-        <w:rPr>
-          <w:color w:val="4F81BC"/>
-          <w:spacing w:val="-8"/>
-          <w:u w:color="4F81BC"/>
-        </w:rPr>
-        <w:t>-Based Deployment</w:t>
-      </w:r>
-    </w:p>
-    <w:p>
-      <w:pPr>
-        <w:spacing w:before="100" w:beforeAutospacing="1" w:after="100" w:afterAutospacing="1"/>
-      </w:pPr>
-      <w:r>
-        <w:t xml:space="preserve">The application was deployed using </w:t>
-      </w:r>
+        <w:t>:</w:t>
+      </w:r>
+    </w:p>
+    <w:p>
+      <w:pPr>
+        <w:spacing w:before="100" w:beforeAutospacing="1" w:after="100" w:afterAutospacing="1"/>
+      </w:pPr>
       <w:proofErr w:type="spellStart"/>
-      <w:r>
-        <w:t>Kubernetes</w:t>
+      <w:proofErr w:type="gramStart"/>
+      <w:r>
+        <w:t>kubectl</w:t>
       </w:r>
       <w:proofErr w:type="spellEnd"/>
-      <w:r>
-        <w:t>, which provides a reliable and scalable platform for managing containerized applications. A deployment configuration file was created to define the desired state of the application, including the number of replicas and container image details.</w:t>
-      </w:r>
-    </w:p>
-    <w:p>
-      <w:pPr>
-        <w:spacing w:before="100" w:beforeAutospacing="1" w:after="100" w:afterAutospacing="1"/>
-      </w:pPr>
+      <w:proofErr w:type="gramEnd"/>
+      <w:r>
+        <w:t xml:space="preserve"> rollout undo deployment </w:t>
+      </w:r>
       <w:proofErr w:type="spellStart"/>
       <w:r>
-        <w:t>Kubernetes</w:t>
+        <w:t>aceest</w:t>
       </w:r>
       <w:proofErr w:type="spellEnd"/>
       <w:r>
-        <w:t xml:space="preserve"> automatically ensured that the specified </w:t>
-      </w:r>
-      <w:proofErr w:type="gramStart"/>
-      <w:r>
-        <w:t>number of pods were</w:t>
-      </w:r>
-      <w:proofErr w:type="gramEnd"/>
-      <w:r>
-        <w:t xml:space="preserve"> running at all times. In case of failure of any pod, a new pod was created automatically, thereby maintaining high availability of the application.</w:t>
-      </w:r>
-    </w:p>
-    <w:p>
-      <w:pPr>
-        <w:spacing w:before="100" w:beforeAutospacing="1" w:after="100" w:afterAutospacing="1"/>
-        <w:rPr>
-          <w:rFonts w:ascii="Times New Roman" w:eastAsia="Times New Roman" w:hAnsi="Times New Roman" w:cs="Times New Roman"/>
-          <w:sz w:val="24"/>
-          <w:szCs w:val="24"/>
-        </w:rPr>
-      </w:pPr>
-      <w:r>
-        <w:t xml:space="preserve">A service was also defined to expose the application and allow external access. The application was successfully accessed through the </w:t>
-      </w:r>
-      <w:proofErr w:type="spellStart"/>
-      <w:r>
-        <w:t>Kubernetes</w:t>
-      </w:r>
-      <w:proofErr w:type="spellEnd"/>
-      <w:r>
-        <w:t xml:space="preserve"> proxy mechanism.</w:t>
+        <w:t>-app</w:t>
+      </w:r>
+    </w:p>
+    <w:p>
+      <w:pPr>
+        <w:spacing w:before="100" w:beforeAutospacing="1" w:after="100" w:afterAutospacing="1"/>
+      </w:pPr>
+      <w:r>
+        <w:t>This ensured:</w:t>
+      </w:r>
+    </w:p>
+    <w:p>
+      <w:pPr>
+        <w:pStyle w:val="ListParagraph"/>
+        <w:numPr>
+          <w:ilvl w:val="0"/>
+          <w:numId w:val="25"/>
+        </w:numPr>
+        <w:spacing w:before="100" w:beforeAutospacing="1" w:after="100" w:afterAutospacing="1"/>
+        <w:rPr>
+          <w:u w:val="none"/>
+        </w:rPr>
+      </w:pPr>
+      <w:r>
+        <w:rPr>
+          <w:u w:val="none"/>
+        </w:rPr>
+        <w:t xml:space="preserve">Quick recovery from failures </w:t>
+      </w:r>
+    </w:p>
+    <w:p>
+      <w:pPr>
+        <w:pStyle w:val="ListParagraph"/>
+        <w:numPr>
+          <w:ilvl w:val="0"/>
+          <w:numId w:val="25"/>
+        </w:numPr>
+        <w:spacing w:before="100" w:beforeAutospacing="1" w:after="100" w:afterAutospacing="1"/>
+        <w:rPr>
+          <w:u w:val="none"/>
+        </w:rPr>
+      </w:pPr>
+      <w:r>
+        <w:rPr>
+          <w:u w:val="none"/>
+        </w:rPr>
+        <w:t xml:space="preserve">Minimal downtime </w:t>
+      </w:r>
+    </w:p>
+    <w:p>
+      <w:pPr>
+        <w:pStyle w:val="ListParagraph"/>
+        <w:numPr>
+          <w:ilvl w:val="0"/>
+          <w:numId w:val="25"/>
+        </w:numPr>
+        <w:spacing w:before="100" w:beforeAutospacing="1" w:after="100" w:afterAutospacing="1"/>
+        <w:rPr>
+          <w:u w:val="none"/>
+        </w:rPr>
+      </w:pPr>
+      <w:r>
+        <w:rPr>
+          <w:u w:val="none"/>
+        </w:rPr>
+        <w:t xml:space="preserve">System stability </w:t>
+      </w:r>
+    </w:p>
+    <w:p>
+      <w:pPr>
+        <w:pStyle w:val="ListParagraph"/>
+        <w:numPr>
+          <w:ilvl w:val="0"/>
+          <w:numId w:val="25"/>
+        </w:numPr>
+        <w:spacing w:before="100" w:beforeAutospacing="1" w:after="100" w:afterAutospacing="1"/>
+        <w:rPr>
+          <w:rFonts w:ascii="Times New Roman" w:eastAsia="Times New Roman" w:hAnsi="Times New Roman" w:cs="Times New Roman"/>
+          <w:sz w:val="24"/>
+          <w:szCs w:val="24"/>
+        </w:rPr>
+      </w:pPr>
+      <w:r>
+        <w:rPr>
+          <w:u w:val="none"/>
+        </w:rPr>
+        <w:t>The rollback was successfully tested and verified</w:t>
+      </w:r>
+      <w:r>
+        <w:rPr>
+          <w:rFonts w:ascii="Times New Roman" w:eastAsia="Times New Roman" w:hAnsi="Times New Roman" w:cs="Times New Roman"/>
+          <w:sz w:val="24"/>
+          <w:szCs w:val="24"/>
+          <w:u w:val="none"/>
+        </w:rPr>
+        <w:t>.</w:t>
       </w:r>
     </w:p>
     <w:p>
@@ -3626,11 +3905,12 @@
           <w:noProof/>
           <w:u w:val="single"/>
         </w:rPr>
+        <w:lastRenderedPageBreak/>
         <w:drawing>
-          <wp:inline distT="0" distB="0" distL="0" distR="0" wp14:anchorId="1AE6A054" wp14:editId="1CA1686C">
-            <wp:extent cx="5656333" cy="3179875"/>
-            <wp:effectExtent l="0" t="0" r="1905" b="1905"/>
-            <wp:docPr id="17" name="Picture 17"/>
+          <wp:inline distT="0" distB="0" distL="0" distR="0" wp14:anchorId="7E0E3845" wp14:editId="0291BC03">
+            <wp:extent cx="5943600" cy="3346450"/>
+            <wp:effectExtent l="0" t="0" r="0" b="6350"/>
+            <wp:docPr id="18" name="Picture 18"/>
             <wp:cNvGraphicFramePr>
               <a:graphicFrameLocks xmlns:a="http://schemas.openxmlformats.org/drawingml/2006/main" noChangeAspect="1"/>
             </wp:cNvGraphicFramePr>
@@ -3650,7 +3930,7 @@
                   <pic:spPr>
                     <a:xfrm>
                       <a:off x="0" y="0"/>
-                      <a:ext cx="5652485" cy="3177712"/>
+                      <a:ext cx="5943600" cy="3346450"/>
                     </a:xfrm>
                     <a:prstGeom prst="rect">
                       <a:avLst/>
@@ -3662,6 +3942,14 @@
           </wp:inline>
         </w:drawing>
       </w:r>
+      <w:r>
+        <w:rPr>
+          <w:rFonts w:ascii="Times New Roman" w:eastAsia="Times New Roman" w:hAnsi="Times New Roman" w:cs="Times New Roman"/>
+          <w:sz w:val="24"/>
+          <w:szCs w:val="24"/>
+        </w:rPr>
+        <w:t xml:space="preserve"> </w:t>
+      </w:r>
     </w:p>
     <w:p>
       <w:pPr>
@@ -3670,6 +3958,7 @@
           <w:tab w:val="left" w:pos="205"/>
         </w:tabs>
         <w:spacing w:before="246"/>
+        <w:ind w:left="0" w:firstLine="0"/>
         <w:rPr>
           <w:color w:val="4F81BC"/>
           <w:spacing w:val="-8"/>
@@ -3682,32 +3971,50 @@
           <w:spacing w:val="-8"/>
           <w:u w:color="4F81BC"/>
         </w:rPr>
-        <w:lastRenderedPageBreak/>
-        <w:t>5.2 Rolling Update Strategy (Implemented)</w:t>
-      </w:r>
-    </w:p>
-    <w:p>
-      <w:pPr>
-        <w:spacing w:before="100" w:beforeAutospacing="1" w:after="100" w:afterAutospacing="1"/>
-      </w:pPr>
-      <w:r>
-        <w:t xml:space="preserve">The application was deployed using the Rolling Update strategy, which is the default deployment mechanism in </w:t>
-      </w:r>
-      <w:proofErr w:type="spellStart"/>
-      <w:r>
-        <w:t>Kubernetes</w:t>
-      </w:r>
-      <w:proofErr w:type="spellEnd"/>
-      <w:r>
-        <w:t>.</w:t>
-      </w:r>
-    </w:p>
-    <w:p>
-      <w:pPr>
-        <w:spacing w:before="100" w:beforeAutospacing="1" w:after="100" w:afterAutospacing="1"/>
-      </w:pPr>
-      <w:r>
-        <w:t>In this approach, the application is updated gradually by replacing old pods with new pods one at a time. This ensures that:</w:t>
+        <w:t xml:space="preserve">5.4 </w:t>
+      </w:r>
+      <w:r>
+        <w:rPr>
+          <w:color w:val="4F81BC"/>
+          <w:spacing w:val="-8"/>
+          <w:u w:color="4F81BC"/>
+        </w:rPr>
+        <w:t>Blue-Green Deployment (Implemented</w:t>
+      </w:r>
+      <w:r>
+        <w:rPr>
+          <w:color w:val="4F81BC"/>
+          <w:spacing w:val="-8"/>
+          <w:u w:color="4F81BC"/>
+        </w:rPr>
+        <w:t>)</w:t>
+      </w:r>
+    </w:p>
+    <w:p>
+      <w:pPr>
+        <w:spacing w:before="100" w:beforeAutospacing="1" w:after="100" w:afterAutospacing="1"/>
+      </w:pPr>
+      <w:r>
+        <w:t>Blue-Green deployment was implemented using separate deployments and switching service selectors.</w:t>
+      </w:r>
+    </w:p>
+    <w:p>
+      <w:pPr>
+        <w:spacing w:before="100" w:beforeAutospacing="1" w:after="100" w:afterAutospacing="1"/>
+      </w:pPr>
+      <w:r>
+        <w:t>Blue-Green deployment involves maintaining two environments: one live (Blue) and one new (Green). After testing, traffic is switched to the new version.</w:t>
+      </w:r>
+    </w:p>
+    <w:p>
+      <w:pPr>
+        <w:spacing w:before="100" w:beforeAutospacing="1" w:after="100" w:afterAutospacing="1"/>
+      </w:pPr>
+      <w:r>
+        <w:t xml:space="preserve"> </w:t>
+      </w:r>
+      <w:r>
+        <w:t xml:space="preserve"> Advantages:</w:t>
       </w:r>
     </w:p>
     <w:p>
@@ -3715,7 +4022,7 @@
         <w:pStyle w:val="ListParagraph"/>
         <w:numPr>
           <w:ilvl w:val="0"/>
-          <w:numId w:val="26"/>
+          <w:numId w:val="24"/>
         </w:numPr>
         <w:spacing w:before="100" w:beforeAutospacing="1" w:after="100" w:afterAutospacing="1"/>
         <w:rPr>
@@ -3726,7 +4033,7 @@
         <w:rPr>
           <w:u w:val="none"/>
         </w:rPr>
-        <w:t xml:space="preserve">The application remains available during updates </w:t>
+        <w:t xml:space="preserve">Zero downtime </w:t>
       </w:r>
     </w:p>
     <w:p>
@@ -3734,121 +4041,61 @@
         <w:pStyle w:val="ListParagraph"/>
         <w:numPr>
           <w:ilvl w:val="0"/>
-          <w:numId w:val="26"/>
+          <w:numId w:val="24"/>
         </w:numPr>
         <w:spacing w:before="100" w:beforeAutospacing="1" w:after="100" w:afterAutospacing="1"/>
         <w:rPr>
+          <w:rFonts w:ascii="Times New Roman" w:eastAsia="Times New Roman" w:hAnsi="Times New Roman" w:cs="Times New Roman"/>
+          <w:sz w:val="24"/>
+          <w:szCs w:val="24"/>
+        </w:rPr>
+      </w:pPr>
+      <w:r>
+        <w:rPr>
           <w:u w:val="none"/>
         </w:rPr>
-      </w:pPr>
-      <w:r>
-        <w:rPr>
-          <w:u w:val="none"/>
-        </w:rPr>
-        <w:t xml:space="preserve">There is no downtime experienced by users </w:t>
-      </w:r>
-    </w:p>
-    <w:p>
-      <w:pPr>
-        <w:pStyle w:val="ListParagraph"/>
-        <w:numPr>
-          <w:ilvl w:val="0"/>
-          <w:numId w:val="26"/>
-        </w:numPr>
-        <w:spacing w:before="100" w:beforeAutospacing="1" w:after="100" w:afterAutospacing="1"/>
-        <w:rPr>
-          <w:u w:val="none"/>
-        </w:rPr>
-      </w:pPr>
-      <w:r>
-        <w:rPr>
-          <w:u w:val="none"/>
-        </w:rPr>
-        <w:t xml:space="preserve">The system remains stable throughout deployment </w:t>
-      </w:r>
-    </w:p>
-    <w:p>
-      <w:pPr>
-        <w:pStyle w:val="ListParagraph"/>
-        <w:numPr>
-          <w:ilvl w:val="0"/>
-          <w:numId w:val="26"/>
-        </w:numPr>
-        <w:spacing w:before="100" w:beforeAutospacing="1" w:after="100" w:afterAutospacing="1"/>
-        <w:rPr>
-          <w:u w:val="none"/>
-        </w:rPr>
-      </w:pPr>
-      <w:r>
-        <w:rPr>
-          <w:u w:val="none"/>
-        </w:rPr>
-        <w:t>The deployment progress was verified using:</w:t>
-      </w:r>
-    </w:p>
-    <w:p>
-      <w:pPr>
-        <w:pStyle w:val="ListParagraph"/>
-        <w:numPr>
-          <w:ilvl w:val="0"/>
-          <w:numId w:val="26"/>
-        </w:numPr>
-        <w:spacing w:before="100" w:beforeAutospacing="1" w:after="100" w:afterAutospacing="1"/>
-        <w:rPr>
-          <w:rFonts w:ascii="Times New Roman" w:eastAsia="Times New Roman" w:hAnsi="Times New Roman" w:cs="Times New Roman"/>
-          <w:sz w:val="24"/>
-          <w:szCs w:val="24"/>
-        </w:rPr>
-      </w:pPr>
-      <w:proofErr w:type="spellStart"/>
-      <w:r>
-        <w:rPr>
-          <w:u w:val="none"/>
-        </w:rPr>
-        <w:t>kubectl</w:t>
-      </w:r>
-      <w:proofErr w:type="spellEnd"/>
-      <w:r>
-        <w:rPr>
-          <w:u w:val="none"/>
-        </w:rPr>
-        <w:t xml:space="preserve"> rollout status deployment </w:t>
-      </w:r>
-      <w:proofErr w:type="spellStart"/>
-      <w:r>
-        <w:rPr>
-          <w:u w:val="none"/>
-        </w:rPr>
-        <w:t>aceest</w:t>
-      </w:r>
-      <w:proofErr w:type="spellEnd"/>
-      <w:r>
-        <w:rPr>
-          <w:u w:val="none"/>
-        </w:rPr>
-        <w:t>-app</w:t>
-      </w:r>
-    </w:p>
-    <w:p>
-      <w:pPr>
-        <w:spacing w:before="100" w:beforeAutospacing="1" w:after="100" w:afterAutospacing="1"/>
-        <w:rPr>
-          <w:rFonts w:ascii="Times New Roman" w:eastAsia="Times New Roman" w:hAnsi="Times New Roman" w:cs="Times New Roman"/>
-          <w:sz w:val="24"/>
-          <w:szCs w:val="24"/>
-        </w:rPr>
-      </w:pPr>
-      <w:r>
-        <w:rPr>
-          <w:rFonts w:asciiTheme="majorHAnsi" w:hAnsiTheme="majorHAnsi" w:cstheme="majorHAnsi"/>
+        <w:t xml:space="preserve">Easy rollback </w:t>
+      </w:r>
+    </w:p>
+    <w:p>
+      <w:pPr>
+        <w:spacing w:before="100" w:beforeAutospacing="1" w:after="100" w:afterAutospacing="1"/>
+        <w:rPr>
+          <w:rFonts w:ascii="Times New Roman" w:eastAsia="Times New Roman" w:hAnsi="Times New Roman" w:cs="Times New Roman"/>
+          <w:sz w:val="24"/>
+          <w:szCs w:val="24"/>
+        </w:rPr>
+      </w:pPr>
+      <w:r>
+        <w:rPr>
+          <w:rFonts w:ascii="Times New Roman" w:eastAsia="Times New Roman" w:hAnsi="Times New Roman" w:cs="Times New Roman"/>
+          <w:sz w:val="24"/>
+          <w:szCs w:val="24"/>
+        </w:rPr>
+        <w:t xml:space="preserve">Blue Version – </w:t>
+      </w:r>
+    </w:p>
+    <w:p>
+      <w:pPr>
+        <w:spacing w:before="100" w:beforeAutospacing="1" w:after="100" w:afterAutospacing="1"/>
+        <w:rPr>
+          <w:rFonts w:ascii="Times New Roman" w:eastAsia="Times New Roman" w:hAnsi="Times New Roman" w:cs="Times New Roman"/>
+          <w:sz w:val="24"/>
+          <w:szCs w:val="24"/>
+        </w:rPr>
+      </w:pPr>
+      <w:r>
+        <w:rPr>
+          <w:rFonts w:ascii="Times New Roman" w:eastAsia="Times New Roman" w:hAnsi="Times New Roman" w:cs="Times New Roman"/>
           <w:noProof/>
-          <w:u w:val="single"/>
+          <w:sz w:val="24"/>
+          <w:szCs w:val="24"/>
         </w:rPr>
         <w:drawing>
-          <wp:inline distT="0" distB="0" distL="0" distR="0" wp14:anchorId="42D62211" wp14:editId="2BE5CCD4">
-            <wp:extent cx="5607781" cy="2994411"/>
-            <wp:effectExtent l="0" t="0" r="0" b="0"/>
-            <wp:docPr id="16" name="Picture 16"/>
+          <wp:inline distT="0" distB="0" distL="0" distR="0" wp14:anchorId="798FEE10" wp14:editId="7FA0F5D9">
+            <wp:extent cx="3293459" cy="2682973"/>
+            <wp:effectExtent l="0" t="0" r="2540" b="3175"/>
+            <wp:docPr id="15" name="Picture 15"/>
             <wp:cNvGraphicFramePr>
               <a:graphicFrameLocks xmlns:a="http://schemas.openxmlformats.org/drawingml/2006/main" noChangeAspect="1"/>
             </wp:cNvGraphicFramePr>
@@ -3868,7 +4115,7 @@
                   <pic:spPr>
                     <a:xfrm>
                       <a:off x="0" y="0"/>
-                      <a:ext cx="5603966" cy="2992374"/>
+                      <a:ext cx="3305096" cy="2692453"/>
                     </a:xfrm>
                     <a:prstGeom prst="rect">
                       <a:avLst/>
@@ -3883,197 +4130,26 @@
     </w:p>
     <w:p>
       <w:pPr>
-        <w:pStyle w:val="Heading2"/>
-        <w:tabs>
-          <w:tab w:val="left" w:pos="205"/>
-        </w:tabs>
-        <w:spacing w:before="246"/>
-        <w:rPr>
-          <w:color w:val="4F81BC"/>
-          <w:spacing w:val="-8"/>
-          <w:u w:color="4F81BC"/>
-        </w:rPr>
-      </w:pPr>
-      <w:r>
-        <w:rPr>
-          <w:color w:val="4F81BC"/>
-          <w:spacing w:val="-8"/>
-          <w:u w:color="4F81BC"/>
-        </w:rPr>
-        <w:t>5.3 Rollback Mechanism (Implemented)</w:t>
-      </w:r>
-    </w:p>
-    <w:p>
-      <w:pPr>
-        <w:spacing w:before="100" w:beforeAutospacing="1" w:after="100" w:afterAutospacing="1"/>
-      </w:pPr>
-      <w:r>
-        <w:t xml:space="preserve">Rollback allows </w:t>
-      </w:r>
-      <w:proofErr w:type="gramStart"/>
-      <w:r>
-        <w:t>reverting</w:t>
-      </w:r>
-      <w:proofErr w:type="gramEnd"/>
-      <w:r>
-        <w:t xml:space="preserve"> the system to a previous stable version in case of failure.</w:t>
-      </w:r>
-    </w:p>
-    <w:p>
-      <w:pPr>
-        <w:spacing w:before="100" w:beforeAutospacing="1" w:after="100" w:afterAutospacing="1"/>
-      </w:pPr>
-      <w:r>
-        <w:t xml:space="preserve">In this assignment, rollback was implemented using </w:t>
-      </w:r>
-      <w:proofErr w:type="spellStart"/>
-      <w:r>
-        <w:t>Kubernetes</w:t>
-      </w:r>
-      <w:proofErr w:type="spellEnd"/>
-      <w:r>
-        <w:t>:</w:t>
-      </w:r>
-    </w:p>
-    <w:p>
-      <w:pPr>
-        <w:spacing w:before="100" w:beforeAutospacing="1" w:after="100" w:afterAutospacing="1"/>
-      </w:pPr>
-      <w:proofErr w:type="spellStart"/>
-      <w:proofErr w:type="gramStart"/>
-      <w:r>
-        <w:t>kubectl</w:t>
-      </w:r>
-      <w:proofErr w:type="spellEnd"/>
-      <w:proofErr w:type="gramEnd"/>
-      <w:r>
-        <w:t xml:space="preserve"> rollout undo deployment </w:t>
-      </w:r>
-      <w:proofErr w:type="spellStart"/>
-      <w:r>
-        <w:t>aceest</w:t>
-      </w:r>
-      <w:proofErr w:type="spellEnd"/>
-      <w:r>
-        <w:t>-app</w:t>
-      </w:r>
-    </w:p>
-    <w:p>
-      <w:pPr>
-        <w:spacing w:before="100" w:beforeAutospacing="1" w:after="100" w:afterAutospacing="1"/>
-      </w:pPr>
-      <w:r>
-        <w:t>This ensured:</w:t>
-      </w:r>
-    </w:p>
-    <w:p>
-      <w:pPr>
-        <w:pStyle w:val="ListParagraph"/>
-        <w:numPr>
-          <w:ilvl w:val="0"/>
-          <w:numId w:val="25"/>
-        </w:numPr>
-        <w:spacing w:before="100" w:beforeAutospacing="1" w:after="100" w:afterAutospacing="1"/>
-        <w:rPr>
-          <w:u w:val="none"/>
-        </w:rPr>
-      </w:pPr>
-      <w:r>
-        <w:rPr>
-          <w:u w:val="none"/>
-        </w:rPr>
-        <w:t xml:space="preserve">Quick recovery from failures </w:t>
-      </w:r>
-    </w:p>
-    <w:p>
-      <w:pPr>
-        <w:pStyle w:val="ListParagraph"/>
-        <w:numPr>
-          <w:ilvl w:val="0"/>
-          <w:numId w:val="25"/>
-        </w:numPr>
-        <w:spacing w:before="100" w:beforeAutospacing="1" w:after="100" w:afterAutospacing="1"/>
-        <w:rPr>
-          <w:u w:val="none"/>
-        </w:rPr>
-      </w:pPr>
-      <w:r>
-        <w:rPr>
-          <w:u w:val="none"/>
-        </w:rPr>
-        <w:t xml:space="preserve">Minimal downtime </w:t>
-      </w:r>
-    </w:p>
-    <w:p>
-      <w:pPr>
-        <w:pStyle w:val="ListParagraph"/>
-        <w:numPr>
-          <w:ilvl w:val="0"/>
-          <w:numId w:val="25"/>
-        </w:numPr>
-        <w:spacing w:before="100" w:beforeAutospacing="1" w:after="100" w:afterAutospacing="1"/>
-        <w:rPr>
-          <w:u w:val="none"/>
-        </w:rPr>
-      </w:pPr>
-      <w:r>
-        <w:rPr>
-          <w:u w:val="none"/>
-        </w:rPr>
-        <w:t xml:space="preserve">System stability </w:t>
-      </w:r>
-    </w:p>
-    <w:p>
-      <w:pPr>
-        <w:pStyle w:val="ListParagraph"/>
-        <w:numPr>
-          <w:ilvl w:val="0"/>
-          <w:numId w:val="25"/>
-        </w:numPr>
-        <w:spacing w:before="100" w:beforeAutospacing="1" w:after="100" w:afterAutospacing="1"/>
-        <w:rPr>
-          <w:rFonts w:ascii="Times New Roman" w:eastAsia="Times New Roman" w:hAnsi="Times New Roman" w:cs="Times New Roman"/>
-          <w:sz w:val="24"/>
-          <w:szCs w:val="24"/>
-        </w:rPr>
-      </w:pPr>
-      <w:r>
-        <w:rPr>
-          <w:u w:val="none"/>
-        </w:rPr>
-        <w:t>The rollback was successfully tested and verified</w:t>
-      </w:r>
-      <w:r>
-        <w:rPr>
-          <w:rFonts w:ascii="Times New Roman" w:eastAsia="Times New Roman" w:hAnsi="Times New Roman" w:cs="Times New Roman"/>
-          <w:sz w:val="24"/>
-          <w:szCs w:val="24"/>
-          <w:u w:val="none"/>
-        </w:rPr>
-        <w:t>.</w:t>
-      </w:r>
-    </w:p>
-    <w:p>
-      <w:pPr>
-        <w:spacing w:before="100" w:beforeAutospacing="1" w:after="100" w:afterAutospacing="1"/>
-        <w:rPr>
-          <w:rFonts w:ascii="Times New Roman" w:eastAsia="Times New Roman" w:hAnsi="Times New Roman" w:cs="Times New Roman"/>
-          <w:sz w:val="24"/>
-          <w:szCs w:val="24"/>
-        </w:rPr>
-      </w:pPr>
-      <w:r>
-        <w:rPr>
-          <w:rFonts w:asciiTheme="majorHAnsi" w:hAnsiTheme="majorHAnsi" w:cstheme="majorHAnsi"/>
+        <w:spacing w:before="100" w:beforeAutospacing="1" w:after="100" w:afterAutospacing="1"/>
+        <w:rPr>
+          <w:rFonts w:ascii="Times New Roman" w:eastAsia="Times New Roman" w:hAnsi="Times New Roman" w:cs="Times New Roman"/>
+          <w:sz w:val="24"/>
+          <w:szCs w:val="24"/>
+        </w:rPr>
+      </w:pPr>
+      <w:r>
+        <w:rPr>
+          <w:rFonts w:ascii="Times New Roman" w:eastAsia="Times New Roman" w:hAnsi="Times New Roman" w:cs="Times New Roman"/>
           <w:noProof/>
-          <w:u w:val="single"/>
+          <w:sz w:val="24"/>
+          <w:szCs w:val="24"/>
         </w:rPr>
         <w:lastRenderedPageBreak/>
         <w:drawing>
-          <wp:inline distT="0" distB="0" distL="0" distR="0" wp14:anchorId="7E0E3845" wp14:editId="0291BC03">
-            <wp:extent cx="5943600" cy="3346450"/>
-            <wp:effectExtent l="0" t="0" r="0" b="6350"/>
-            <wp:docPr id="18" name="Picture 18"/>
+          <wp:inline distT="0" distB="0" distL="0" distR="0" wp14:anchorId="48B4D049" wp14:editId="3D08FB31">
+            <wp:extent cx="5743221" cy="3228722"/>
+            <wp:effectExtent l="0" t="0" r="0" b="0"/>
+            <wp:docPr id="2" name="Picture 2"/>
             <wp:cNvGraphicFramePr>
               <a:graphicFrameLocks xmlns:a="http://schemas.openxmlformats.org/drawingml/2006/main" noChangeAspect="1"/>
             </wp:cNvGraphicFramePr>
@@ -4093,7 +4169,7 @@
                   <pic:spPr>
                     <a:xfrm>
                       <a:off x="0" y="0"/>
-                      <a:ext cx="5943600" cy="3346450"/>
+                      <a:ext cx="5742120" cy="3228103"/>
                     </a:xfrm>
                     <a:prstGeom prst="rect">
                       <a:avLst/>
@@ -4105,521 +4181,48 @@
           </wp:inline>
         </w:drawing>
       </w:r>
-      <w:r>
-        <w:rPr>
-          <w:rFonts w:ascii="Times New Roman" w:eastAsia="Times New Roman" w:hAnsi="Times New Roman" w:cs="Times New Roman"/>
-          <w:sz w:val="24"/>
-          <w:szCs w:val="24"/>
-        </w:rPr>
-        <w:t xml:space="preserve"> </w:t>
-      </w:r>
-    </w:p>
-    <w:p>
-      <w:pPr>
-        <w:pStyle w:val="Heading2"/>
-        <w:tabs>
-          <w:tab w:val="left" w:pos="205"/>
-        </w:tabs>
-        <w:spacing w:before="246"/>
-        <w:ind w:left="0" w:firstLine="0"/>
-        <w:rPr>
-          <w:color w:val="4F81BC"/>
-          <w:spacing w:val="-8"/>
-          <w:u w:color="4F81BC"/>
-        </w:rPr>
-      </w:pPr>
-      <w:r>
-        <w:rPr>
-          <w:color w:val="4F81BC"/>
-          <w:spacing w:val="-8"/>
-          <w:u w:color="4F81BC"/>
-        </w:rPr>
-        <w:t>5.4 Blue-Green Deployment (Conceptual)</w:t>
-      </w:r>
-    </w:p>
-    <w:p>
-      <w:pPr>
-        <w:spacing w:before="100" w:beforeAutospacing="1" w:after="100" w:afterAutospacing="1"/>
-      </w:pPr>
-      <w:r>
-        <w:t>Blue-Green deployment involves maintaining two environments: one live (Blue) and one new (Green). After testing, traffic is switched to the new version.</w:t>
-      </w:r>
-    </w:p>
-    <w:p>
-      <w:pPr>
-        <w:spacing w:before="100" w:beforeAutospacing="1" w:after="100" w:afterAutospacing="1"/>
-      </w:pPr>
-      <w:r>
-        <w:t xml:space="preserve"> </w:t>
-      </w:r>
-      <w:r>
-        <w:t xml:space="preserve"> Advantages:</w:t>
-      </w:r>
-    </w:p>
-    <w:p>
-      <w:pPr>
-        <w:pStyle w:val="ListParagraph"/>
-        <w:numPr>
-          <w:ilvl w:val="0"/>
-          <w:numId w:val="24"/>
-        </w:numPr>
-        <w:spacing w:before="100" w:beforeAutospacing="1" w:after="100" w:afterAutospacing="1"/>
-        <w:rPr>
-          <w:u w:val="none"/>
-        </w:rPr>
-      </w:pPr>
-      <w:r>
-        <w:rPr>
-          <w:u w:val="none"/>
-        </w:rPr>
-        <w:t xml:space="preserve">Zero downtime </w:t>
-      </w:r>
-    </w:p>
-    <w:p>
-      <w:pPr>
-        <w:pStyle w:val="ListParagraph"/>
-        <w:numPr>
-          <w:ilvl w:val="0"/>
-          <w:numId w:val="24"/>
-        </w:numPr>
-        <w:spacing w:before="100" w:beforeAutospacing="1" w:after="100" w:afterAutospacing="1"/>
-        <w:rPr>
-          <w:rFonts w:ascii="Times New Roman" w:eastAsia="Times New Roman" w:hAnsi="Times New Roman" w:cs="Times New Roman"/>
-          <w:sz w:val="24"/>
-          <w:szCs w:val="24"/>
-        </w:rPr>
-      </w:pPr>
-      <w:r>
-        <w:rPr>
-          <w:u w:val="none"/>
-        </w:rPr>
-        <w:t xml:space="preserve">Easy rollback </w:t>
-      </w:r>
-    </w:p>
-    <w:p>
-      <w:pPr>
-        <w:pStyle w:val="Heading2"/>
-        <w:tabs>
-          <w:tab w:val="left" w:pos="205"/>
-        </w:tabs>
-        <w:spacing w:before="246"/>
-        <w:rPr>
-          <w:color w:val="4F81BC"/>
-          <w:spacing w:val="-8"/>
-          <w:u w:color="4F81BC"/>
-        </w:rPr>
-      </w:pPr>
-      <w:r>
-        <w:rPr>
-          <w:color w:val="4F81BC"/>
-          <w:spacing w:val="-8"/>
-          <w:u w:color="4F81BC"/>
-        </w:rPr>
-        <w:t>5.5 Canary Release (Conceptual)</w:t>
-      </w:r>
-    </w:p>
-    <w:p>
-      <w:pPr>
-        <w:spacing w:before="100" w:beforeAutospacing="1" w:after="100" w:afterAutospacing="1"/>
-      </w:pPr>
-      <w:r>
-        <w:t>In Canary deployment, the new version is released to a small group of users before full rollout.</w:t>
-      </w:r>
-    </w:p>
-    <w:p>
-      <w:pPr>
-        <w:spacing w:before="100" w:beforeAutospacing="1" w:after="100" w:afterAutospacing="1"/>
-      </w:pPr>
-      <w:r>
-        <w:t xml:space="preserve"> </w:t>
-      </w:r>
-      <w:r>
-        <w:t xml:space="preserve"> Advantages:</w:t>
-      </w:r>
-    </w:p>
-    <w:p>
-      <w:pPr>
-        <w:pStyle w:val="ListParagraph"/>
-        <w:numPr>
-          <w:ilvl w:val="0"/>
-          <w:numId w:val="23"/>
-        </w:numPr>
-        <w:spacing w:before="100" w:beforeAutospacing="1" w:after="100" w:afterAutospacing="1"/>
-        <w:rPr>
-          <w:u w:val="none"/>
-        </w:rPr>
-      </w:pPr>
-      <w:r>
-        <w:rPr>
-          <w:u w:val="none"/>
-        </w:rPr>
-        <w:t xml:space="preserve">Reduced risk </w:t>
-      </w:r>
-    </w:p>
-    <w:p>
-      <w:pPr>
-        <w:pStyle w:val="ListParagraph"/>
-        <w:numPr>
-          <w:ilvl w:val="0"/>
-          <w:numId w:val="23"/>
-        </w:numPr>
-        <w:spacing w:before="100" w:beforeAutospacing="1" w:after="100" w:afterAutospacing="1"/>
-        <w:rPr>
-          <w:u w:val="none"/>
-        </w:rPr>
-      </w:pPr>
-      <w:r>
-        <w:rPr>
-          <w:u w:val="none"/>
-        </w:rPr>
-        <w:t xml:space="preserve">Early issue detection </w:t>
-      </w:r>
-    </w:p>
-    <w:p>
-      <w:pPr>
-        <w:spacing w:before="100" w:beforeAutospacing="1" w:after="100" w:afterAutospacing="1"/>
-      </w:pPr>
-    </w:p>
-    <w:p>
-      <w:pPr>
-        <w:pStyle w:val="Heading2"/>
-        <w:tabs>
-          <w:tab w:val="left" w:pos="205"/>
-        </w:tabs>
-        <w:spacing w:before="246"/>
-        <w:rPr>
-          <w:color w:val="4F81BC"/>
-          <w:spacing w:val="-8"/>
-          <w:u w:color="4F81BC"/>
-        </w:rPr>
-      </w:pPr>
-      <w:r>
-        <w:rPr>
-          <w:color w:val="4F81BC"/>
-          <w:spacing w:val="-8"/>
-          <w:u w:color="4F81BC"/>
-        </w:rPr>
-        <w:t>5.6 Shadow Deployment (Conceptual)</w:t>
-      </w:r>
-    </w:p>
-    <w:p>
-      <w:pPr>
-        <w:spacing w:before="100" w:beforeAutospacing="1" w:after="100" w:afterAutospacing="1"/>
-      </w:pPr>
-      <w:r>
-        <w:t>In Shadow deployment, the new version runs in parallel and receives duplicated traffic without affecting users.</w:t>
-      </w:r>
-    </w:p>
-    <w:p>
-      <w:pPr>
-        <w:spacing w:before="100" w:beforeAutospacing="1" w:after="100" w:afterAutospacing="1"/>
-      </w:pPr>
-      <w:r>
-        <w:t xml:space="preserve">  </w:t>
-      </w:r>
-      <w:r>
-        <w:t>Advantages:</w:t>
-      </w:r>
-    </w:p>
-    <w:p>
-      <w:pPr>
-        <w:pStyle w:val="ListParagraph"/>
-        <w:numPr>
-          <w:ilvl w:val="0"/>
-          <w:numId w:val="22"/>
-        </w:numPr>
-        <w:spacing w:before="100" w:beforeAutospacing="1" w:after="100" w:afterAutospacing="1"/>
-        <w:rPr>
-          <w:u w:val="none"/>
-        </w:rPr>
-      </w:pPr>
-      <w:r>
-        <w:rPr>
-          <w:u w:val="none"/>
-        </w:rPr>
-        <w:t xml:space="preserve">Real-world testing </w:t>
-      </w:r>
-    </w:p>
-    <w:p>
-      <w:pPr>
-        <w:pStyle w:val="ListParagraph"/>
-        <w:numPr>
-          <w:ilvl w:val="0"/>
-          <w:numId w:val="22"/>
-        </w:numPr>
-        <w:spacing w:before="100" w:beforeAutospacing="1" w:after="100" w:afterAutospacing="1"/>
-        <w:rPr>
-          <w:u w:val="none"/>
-        </w:rPr>
-      </w:pPr>
-      <w:r>
-        <w:rPr>
-          <w:u w:val="none"/>
-        </w:rPr>
-        <w:t xml:space="preserve">No user impact </w:t>
-      </w:r>
-    </w:p>
-    <w:p>
-      <w:pPr>
-        <w:pStyle w:val="Heading2"/>
-        <w:tabs>
-          <w:tab w:val="left" w:pos="205"/>
-        </w:tabs>
-        <w:spacing w:before="246"/>
-        <w:rPr>
-          <w:color w:val="4F81BC"/>
-          <w:spacing w:val="-8"/>
-          <w:u w:color="4F81BC"/>
-        </w:rPr>
-      </w:pPr>
-      <w:r>
-        <w:rPr>
-          <w:color w:val="4F81BC"/>
-          <w:spacing w:val="-8"/>
-          <w:u w:color="4F81BC"/>
-        </w:rPr>
-        <w:lastRenderedPageBreak/>
-        <w:t>5.7 A/B Testing (Conceptual)</w:t>
-      </w:r>
-    </w:p>
-    <w:p>
-      <w:pPr>
-        <w:spacing w:before="100" w:beforeAutospacing="1" w:after="100" w:afterAutospacing="1"/>
-      </w:pPr>
-      <w:r>
-        <w:t>A/B testing compares two versions of an application by exposing them to different users.</w:t>
-      </w:r>
-    </w:p>
-    <w:p>
-      <w:pPr>
-        <w:spacing w:before="100" w:beforeAutospacing="1" w:after="100" w:afterAutospacing="1"/>
-      </w:pPr>
-      <w:r>
-        <w:t xml:space="preserve"> Advantages:</w:t>
-      </w:r>
-    </w:p>
-    <w:p>
-      <w:pPr>
-        <w:pStyle w:val="ListParagraph"/>
-        <w:numPr>
-          <w:ilvl w:val="0"/>
-          <w:numId w:val="21"/>
-        </w:numPr>
-        <w:spacing w:before="100" w:beforeAutospacing="1" w:after="100" w:afterAutospacing="1"/>
-        <w:rPr>
-          <w:u w:val="none"/>
-        </w:rPr>
-      </w:pPr>
-      <w:r>
-        <w:rPr>
-          <w:u w:val="none"/>
-        </w:rPr>
-        <w:t xml:space="preserve">Data-driven decisions </w:t>
-      </w:r>
-    </w:p>
-    <w:p>
-      <w:pPr>
-        <w:pStyle w:val="ListParagraph"/>
-        <w:numPr>
-          <w:ilvl w:val="0"/>
-          <w:numId w:val="21"/>
-        </w:numPr>
-        <w:spacing w:before="100" w:beforeAutospacing="1" w:after="100" w:afterAutospacing="1"/>
-        <w:rPr>
-          <w:u w:val="none"/>
-        </w:rPr>
-      </w:pPr>
-      <w:r>
-        <w:rPr>
-          <w:u w:val="none"/>
-        </w:rPr>
-        <w:t xml:space="preserve">Improved user experience </w:t>
-      </w:r>
-    </w:p>
-    <w:p>
-      <w:pPr>
-        <w:rPr>
-          <w:rFonts w:ascii="Times New Roman" w:eastAsia="Times New Roman" w:hAnsi="Times New Roman" w:cs="Times New Roman"/>
-          <w:sz w:val="24"/>
-          <w:szCs w:val="24"/>
-        </w:rPr>
-      </w:pPr>
-    </w:p>
-    <w:p>
-      <w:pPr>
-        <w:pStyle w:val="Heading2"/>
-        <w:tabs>
-          <w:tab w:val="left" w:pos="205"/>
-        </w:tabs>
-        <w:spacing w:before="246"/>
-        <w:rPr>
-          <w:color w:val="4F81BC"/>
-          <w:spacing w:val="-8"/>
-          <w:u w:color="4F81BC"/>
-        </w:rPr>
-      </w:pPr>
-      <w:r>
-        <w:rPr>
-          <w:color w:val="4F81BC"/>
-          <w:spacing w:val="-8"/>
-          <w:u w:color="4F81BC"/>
-        </w:rPr>
-        <w:t>5.8 Summary</w:t>
-      </w:r>
-    </w:p>
-    <w:p>
-      <w:pPr>
-        <w:pStyle w:val="ListParagraph"/>
-        <w:numPr>
-          <w:ilvl w:val="0"/>
-          <w:numId w:val="19"/>
-        </w:numPr>
-        <w:spacing w:before="100" w:beforeAutospacing="1" w:after="100" w:afterAutospacing="1"/>
-        <w:rPr>
-          <w:u w:val="none"/>
-        </w:rPr>
-      </w:pPr>
-      <w:r>
-        <w:rPr>
-          <w:u w:val="none"/>
-        </w:rPr>
-        <w:t xml:space="preserve">Rolling Update and Rollback were implemented </w:t>
-      </w:r>
-    </w:p>
-    <w:p>
-      <w:pPr>
-        <w:pStyle w:val="ListParagraph"/>
-        <w:numPr>
-          <w:ilvl w:val="0"/>
-          <w:numId w:val="19"/>
-        </w:numPr>
-        <w:spacing w:before="100" w:beforeAutospacing="1" w:after="100" w:afterAutospacing="1"/>
-        <w:rPr>
-          <w:u w:val="none"/>
-        </w:rPr>
-      </w:pPr>
-      <w:r>
-        <w:rPr>
-          <w:u w:val="none"/>
-        </w:rPr>
-        <w:t xml:space="preserve">Other strategies were studied conceptually </w:t>
-      </w:r>
-    </w:p>
-    <w:p>
-      <w:pPr>
-        <w:pStyle w:val="ListParagraph"/>
-        <w:numPr>
-          <w:ilvl w:val="0"/>
-          <w:numId w:val="19"/>
-        </w:numPr>
-        <w:spacing w:before="100" w:beforeAutospacing="1" w:after="100" w:afterAutospacing="1"/>
-        <w:rPr>
-          <w:rFonts w:ascii="Times New Roman" w:eastAsia="Times New Roman" w:hAnsi="Times New Roman" w:cs="Times New Roman"/>
-          <w:sz w:val="24"/>
-          <w:szCs w:val="24"/>
-          <w:u w:val="none"/>
-        </w:rPr>
-      </w:pPr>
-      <w:r>
-        <w:rPr>
-          <w:u w:val="none"/>
-        </w:rPr>
-        <w:t>These strategies ensure zero downtime, reliability, and safe deployment</w:t>
-      </w:r>
-      <w:r>
-        <w:rPr>
-          <w:rFonts w:ascii="Times New Roman" w:eastAsia="Times New Roman" w:hAnsi="Times New Roman" w:cs="Times New Roman"/>
-          <w:sz w:val="24"/>
-          <w:szCs w:val="24"/>
-          <w:u w:val="none"/>
-        </w:rPr>
-        <w:t>.</w:t>
-      </w:r>
-    </w:p>
-    <w:p>
-      <w:pPr>
-        <w:rPr>
-          <w:rFonts w:ascii="Times New Roman" w:eastAsia="Times New Roman" w:hAnsi="Times New Roman" w:cs="Times New Roman"/>
-          <w:sz w:val="24"/>
-          <w:szCs w:val="24"/>
-        </w:rPr>
-      </w:pPr>
-    </w:p>
-    <w:p>
-      <w:pPr>
-        <w:pStyle w:val="Heading2"/>
-        <w:tabs>
-          <w:tab w:val="left" w:pos="205"/>
-        </w:tabs>
-        <w:spacing w:before="246"/>
-        <w:rPr>
-          <w:color w:val="4F81BC"/>
-          <w:spacing w:val="-8"/>
-          <w:u w:color="4F81BC"/>
-        </w:rPr>
-      </w:pPr>
-      <w:r>
-        <w:rPr>
-          <w:color w:val="4F81BC"/>
-          <w:spacing w:val="-8"/>
-          <w:u w:color="4F81BC"/>
-        </w:rPr>
-        <w:t xml:space="preserve">6. </w:t>
-      </w:r>
-      <w:proofErr w:type="spellStart"/>
-      <w:r>
-        <w:rPr>
-          <w:color w:val="4F81BC"/>
-          <w:spacing w:val="-8"/>
-          <w:u w:color="4F81BC"/>
-        </w:rPr>
-        <w:t>So</w:t>
-      </w:r>
-      <w:r>
-        <w:rPr>
-          <w:color w:val="4F81BC"/>
-          <w:spacing w:val="-8"/>
-          <w:u w:color="4F81BC"/>
-        </w:rPr>
-        <w:t>narQube</w:t>
-      </w:r>
-      <w:proofErr w:type="spellEnd"/>
-      <w:r>
-        <w:rPr>
-          <w:color w:val="4F81BC"/>
-          <w:spacing w:val="-8"/>
-          <w:u w:color="4F81BC"/>
-        </w:rPr>
-        <w:t xml:space="preserve"> Integration </w:t>
-      </w:r>
-    </w:p>
-    <w:p>
-      <w:pPr>
-        <w:spacing w:before="100" w:beforeAutospacing="1" w:after="100" w:afterAutospacing="1"/>
-      </w:pPr>
-      <w:proofErr w:type="spellStart"/>
-      <w:r>
-        <w:t>SonarQube</w:t>
-      </w:r>
-      <w:proofErr w:type="spellEnd"/>
-      <w:r>
-        <w:t xml:space="preserve"> is used for static code analysis to detect bugs, vulnerabilities, and code quality issues.</w:t>
-      </w:r>
-    </w:p>
-    <w:p>
-      <w:pPr>
-        <w:rPr>
-          <w:rFonts w:ascii="Times New Roman" w:eastAsia="Times New Roman" w:hAnsi="Times New Roman" w:cs="Times New Roman"/>
-          <w:sz w:val="24"/>
-          <w:szCs w:val="24"/>
-        </w:rPr>
-      </w:pPr>
-      <w:r>
+    </w:p>
+    <w:p>
+      <w:pPr>
+        <w:spacing w:before="100" w:beforeAutospacing="1" w:after="100" w:afterAutospacing="1"/>
+        <w:rPr>
+          <w:rFonts w:ascii="Times New Roman" w:eastAsia="Times New Roman" w:hAnsi="Times New Roman" w:cs="Times New Roman"/>
+          <w:sz w:val="24"/>
+          <w:szCs w:val="24"/>
+        </w:rPr>
+      </w:pPr>
+    </w:p>
+    <w:p>
+      <w:pPr>
+        <w:spacing w:before="100" w:beforeAutospacing="1" w:after="100" w:afterAutospacing="1"/>
+        <w:rPr>
+          <w:rFonts w:ascii="Times New Roman" w:eastAsia="Times New Roman" w:hAnsi="Times New Roman" w:cs="Times New Roman"/>
+          <w:sz w:val="24"/>
+          <w:szCs w:val="24"/>
+        </w:rPr>
+      </w:pPr>
+    </w:p>
+    <w:p>
+      <w:pPr>
+        <w:spacing w:before="100" w:beforeAutospacing="1" w:after="100" w:afterAutospacing="1"/>
+        <w:rPr>
+          <w:rFonts w:ascii="Times New Roman" w:eastAsia="Times New Roman" w:hAnsi="Times New Roman" w:cs="Times New Roman"/>
+          <w:sz w:val="24"/>
+          <w:szCs w:val="24"/>
+        </w:rPr>
+      </w:pPr>
+      <w:r>
+        <w:rPr>
+          <w:rFonts w:ascii="Times New Roman" w:eastAsia="Times New Roman" w:hAnsi="Times New Roman" w:cs="Times New Roman"/>
+          <w:noProof/>
+          <w:sz w:val="24"/>
+          <w:szCs w:val="24"/>
+        </w:rPr>
         <w:drawing>
-          <wp:inline distT="0" distB="0" distL="0" distR="0" wp14:anchorId="66ECE31F" wp14:editId="28D2077C">
+          <wp:inline distT="0" distB="0" distL="0" distR="0" wp14:anchorId="10A3AF61" wp14:editId="77E05A55">
             <wp:extent cx="5943600" cy="3341370"/>
             <wp:effectExtent l="0" t="0" r="0" b="0"/>
-            <wp:docPr id="19" name="Picture 19"/>
+            <wp:docPr id="14" name="Picture 14"/>
             <wp:cNvGraphicFramePr>
               <a:graphicFrameLocks xmlns:a="http://schemas.openxmlformats.org/drawingml/2006/main" noChangeAspect="1"/>
             </wp:cNvGraphicFramePr>
@@ -4654,28 +4257,84 @@
     </w:p>
     <w:p>
       <w:pPr>
-        <w:rPr>
-          <w:rFonts w:ascii="Times New Roman" w:eastAsia="Times New Roman" w:hAnsi="Times New Roman" w:cs="Times New Roman"/>
-          <w:sz w:val="24"/>
-          <w:szCs w:val="24"/>
-        </w:rPr>
-      </w:pPr>
-    </w:p>
-    <w:p>
-      <w:pPr>
-        <w:rPr>
-          <w:rFonts w:ascii="Times New Roman" w:eastAsia="Times New Roman" w:hAnsi="Times New Roman" w:cs="Times New Roman"/>
-          <w:sz w:val="24"/>
-          <w:szCs w:val="24"/>
-        </w:rPr>
-      </w:pPr>
-      <w:r>
+        <w:spacing w:before="100" w:beforeAutospacing="1" w:after="100" w:afterAutospacing="1"/>
+        <w:rPr>
+          <w:rFonts w:ascii="Times New Roman" w:eastAsia="Times New Roman" w:hAnsi="Times New Roman" w:cs="Times New Roman"/>
+          <w:sz w:val="24"/>
+          <w:szCs w:val="24"/>
+        </w:rPr>
+      </w:pPr>
+    </w:p>
+    <w:p>
+      <w:pPr>
+        <w:spacing w:before="100" w:beforeAutospacing="1" w:after="100" w:afterAutospacing="1"/>
+        <w:rPr>
+          <w:rFonts w:ascii="Times New Roman" w:eastAsia="Times New Roman" w:hAnsi="Times New Roman" w:cs="Times New Roman"/>
+          <w:sz w:val="24"/>
+          <w:szCs w:val="24"/>
+        </w:rPr>
+      </w:pPr>
+    </w:p>
+    <w:p>
+      <w:pPr>
+        <w:spacing w:before="100" w:beforeAutospacing="1" w:after="100" w:afterAutospacing="1"/>
+        <w:rPr>
+          <w:rFonts w:ascii="Times New Roman" w:eastAsia="Times New Roman" w:hAnsi="Times New Roman" w:cs="Times New Roman"/>
+          <w:sz w:val="24"/>
+          <w:szCs w:val="24"/>
+        </w:rPr>
+      </w:pPr>
+    </w:p>
+    <w:p>
+      <w:pPr>
+        <w:spacing w:before="100" w:beforeAutospacing="1" w:after="100" w:afterAutospacing="1"/>
+        <w:rPr>
+          <w:rFonts w:ascii="Times New Roman" w:eastAsia="Times New Roman" w:hAnsi="Times New Roman" w:cs="Times New Roman"/>
+          <w:sz w:val="24"/>
+          <w:szCs w:val="24"/>
+        </w:rPr>
+      </w:pPr>
+    </w:p>
+    <w:p>
+      <w:pPr>
+        <w:spacing w:before="100" w:beforeAutospacing="1" w:after="100" w:afterAutospacing="1"/>
+        <w:rPr>
+          <w:rFonts w:ascii="Times New Roman" w:eastAsia="Times New Roman" w:hAnsi="Times New Roman" w:cs="Times New Roman"/>
+          <w:sz w:val="24"/>
+          <w:szCs w:val="24"/>
+        </w:rPr>
+      </w:pPr>
+      <w:r>
+        <w:rPr>
+          <w:rFonts w:ascii="Times New Roman" w:eastAsia="Times New Roman" w:hAnsi="Times New Roman" w:cs="Times New Roman"/>
+          <w:sz w:val="24"/>
+          <w:szCs w:val="24"/>
+        </w:rPr>
         <w:lastRenderedPageBreak/>
+        <w:t xml:space="preserve">Green Version – </w:t>
+      </w:r>
+    </w:p>
+    <w:p>
+      <w:pPr>
+        <w:spacing w:before="100" w:beforeAutospacing="1" w:after="100" w:afterAutospacing="1"/>
+        <w:rPr>
+          <w:rFonts w:ascii="Times New Roman" w:eastAsia="Times New Roman" w:hAnsi="Times New Roman" w:cs="Times New Roman"/>
+          <w:sz w:val="24"/>
+          <w:szCs w:val="24"/>
+        </w:rPr>
+      </w:pPr>
+      <w:r>
+        <w:rPr>
+          <w:rFonts w:ascii="Times New Roman" w:eastAsia="Times New Roman" w:hAnsi="Times New Roman" w:cs="Times New Roman"/>
+          <w:noProof/>
+          <w:sz w:val="24"/>
+          <w:szCs w:val="24"/>
+        </w:rPr>
         <w:drawing>
-          <wp:inline distT="0" distB="0" distL="0" distR="0" wp14:anchorId="3B5019B3" wp14:editId="0AF6BBE0">
-            <wp:extent cx="5943600" cy="3341370"/>
-            <wp:effectExtent l="0" t="0" r="0" b="0"/>
-            <wp:docPr id="22" name="Picture 22"/>
+          <wp:inline distT="0" distB="0" distL="0" distR="0" wp14:anchorId="73786806" wp14:editId="24A9626B">
+            <wp:extent cx="4944234" cy="3981798"/>
+            <wp:effectExtent l="0" t="0" r="8890" b="0"/>
+            <wp:docPr id="30" name="Picture 30"/>
             <wp:cNvGraphicFramePr>
               <a:graphicFrameLocks xmlns:a="http://schemas.openxmlformats.org/drawingml/2006/main" noChangeAspect="1"/>
             </wp:cNvGraphicFramePr>
@@ -4695,7 +4354,7 @@
                   <pic:spPr>
                     <a:xfrm>
                       <a:off x="0" y="0"/>
-                      <a:ext cx="5943600" cy="3341370"/>
+                      <a:ext cx="4940871" cy="3979089"/>
                     </a:xfrm>
                     <a:prstGeom prst="rect">
                       <a:avLst/>
@@ -4710,65 +4369,35 @@
     </w:p>
     <w:p>
       <w:pPr>
-        <w:rPr>
-          <w:rFonts w:ascii="Times New Roman" w:eastAsia="Times New Roman" w:hAnsi="Times New Roman" w:cs="Times New Roman"/>
-          <w:sz w:val="24"/>
-          <w:szCs w:val="24"/>
-        </w:rPr>
-      </w:pPr>
-      <w:r>
+        <w:spacing w:before="100" w:beforeAutospacing="1" w:after="100" w:afterAutospacing="1"/>
+        <w:rPr>
+          <w:rFonts w:ascii="Times New Roman" w:eastAsia="Times New Roman" w:hAnsi="Times New Roman" w:cs="Times New Roman"/>
+          <w:sz w:val="24"/>
+          <w:szCs w:val="24"/>
+        </w:rPr>
+      </w:pPr>
+    </w:p>
+    <w:p>
+      <w:pPr>
+        <w:spacing w:before="100" w:beforeAutospacing="1" w:after="100" w:afterAutospacing="1"/>
+        <w:rPr>
+          <w:rFonts w:ascii="Times New Roman" w:eastAsia="Times New Roman" w:hAnsi="Times New Roman" w:cs="Times New Roman"/>
+          <w:sz w:val="24"/>
+          <w:szCs w:val="24"/>
+        </w:rPr>
+      </w:pPr>
+      <w:r>
+        <w:rPr>
+          <w:rFonts w:ascii="Times New Roman" w:eastAsia="Times New Roman" w:hAnsi="Times New Roman" w:cs="Times New Roman"/>
+          <w:noProof/>
+          <w:sz w:val="24"/>
+          <w:szCs w:val="24"/>
+        </w:rPr>
         <w:drawing>
-          <wp:inline distT="0" distB="0" distL="0" distR="0" wp14:anchorId="654D2A70" wp14:editId="5C61F6A8">
+          <wp:inline distT="0" distB="0" distL="0" distR="0" wp14:anchorId="40E225A0" wp14:editId="70011232">
             <wp:extent cx="5943600" cy="3341370"/>
             <wp:effectExtent l="0" t="0" r="0" b="0"/>
-            <wp:docPr id="21" name="Picture 21"/>
-            <wp:cNvGraphicFramePr>
-              <a:graphicFrameLocks xmlns:a="http://schemas.openxmlformats.org/drawingml/2006/main" noChangeAspect="1"/>
-            </wp:cNvGraphicFramePr>
-            <a:graphic xmlns:a="http://schemas.openxmlformats.org/drawingml/2006/main">
-              <a:graphicData uri="http://schemas.openxmlformats.org/drawingml/2006/picture">
-                <pic:pic xmlns:pic="http://schemas.openxmlformats.org/drawingml/2006/picture">
-                  <pic:nvPicPr>
-                    <pic:cNvPr id="0" name=""/>
-                    <pic:cNvPicPr/>
-                  </pic:nvPicPr>
-                  <pic:blipFill>
-                    <a:blip r:embed="rId31"/>
-                    <a:stretch>
-                      <a:fillRect/>
-                    </a:stretch>
-                  </pic:blipFill>
-                  <pic:spPr>
-                    <a:xfrm>
-                      <a:off x="0" y="0"/>
-                      <a:ext cx="5943600" cy="3341370"/>
-                    </a:xfrm>
-                    <a:prstGeom prst="rect">
-                      <a:avLst/>
-                    </a:prstGeom>
-                  </pic:spPr>
-                </pic:pic>
-              </a:graphicData>
-            </a:graphic>
-          </wp:inline>
-        </w:drawing>
-      </w:r>
-    </w:p>
-    <w:p>
-      <w:pPr>
-        <w:rPr>
-          <w:rFonts w:ascii="Times New Roman" w:eastAsia="Times New Roman" w:hAnsi="Times New Roman" w:cs="Times New Roman"/>
-          <w:sz w:val="24"/>
-          <w:szCs w:val="24"/>
-        </w:rPr>
-      </w:pPr>
-      <w:r>
-        <w:lastRenderedPageBreak/>
-        <w:drawing>
-          <wp:inline distT="0" distB="0" distL="0" distR="0" wp14:anchorId="62D38EAD" wp14:editId="691576C2">
-            <wp:extent cx="5943600" cy="3341370"/>
-            <wp:effectExtent l="0" t="0" r="0" b="0"/>
-            <wp:docPr id="20" name="Picture 20"/>
+            <wp:docPr id="31" name="Picture 31"/>
             <wp:cNvGraphicFramePr>
               <a:graphicFrameLocks xmlns:a="http://schemas.openxmlformats.org/drawingml/2006/main" noChangeAspect="1"/>
             </wp:cNvGraphicFramePr>
@@ -4803,54 +4432,26 @@
     </w:p>
     <w:p>
       <w:pPr>
-        <w:rPr>
-          <w:rFonts w:ascii="Times New Roman" w:eastAsia="Times New Roman" w:hAnsi="Times New Roman" w:cs="Times New Roman"/>
-          <w:sz w:val="24"/>
-          <w:szCs w:val="24"/>
-        </w:rPr>
-      </w:pPr>
-    </w:p>
-    <w:p>
-      <w:pPr>
-        <w:rPr>
-          <w:rFonts w:ascii="Times New Roman" w:eastAsia="Times New Roman" w:hAnsi="Times New Roman" w:cs="Times New Roman"/>
-          <w:sz w:val="24"/>
-          <w:szCs w:val="24"/>
-        </w:rPr>
-      </w:pPr>
-    </w:p>
-    <w:p>
-      <w:pPr>
-        <w:rPr>
-          <w:rFonts w:ascii="Times New Roman" w:eastAsia="Times New Roman" w:hAnsi="Times New Roman" w:cs="Times New Roman"/>
-          <w:sz w:val="24"/>
-          <w:szCs w:val="24"/>
-        </w:rPr>
-      </w:pPr>
-    </w:p>
-    <w:p>
-      <w:pPr>
-        <w:rPr>
-          <w:rFonts w:ascii="Times New Roman" w:eastAsia="Times New Roman" w:hAnsi="Times New Roman" w:cs="Times New Roman"/>
-          <w:sz w:val="24"/>
-          <w:szCs w:val="24"/>
-        </w:rPr>
-      </w:pPr>
-    </w:p>
-    <w:p>
-      <w:pPr>
-        <w:rPr>
-          <w:rFonts w:ascii="Times New Roman" w:eastAsia="Times New Roman" w:hAnsi="Times New Roman" w:cs="Times New Roman"/>
-          <w:sz w:val="24"/>
-          <w:szCs w:val="24"/>
-        </w:rPr>
-      </w:pPr>
-      <w:r>
+        <w:spacing w:before="100" w:beforeAutospacing="1" w:after="100" w:afterAutospacing="1"/>
+        <w:rPr>
+          <w:rFonts w:ascii="Times New Roman" w:eastAsia="Times New Roman" w:hAnsi="Times New Roman" w:cs="Times New Roman"/>
+          <w:sz w:val="24"/>
+          <w:szCs w:val="24"/>
+        </w:rPr>
+      </w:pPr>
+      <w:r>
+        <w:rPr>
+          <w:rFonts w:ascii="Times New Roman" w:eastAsia="Times New Roman" w:hAnsi="Times New Roman" w:cs="Times New Roman"/>
+          <w:noProof/>
+          <w:sz w:val="24"/>
+          <w:szCs w:val="24"/>
+        </w:rPr>
+        <w:lastRenderedPageBreak/>
         <w:drawing>
-          <wp:inline distT="0" distB="0" distL="0" distR="0" wp14:anchorId="05299B77" wp14:editId="283DE053">
+          <wp:inline distT="0" distB="0" distL="0" distR="0" wp14:anchorId="10E1F733" wp14:editId="581B12EF">
             <wp:extent cx="5943600" cy="3341370"/>
             <wp:effectExtent l="0" t="0" r="0" b="0"/>
-            <wp:docPr id="23" name="Picture 23"/>
+            <wp:docPr id="29" name="Picture 29"/>
             <wp:cNvGraphicFramePr>
               <a:graphicFrameLocks xmlns:a="http://schemas.openxmlformats.org/drawingml/2006/main" noChangeAspect="1"/>
             </wp:cNvGraphicFramePr>
@@ -4885,19 +4486,152 @@
     </w:p>
     <w:p>
       <w:pPr>
-        <w:rPr>
-          <w:rFonts w:ascii="Times New Roman" w:eastAsia="Times New Roman" w:hAnsi="Times New Roman" w:cs="Times New Roman"/>
-          <w:sz w:val="24"/>
-          <w:szCs w:val="24"/>
-        </w:rPr>
-      </w:pPr>
-      <w:r>
-        <w:lastRenderedPageBreak/>
+        <w:spacing w:before="100" w:beforeAutospacing="1" w:after="100" w:afterAutospacing="1"/>
+        <w:rPr>
+          <w:rFonts w:ascii="Times New Roman" w:eastAsia="Times New Roman" w:hAnsi="Times New Roman" w:cs="Times New Roman"/>
+          <w:sz w:val="24"/>
+          <w:szCs w:val="24"/>
+        </w:rPr>
+      </w:pPr>
+    </w:p>
+    <w:p>
+      <w:pPr>
+        <w:pStyle w:val="Heading2"/>
+        <w:tabs>
+          <w:tab w:val="left" w:pos="205"/>
+        </w:tabs>
+        <w:spacing w:before="246"/>
+        <w:rPr>
+          <w:color w:val="4F81BC"/>
+          <w:spacing w:val="-8"/>
+          <w:u w:color="4F81BC"/>
+        </w:rPr>
+      </w:pPr>
+      <w:r>
+        <w:rPr>
+          <w:color w:val="4F81BC"/>
+          <w:spacing w:val="-8"/>
+          <w:u w:color="4F81BC"/>
+        </w:rPr>
+        <w:t>5.5 Canary Release (</w:t>
+      </w:r>
+      <w:r>
+        <w:rPr>
+          <w:color w:val="4F81BC"/>
+          <w:spacing w:val="-8"/>
+          <w:u w:color="4F81BC"/>
+        </w:rPr>
+        <w:t>Implemented</w:t>
+      </w:r>
+      <w:r>
+        <w:rPr>
+          <w:color w:val="4F81BC"/>
+          <w:spacing w:val="-8"/>
+          <w:u w:color="4F81BC"/>
+        </w:rPr>
+        <w:t>)</w:t>
+      </w:r>
+    </w:p>
+    <w:p>
+      <w:pPr>
+        <w:pStyle w:val="Heading2"/>
+        <w:tabs>
+          <w:tab w:val="left" w:pos="205"/>
+        </w:tabs>
+        <w:spacing w:before="246"/>
+        <w:rPr>
+          <w:b w:val="0"/>
+          <w:bCs w:val="0"/>
+          <w:i w:val="0"/>
+          <w:iCs w:val="0"/>
+          <w:sz w:val="22"/>
+          <w:szCs w:val="22"/>
+          <w:u w:val="none"/>
+        </w:rPr>
+      </w:pPr>
+      <w:r>
+        <w:rPr>
+          <w:b w:val="0"/>
+          <w:bCs w:val="0"/>
+          <w:i w:val="0"/>
+          <w:iCs w:val="0"/>
+          <w:sz w:val="22"/>
+          <w:szCs w:val="22"/>
+          <w:u w:val="none"/>
+        </w:rPr>
+        <w:t>Canary deployment was implemented by running multiple versions with controlled replica distribution.</w:t>
+      </w:r>
+    </w:p>
+    <w:p>
+      <w:pPr>
+        <w:spacing w:before="100" w:beforeAutospacing="1" w:after="100" w:afterAutospacing="1"/>
+      </w:pPr>
+      <w:r>
+        <w:t>In Canary deployment, the new version is released to a small group of users before full rollout.</w:t>
+      </w:r>
+    </w:p>
+    <w:p>
+      <w:pPr>
+        <w:spacing w:before="100" w:beforeAutospacing="1" w:after="100" w:afterAutospacing="1"/>
+      </w:pPr>
+      <w:r>
+        <w:t xml:space="preserve"> </w:t>
+      </w:r>
+      <w:r>
+        <w:t xml:space="preserve"> Advantages:</w:t>
+      </w:r>
+    </w:p>
+    <w:p>
+      <w:pPr>
+        <w:pStyle w:val="ListParagraph"/>
+        <w:numPr>
+          <w:ilvl w:val="0"/>
+          <w:numId w:val="23"/>
+        </w:numPr>
+        <w:spacing w:before="100" w:beforeAutospacing="1" w:after="100" w:afterAutospacing="1"/>
+        <w:rPr>
+          <w:u w:val="none"/>
+        </w:rPr>
+      </w:pPr>
+      <w:r>
+        <w:rPr>
+          <w:u w:val="none"/>
+        </w:rPr>
+        <w:t xml:space="preserve">Reduced risk </w:t>
+      </w:r>
+    </w:p>
+    <w:p>
+      <w:pPr>
+        <w:pStyle w:val="ListParagraph"/>
+        <w:numPr>
+          <w:ilvl w:val="0"/>
+          <w:numId w:val="23"/>
+        </w:numPr>
+        <w:spacing w:before="100" w:beforeAutospacing="1" w:after="100" w:afterAutospacing="1"/>
+        <w:rPr>
+          <w:u w:val="none"/>
+        </w:rPr>
+      </w:pPr>
+      <w:r>
+        <w:rPr>
+          <w:u w:val="none"/>
+        </w:rPr>
+        <w:t xml:space="preserve">Early issue detection </w:t>
+      </w:r>
+    </w:p>
+    <w:p>
+      <w:pPr>
+        <w:spacing w:before="100" w:beforeAutospacing="1" w:after="100" w:afterAutospacing="1"/>
+      </w:pPr>
+      <w:r>
+        <w:rPr>
+          <w:noProof/>
+        </w:rPr>
         <w:drawing>
-          <wp:inline distT="0" distB="0" distL="0" distR="0" wp14:anchorId="707B7AAE" wp14:editId="4C1E6869">
-            <wp:extent cx="5943600" cy="3341370"/>
-            <wp:effectExtent l="0" t="0" r="0" b="0"/>
-            <wp:docPr id="24" name="Picture 24"/>
+          <wp:inline distT="0" distB="0" distL="0" distR="0" wp14:anchorId="38CDC7DE" wp14:editId="538B5E2A">
+            <wp:extent cx="3220630" cy="2601966"/>
+            <wp:effectExtent l="0" t="0" r="0" b="8255"/>
+            <wp:docPr id="32" name="Picture 32"/>
             <wp:cNvGraphicFramePr>
               <a:graphicFrameLocks xmlns:a="http://schemas.openxmlformats.org/drawingml/2006/main" noChangeAspect="1"/>
             </wp:cNvGraphicFramePr>
@@ -4917,7 +4651,7 @@
                   <pic:spPr>
                     <a:xfrm>
                       <a:off x="0" y="0"/>
-                      <a:ext cx="5943600" cy="3341370"/>
+                      <a:ext cx="3223950" cy="2604648"/>
                     </a:xfrm>
                     <a:prstGeom prst="rect">
                       <a:avLst/>
@@ -4932,45 +4666,31 @@
     </w:p>
     <w:p>
       <w:pPr>
-        <w:rPr>
-          <w:rFonts w:ascii="Times New Roman" w:eastAsia="Times New Roman" w:hAnsi="Times New Roman" w:cs="Times New Roman"/>
-          <w:sz w:val="24"/>
-          <w:szCs w:val="24"/>
-        </w:rPr>
-      </w:pPr>
-    </w:p>
-    <w:p>
-      <w:pPr>
-        <w:rPr>
-          <w:rFonts w:ascii="Times New Roman" w:eastAsia="Times New Roman" w:hAnsi="Times New Roman" w:cs="Times New Roman"/>
-          <w:sz w:val="24"/>
-          <w:szCs w:val="24"/>
-        </w:rPr>
-      </w:pPr>
-    </w:p>
-    <w:p>
-      <w:pPr>
-        <w:rPr>
-          <w:rFonts w:ascii="Times New Roman" w:eastAsia="Times New Roman" w:hAnsi="Times New Roman" w:cs="Times New Roman"/>
-          <w:sz w:val="24"/>
-          <w:szCs w:val="24"/>
-        </w:rPr>
-      </w:pPr>
-    </w:p>
-    <w:p>
-      <w:pPr>
-        <w:rPr>
-          <w:rFonts w:ascii="Times New Roman" w:eastAsia="Times New Roman" w:hAnsi="Times New Roman" w:cs="Times New Roman"/>
-          <w:sz w:val="24"/>
-          <w:szCs w:val="24"/>
-        </w:rPr>
-      </w:pPr>
-      <w:r>
+        <w:spacing w:before="100" w:beforeAutospacing="1" w:after="100" w:afterAutospacing="1"/>
+      </w:pPr>
+    </w:p>
+    <w:p>
+      <w:pPr>
+        <w:spacing w:before="100" w:beforeAutospacing="1" w:after="100" w:afterAutospacing="1"/>
+      </w:pPr>
+      <w:r>
+        <w:lastRenderedPageBreak/>
+        <w:t xml:space="preserve">Same URL will run on 2 replicas on refresh – </w:t>
+      </w:r>
+    </w:p>
+    <w:p>
+      <w:pPr>
+        <w:spacing w:before="100" w:beforeAutospacing="1" w:after="100" w:afterAutospacing="1"/>
+      </w:pPr>
+      <w:r>
+        <w:rPr>
+          <w:noProof/>
+        </w:rPr>
         <w:drawing>
-          <wp:inline distT="0" distB="0" distL="0" distR="0" wp14:anchorId="7C59D0FA" wp14:editId="1CB2F69E">
-            <wp:extent cx="5943600" cy="3159125"/>
-            <wp:effectExtent l="0" t="0" r="0" b="3175"/>
-            <wp:docPr id="25" name="Picture 25"/>
+          <wp:inline distT="0" distB="0" distL="0" distR="0" wp14:anchorId="147298B8" wp14:editId="5353C658">
+            <wp:extent cx="5943600" cy="3000375"/>
+            <wp:effectExtent l="0" t="0" r="0" b="9525"/>
+            <wp:docPr id="33" name="Picture 33"/>
             <wp:cNvGraphicFramePr>
               <a:graphicFrameLocks xmlns:a="http://schemas.openxmlformats.org/drawingml/2006/main" noChangeAspect="1"/>
             </wp:cNvGraphicFramePr>
@@ -4990,7 +4710,7 @@
                   <pic:spPr>
                     <a:xfrm>
                       <a:off x="0" y="0"/>
-                      <a:ext cx="5943600" cy="3159125"/>
+                      <a:ext cx="5943600" cy="3000375"/>
                     </a:xfrm>
                     <a:prstGeom prst="rect">
                       <a:avLst/>
@@ -5005,147 +4725,17 @@
     </w:p>
     <w:p>
       <w:pPr>
-        <w:rPr>
-          <w:rFonts w:ascii="Times New Roman" w:eastAsia="Times New Roman" w:hAnsi="Times New Roman" w:cs="Times New Roman"/>
-          <w:sz w:val="24"/>
-          <w:szCs w:val="24"/>
-        </w:rPr>
-      </w:pPr>
-    </w:p>
-    <w:p>
-      <w:pPr>
-        <w:rPr>
-          <w:rFonts w:ascii="Times New Roman" w:eastAsia="Times New Roman" w:hAnsi="Times New Roman" w:cs="Times New Roman"/>
-          <w:sz w:val="24"/>
-          <w:szCs w:val="24"/>
-        </w:rPr>
-      </w:pPr>
-    </w:p>
-    <w:p>
-      <w:pPr>
-        <w:rPr>
-          <w:rFonts w:ascii="Times New Roman" w:eastAsia="Times New Roman" w:hAnsi="Times New Roman" w:cs="Times New Roman"/>
-          <w:sz w:val="24"/>
-          <w:szCs w:val="24"/>
-        </w:rPr>
-      </w:pPr>
-    </w:p>
-    <w:p>
-      <w:pPr>
-        <w:rPr>
-          <w:rFonts w:ascii="Times New Roman" w:eastAsia="Times New Roman" w:hAnsi="Times New Roman" w:cs="Times New Roman"/>
-          <w:sz w:val="24"/>
-          <w:szCs w:val="24"/>
-        </w:rPr>
-      </w:pPr>
-    </w:p>
-    <w:p>
-      <w:pPr>
-        <w:rPr>
-          <w:rFonts w:ascii="Times New Roman" w:eastAsia="Times New Roman" w:hAnsi="Times New Roman" w:cs="Times New Roman"/>
-          <w:sz w:val="24"/>
-          <w:szCs w:val="24"/>
-        </w:rPr>
-      </w:pPr>
-    </w:p>
-    <w:p>
-      <w:pPr>
-        <w:rPr>
-          <w:rFonts w:ascii="Times New Roman" w:eastAsia="Times New Roman" w:hAnsi="Times New Roman" w:cs="Times New Roman"/>
-          <w:sz w:val="24"/>
-          <w:szCs w:val="24"/>
-        </w:rPr>
-      </w:pPr>
-    </w:p>
-    <w:p>
-      <w:pPr>
-        <w:rPr>
-          <w:rFonts w:ascii="Times New Roman" w:eastAsia="Times New Roman" w:hAnsi="Times New Roman" w:cs="Times New Roman"/>
-          <w:sz w:val="24"/>
-          <w:szCs w:val="24"/>
-        </w:rPr>
-      </w:pPr>
-    </w:p>
-    <w:p>
-      <w:pPr>
-        <w:rPr>
-          <w:rFonts w:ascii="Times New Roman" w:eastAsia="Times New Roman" w:hAnsi="Times New Roman" w:cs="Times New Roman"/>
-          <w:sz w:val="24"/>
-          <w:szCs w:val="24"/>
-        </w:rPr>
-      </w:pPr>
-    </w:p>
-    <w:p>
-      <w:pPr>
-        <w:rPr>
-          <w:rFonts w:ascii="Times New Roman" w:eastAsia="Times New Roman" w:hAnsi="Times New Roman" w:cs="Times New Roman"/>
-          <w:sz w:val="24"/>
-          <w:szCs w:val="24"/>
-        </w:rPr>
-      </w:pPr>
-    </w:p>
-    <w:p>
-      <w:pPr>
-        <w:rPr>
-          <w:rFonts w:ascii="Times New Roman" w:eastAsia="Times New Roman" w:hAnsi="Times New Roman" w:cs="Times New Roman"/>
-          <w:sz w:val="24"/>
-          <w:szCs w:val="24"/>
-        </w:rPr>
-      </w:pPr>
-    </w:p>
-    <w:p/>
-    <w:p>
-      <w:pPr>
-        <w:rPr>
-          <w:b/>
-          <w:bCs/>
-          <w:i/>
-          <w:iCs/>
-          <w:color w:val="4F81BC"/>
-          <w:spacing w:val="-8"/>
-          <w:sz w:val="26"/>
-          <w:szCs w:val="26"/>
-          <w:u w:val="single" w:color="4F81BC"/>
-        </w:rPr>
-      </w:pPr>
-      <w:r>
-        <w:rPr>
-          <w:b/>
-          <w:bCs/>
-          <w:i/>
-          <w:iCs/>
-          <w:color w:val="4F81BC"/>
-          <w:spacing w:val="-8"/>
-          <w:sz w:val="26"/>
-          <w:szCs w:val="26"/>
-          <w:u w:val="single" w:color="4F81BC"/>
-        </w:rPr>
-        <w:lastRenderedPageBreak/>
-        <w:t>100% test Coverage and 100% success with 0% duplication</w:t>
-      </w:r>
-    </w:p>
-    <w:p>
-      <w:pPr>
-        <w:rPr>
-          <w:b/>
-          <w:bCs/>
-          <w:i/>
-          <w:iCs/>
-          <w:color w:val="4F81BC"/>
-          <w:spacing w:val="-8"/>
-          <w:sz w:val="26"/>
-          <w:szCs w:val="26"/>
-          <w:u w:val="single" w:color="4F81BC"/>
-        </w:rPr>
-      </w:pPr>
-    </w:p>
-    <w:p>
-      <w:r>
+        <w:spacing w:before="100" w:beforeAutospacing="1" w:after="100" w:afterAutospacing="1"/>
+      </w:pPr>
+      <w:r>
+        <w:rPr>
+          <w:noProof/>
+        </w:rPr>
         <w:drawing>
-          <wp:inline distT="0" distB="0" distL="0" distR="0" wp14:anchorId="06FF2814" wp14:editId="05B12D68">
-            <wp:extent cx="5943600" cy="3152775"/>
-            <wp:effectExtent l="0" t="0" r="0" b="9525"/>
-            <wp:docPr id="27" name="Picture 27"/>
+          <wp:inline distT="0" distB="0" distL="0" distR="0" wp14:anchorId="2E32ECBF" wp14:editId="72471DD0">
+            <wp:extent cx="5943600" cy="3161665"/>
+            <wp:effectExtent l="0" t="0" r="0" b="635"/>
+            <wp:docPr id="38" name="Picture 38"/>
             <wp:cNvGraphicFramePr>
               <a:graphicFrameLocks xmlns:a="http://schemas.openxmlformats.org/drawingml/2006/main" noChangeAspect="1"/>
             </wp:cNvGraphicFramePr>
@@ -5165,7 +4755,7 @@
                   <pic:spPr>
                     <a:xfrm>
                       <a:off x="0" y="0"/>
-                      <a:ext cx="5943600" cy="3152775"/>
+                      <a:ext cx="5943600" cy="3161665"/>
                     </a:xfrm>
                     <a:prstGeom prst="rect">
                       <a:avLst/>
@@ -5178,19 +4768,149 @@
         </w:drawing>
       </w:r>
     </w:p>
-    <w:p/>
-    <w:p/>
-    <w:p/>
-    <w:p/>
-    <w:p/>
-    <w:p/>
-    <w:p>
-      <w:r>
+    <w:p>
+      <w:pPr>
+        <w:pStyle w:val="Heading2"/>
+        <w:tabs>
+          <w:tab w:val="left" w:pos="205"/>
+        </w:tabs>
+        <w:spacing w:before="246"/>
+        <w:rPr>
+          <w:color w:val="4F81BC"/>
+          <w:spacing w:val="-8"/>
+          <w:u w:color="4F81BC"/>
+        </w:rPr>
+      </w:pPr>
+      <w:r>
+        <w:rPr>
+          <w:color w:val="4F81BC"/>
+          <w:spacing w:val="-8"/>
+          <w:u w:color="4F81BC"/>
+        </w:rPr>
+        <w:t>5.6 Shadow Deployment (</w:t>
+      </w:r>
+      <w:r>
+        <w:rPr>
+          <w:color w:val="4F81BC"/>
+          <w:spacing w:val="-8"/>
+          <w:u w:color="4F81BC"/>
+        </w:rPr>
+        <w:t>Implemented</w:t>
+      </w:r>
+      <w:r>
+        <w:rPr>
+          <w:color w:val="4F81BC"/>
+          <w:spacing w:val="-8"/>
+          <w:u w:color="4F81BC"/>
+        </w:rPr>
+        <w:t>)</w:t>
+      </w:r>
+    </w:p>
+    <w:p>
+      <w:pPr>
+        <w:spacing w:before="100" w:beforeAutospacing="1" w:after="100" w:afterAutospacing="1"/>
+      </w:pPr>
+      <w:r>
+        <w:t>Shadow deployment was simulated by running a parallel version of the application without exposing it to users. The shadow version was tested independently without affecting production traffic.</w:t>
+      </w:r>
+    </w:p>
+    <w:p>
+      <w:pPr>
+        <w:spacing w:before="100" w:beforeAutospacing="1" w:after="100" w:afterAutospacing="1"/>
+      </w:pPr>
+      <w:r>
+        <w:t>In Shadow deployment, the new version runs in parallel and receives duplicated traffic without affecting users.</w:t>
+      </w:r>
+    </w:p>
+    <w:p>
+      <w:pPr>
+        <w:spacing w:before="100" w:beforeAutospacing="1" w:after="100" w:afterAutospacing="1"/>
+      </w:pPr>
+    </w:p>
+    <w:p>
+      <w:pPr>
+        <w:spacing w:before="100" w:beforeAutospacing="1" w:after="100" w:afterAutospacing="1"/>
+      </w:pPr>
+    </w:p>
+    <w:p>
+      <w:pPr>
+        <w:spacing w:before="100" w:beforeAutospacing="1" w:after="100" w:afterAutospacing="1"/>
+      </w:pPr>
+      <w:r>
+        <w:lastRenderedPageBreak/>
+        <w:t xml:space="preserve">  </w:t>
+      </w:r>
+      <w:r>
+        <w:t>Advantages:</w:t>
+      </w:r>
+    </w:p>
+    <w:p>
+      <w:pPr>
+        <w:pStyle w:val="ListParagraph"/>
+        <w:numPr>
+          <w:ilvl w:val="0"/>
+          <w:numId w:val="22"/>
+        </w:numPr>
+        <w:spacing w:before="100" w:beforeAutospacing="1" w:after="100" w:afterAutospacing="1"/>
+        <w:rPr>
+          <w:u w:val="none"/>
+        </w:rPr>
+      </w:pPr>
+      <w:r>
+        <w:rPr>
+          <w:u w:val="none"/>
+        </w:rPr>
+        <w:t xml:space="preserve">Real-world testing </w:t>
+      </w:r>
+    </w:p>
+    <w:p>
+      <w:pPr>
+        <w:pStyle w:val="ListParagraph"/>
+        <w:numPr>
+          <w:ilvl w:val="0"/>
+          <w:numId w:val="22"/>
+        </w:numPr>
+        <w:spacing w:before="100" w:beforeAutospacing="1" w:after="100" w:afterAutospacing="1"/>
+        <w:rPr>
+          <w:u w:val="none"/>
+        </w:rPr>
+      </w:pPr>
+      <w:r>
+        <w:rPr>
+          <w:u w:val="none"/>
+        </w:rPr>
+        <w:t xml:space="preserve">No user impact </w:t>
+      </w:r>
+    </w:p>
+    <w:p>
+      <w:pPr>
+        <w:pStyle w:val="ListParagraph"/>
+        <w:spacing w:before="100" w:beforeAutospacing="1" w:after="100" w:afterAutospacing="1"/>
+        <w:ind w:left="720" w:firstLine="0"/>
+        <w:rPr>
+          <w:u w:val="none"/>
+        </w:rPr>
+      </w:pPr>
+    </w:p>
+    <w:p>
+      <w:pPr>
+        <w:pStyle w:val="ListParagraph"/>
+        <w:spacing w:before="100" w:beforeAutospacing="1" w:after="100" w:afterAutospacing="1"/>
+        <w:ind w:left="720" w:firstLine="0"/>
+        <w:rPr>
+          <w:u w:val="none"/>
+        </w:rPr>
+      </w:pPr>
+      <w:r>
+        <w:rPr>
+          <w:noProof/>
+          <w:u w:val="none"/>
+        </w:rPr>
         <w:drawing>
-          <wp:inline distT="0" distB="0" distL="0" distR="0" wp14:anchorId="18E631C1" wp14:editId="520F823E">
-            <wp:extent cx="5943600" cy="2931795"/>
-            <wp:effectExtent l="0" t="0" r="0" b="1905"/>
-            <wp:docPr id="26" name="Picture 26"/>
+          <wp:inline distT="0" distB="0" distL="0" distR="0" wp14:anchorId="42526D64" wp14:editId="54AEE71B">
+            <wp:extent cx="5943600" cy="3341370"/>
+            <wp:effectExtent l="0" t="0" r="0" b="0"/>
+            <wp:docPr id="40" name="Picture 40"/>
             <wp:cNvGraphicFramePr>
               <a:graphicFrameLocks xmlns:a="http://schemas.openxmlformats.org/drawingml/2006/main" noChangeAspect="1"/>
             </wp:cNvGraphicFramePr>
@@ -5210,6 +4930,1461 @@
                   <pic:spPr>
                     <a:xfrm>
                       <a:off x="0" y="0"/>
+                      <a:ext cx="5943600" cy="3341370"/>
+                    </a:xfrm>
+                    <a:prstGeom prst="rect">
+                      <a:avLst/>
+                    </a:prstGeom>
+                  </pic:spPr>
+                </pic:pic>
+              </a:graphicData>
+            </a:graphic>
+          </wp:inline>
+        </w:drawing>
+      </w:r>
+    </w:p>
+    <w:p>
+      <w:pPr>
+        <w:pStyle w:val="ListParagraph"/>
+        <w:spacing w:before="100" w:beforeAutospacing="1" w:after="100" w:afterAutospacing="1"/>
+        <w:ind w:left="720" w:firstLine="0"/>
+        <w:rPr>
+          <w:u w:val="none"/>
+        </w:rPr>
+      </w:pPr>
+      <w:r>
+        <w:rPr>
+          <w:noProof/>
+          <w:u w:val="none"/>
+        </w:rPr>
+        <w:drawing>
+          <wp:inline distT="0" distB="0" distL="0" distR="0" wp14:anchorId="335179FA" wp14:editId="2BA8C0EE">
+            <wp:extent cx="5943600" cy="3341370"/>
+            <wp:effectExtent l="0" t="0" r="0" b="0"/>
+            <wp:docPr id="41" name="Picture 41"/>
+            <wp:cNvGraphicFramePr>
+              <a:graphicFrameLocks xmlns:a="http://schemas.openxmlformats.org/drawingml/2006/main" noChangeAspect="1"/>
+            </wp:cNvGraphicFramePr>
+            <a:graphic xmlns:a="http://schemas.openxmlformats.org/drawingml/2006/main">
+              <a:graphicData uri="http://schemas.openxmlformats.org/drawingml/2006/picture">
+                <pic:pic xmlns:pic="http://schemas.openxmlformats.org/drawingml/2006/picture">
+                  <pic:nvPicPr>
+                    <pic:cNvPr id="0" name=""/>
+                    <pic:cNvPicPr/>
+                  </pic:nvPicPr>
+                  <pic:blipFill>
+                    <a:blip r:embed="rId38"/>
+                    <a:stretch>
+                      <a:fillRect/>
+                    </a:stretch>
+                  </pic:blipFill>
+                  <pic:spPr>
+                    <a:xfrm>
+                      <a:off x="0" y="0"/>
+                      <a:ext cx="5943600" cy="3341370"/>
+                    </a:xfrm>
+                    <a:prstGeom prst="rect">
+                      <a:avLst/>
+                    </a:prstGeom>
+                  </pic:spPr>
+                </pic:pic>
+              </a:graphicData>
+            </a:graphic>
+          </wp:inline>
+        </w:drawing>
+      </w:r>
+    </w:p>
+    <w:p>
+      <w:pPr>
+        <w:pStyle w:val="Heading2"/>
+        <w:tabs>
+          <w:tab w:val="left" w:pos="205"/>
+        </w:tabs>
+        <w:spacing w:before="246"/>
+        <w:rPr>
+          <w:color w:val="4F81BC"/>
+          <w:spacing w:val="-8"/>
+          <w:u w:color="4F81BC"/>
+        </w:rPr>
+      </w:pPr>
+    </w:p>
+    <w:p>
+      <w:pPr>
+        <w:pStyle w:val="Heading2"/>
+        <w:tabs>
+          <w:tab w:val="left" w:pos="205"/>
+        </w:tabs>
+        <w:spacing w:before="246"/>
+        <w:rPr>
+          <w:color w:val="4F81BC"/>
+          <w:spacing w:val="-8"/>
+          <w:u w:color="4F81BC"/>
+        </w:rPr>
+      </w:pPr>
+    </w:p>
+    <w:p>
+      <w:pPr>
+        <w:pStyle w:val="Heading2"/>
+        <w:tabs>
+          <w:tab w:val="left" w:pos="205"/>
+        </w:tabs>
+        <w:spacing w:before="246"/>
+        <w:rPr>
+          <w:color w:val="4F81BC"/>
+          <w:spacing w:val="-8"/>
+          <w:u w:color="4F81BC"/>
+        </w:rPr>
+      </w:pPr>
+      <w:r>
+        <w:rPr>
+          <w:color w:val="4F81BC"/>
+          <w:spacing w:val="-8"/>
+          <w:u w:color="4F81BC"/>
+        </w:rPr>
+        <w:lastRenderedPageBreak/>
+        <w:t>5.7 A/B Testing (</w:t>
+      </w:r>
+      <w:r>
+        <w:rPr>
+          <w:color w:val="4F81BC"/>
+          <w:spacing w:val="-8"/>
+          <w:u w:color="4F81BC"/>
+        </w:rPr>
+        <w:t>Implemented</w:t>
+      </w:r>
+      <w:r>
+        <w:rPr>
+          <w:color w:val="4F81BC"/>
+          <w:spacing w:val="-8"/>
+          <w:u w:color="4F81BC"/>
+        </w:rPr>
+        <w:t>)</w:t>
+      </w:r>
+    </w:p>
+    <w:p>
+      <w:pPr>
+        <w:pStyle w:val="NormalWeb"/>
+      </w:pPr>
+      <w:r>
+        <w:rPr>
+          <w:rFonts w:ascii="Cambria" w:eastAsia="Cambria" w:hAnsi="Cambria" w:cs="Cambria"/>
+          <w:sz w:val="22"/>
+          <w:szCs w:val="22"/>
+        </w:rPr>
+        <w:t>A/B</w:t>
+      </w:r>
+      <w:r>
+        <w:t xml:space="preserve"> </w:t>
+      </w:r>
+      <w:r>
+        <w:rPr>
+          <w:rFonts w:ascii="Cambria" w:eastAsia="Cambria" w:hAnsi="Cambria" w:cs="Cambria"/>
+          <w:sz w:val="22"/>
+          <w:szCs w:val="22"/>
+        </w:rPr>
+        <w:t>testing was implemented by introducing multiple versions of the application logic within the same service. Users were randomly served different responses, simulating comparison between two versions.</w:t>
+      </w:r>
+    </w:p>
+    <w:p>
+      <w:pPr>
+        <w:spacing w:before="100" w:beforeAutospacing="1" w:after="100" w:afterAutospacing="1"/>
+      </w:pPr>
+      <w:r>
+        <w:t>A/B testing compares two versions of an application by exposing them to different users.</w:t>
+      </w:r>
+    </w:p>
+    <w:p>
+      <w:pPr>
+        <w:spacing w:before="100" w:beforeAutospacing="1" w:after="100" w:afterAutospacing="1"/>
+      </w:pPr>
+      <w:r>
+        <w:t xml:space="preserve"> Advantages:</w:t>
+      </w:r>
+    </w:p>
+    <w:p>
+      <w:pPr>
+        <w:pStyle w:val="ListParagraph"/>
+        <w:numPr>
+          <w:ilvl w:val="0"/>
+          <w:numId w:val="21"/>
+        </w:numPr>
+        <w:spacing w:before="100" w:beforeAutospacing="1" w:after="100" w:afterAutospacing="1"/>
+        <w:rPr>
+          <w:u w:val="none"/>
+        </w:rPr>
+      </w:pPr>
+      <w:r>
+        <w:rPr>
+          <w:u w:val="none"/>
+        </w:rPr>
+        <w:t xml:space="preserve">Data-driven decisions </w:t>
+      </w:r>
+    </w:p>
+    <w:p>
+      <w:pPr>
+        <w:pStyle w:val="ListParagraph"/>
+        <w:numPr>
+          <w:ilvl w:val="0"/>
+          <w:numId w:val="21"/>
+        </w:numPr>
+        <w:spacing w:before="100" w:beforeAutospacing="1" w:after="100" w:afterAutospacing="1"/>
+        <w:rPr>
+          <w:u w:val="none"/>
+        </w:rPr>
+      </w:pPr>
+      <w:r>
+        <w:rPr>
+          <w:u w:val="none"/>
+        </w:rPr>
+        <w:t xml:space="preserve">Improved user experience </w:t>
+      </w:r>
+    </w:p>
+    <w:p>
+      <w:pPr>
+        <w:rPr>
+          <w:rFonts w:ascii="Times New Roman" w:eastAsia="Times New Roman" w:hAnsi="Times New Roman" w:cs="Times New Roman"/>
+          <w:sz w:val="24"/>
+          <w:szCs w:val="24"/>
+        </w:rPr>
+      </w:pPr>
+      <w:r>
+        <w:rPr>
+          <w:rFonts w:ascii="Times New Roman" w:eastAsia="Times New Roman" w:hAnsi="Times New Roman" w:cs="Times New Roman"/>
+          <w:noProof/>
+          <w:sz w:val="24"/>
+          <w:szCs w:val="24"/>
+        </w:rPr>
+        <w:drawing>
+          <wp:inline distT="0" distB="0" distL="0" distR="0" wp14:anchorId="252E70D7" wp14:editId="7D25FCBD">
+            <wp:extent cx="3989373" cy="3204285"/>
+            <wp:effectExtent l="0" t="0" r="0" b="0"/>
+            <wp:docPr id="39" name="Picture 39"/>
+            <wp:cNvGraphicFramePr>
+              <a:graphicFrameLocks xmlns:a="http://schemas.openxmlformats.org/drawingml/2006/main" noChangeAspect="1"/>
+            </wp:cNvGraphicFramePr>
+            <a:graphic xmlns:a="http://schemas.openxmlformats.org/drawingml/2006/main">
+              <a:graphicData uri="http://schemas.openxmlformats.org/drawingml/2006/picture">
+                <pic:pic xmlns:pic="http://schemas.openxmlformats.org/drawingml/2006/picture">
+                  <pic:nvPicPr>
+                    <pic:cNvPr id="0" name=""/>
+                    <pic:cNvPicPr/>
+                  </pic:nvPicPr>
+                  <pic:blipFill>
+                    <a:blip r:embed="rId39"/>
+                    <a:stretch>
+                      <a:fillRect/>
+                    </a:stretch>
+                  </pic:blipFill>
+                  <pic:spPr>
+                    <a:xfrm>
+                      <a:off x="0" y="0"/>
+                      <a:ext cx="3989063" cy="3204036"/>
+                    </a:xfrm>
+                    <a:prstGeom prst="rect">
+                      <a:avLst/>
+                    </a:prstGeom>
+                  </pic:spPr>
+                </pic:pic>
+              </a:graphicData>
+            </a:graphic>
+          </wp:inline>
+        </w:drawing>
+      </w:r>
+    </w:p>
+    <w:p>
+      <w:pPr>
+        <w:rPr>
+          <w:rFonts w:ascii="Times New Roman" w:eastAsia="Times New Roman" w:hAnsi="Times New Roman" w:cs="Times New Roman"/>
+          <w:sz w:val="24"/>
+          <w:szCs w:val="24"/>
+        </w:rPr>
+      </w:pPr>
+      <w:r>
+        <w:rPr>
+          <w:rFonts w:ascii="Times New Roman" w:eastAsia="Times New Roman" w:hAnsi="Times New Roman" w:cs="Times New Roman"/>
+          <w:noProof/>
+          <w:sz w:val="24"/>
+          <w:szCs w:val="24"/>
+        </w:rPr>
+        <w:drawing>
+          <wp:inline distT="0" distB="0" distL="0" distR="0" wp14:anchorId="2D4F9B05" wp14:editId="6D63D8C0">
+            <wp:extent cx="5943600" cy="3341370"/>
+            <wp:effectExtent l="0" t="0" r="0" b="0"/>
+            <wp:docPr id="42" name="Picture 42"/>
+            <wp:cNvGraphicFramePr>
+              <a:graphicFrameLocks xmlns:a="http://schemas.openxmlformats.org/drawingml/2006/main" noChangeAspect="1"/>
+            </wp:cNvGraphicFramePr>
+            <a:graphic xmlns:a="http://schemas.openxmlformats.org/drawingml/2006/main">
+              <a:graphicData uri="http://schemas.openxmlformats.org/drawingml/2006/picture">
+                <pic:pic xmlns:pic="http://schemas.openxmlformats.org/drawingml/2006/picture">
+                  <pic:nvPicPr>
+                    <pic:cNvPr id="0" name=""/>
+                    <pic:cNvPicPr/>
+                  </pic:nvPicPr>
+                  <pic:blipFill>
+                    <a:blip r:embed="rId40"/>
+                    <a:stretch>
+                      <a:fillRect/>
+                    </a:stretch>
+                  </pic:blipFill>
+                  <pic:spPr>
+                    <a:xfrm>
+                      <a:off x="0" y="0"/>
+                      <a:ext cx="5943600" cy="3341370"/>
+                    </a:xfrm>
+                    <a:prstGeom prst="rect">
+                      <a:avLst/>
+                    </a:prstGeom>
+                  </pic:spPr>
+                </pic:pic>
+              </a:graphicData>
+            </a:graphic>
+          </wp:inline>
+        </w:drawing>
+      </w:r>
+    </w:p>
+    <w:p>
+      <w:pPr>
+        <w:rPr>
+          <w:rFonts w:ascii="Times New Roman" w:eastAsia="Times New Roman" w:hAnsi="Times New Roman" w:cs="Times New Roman"/>
+          <w:sz w:val="24"/>
+          <w:szCs w:val="24"/>
+        </w:rPr>
+      </w:pPr>
+    </w:p>
+    <w:p>
+      <w:pPr>
+        <w:rPr>
+          <w:rFonts w:ascii="Times New Roman" w:eastAsia="Times New Roman" w:hAnsi="Times New Roman" w:cs="Times New Roman"/>
+          <w:sz w:val="24"/>
+          <w:szCs w:val="24"/>
+        </w:rPr>
+      </w:pPr>
+      <w:r>
+        <w:rPr>
+          <w:rFonts w:ascii="Times New Roman" w:eastAsia="Times New Roman" w:hAnsi="Times New Roman" w:cs="Times New Roman"/>
+          <w:noProof/>
+          <w:sz w:val="24"/>
+          <w:szCs w:val="24"/>
+        </w:rPr>
+        <w:lastRenderedPageBreak/>
+        <w:drawing>
+          <wp:inline distT="0" distB="0" distL="0" distR="0" wp14:anchorId="21E7CBBB" wp14:editId="3A7197DA">
+            <wp:extent cx="5943600" cy="3341370"/>
+            <wp:effectExtent l="0" t="0" r="0" b="0"/>
+            <wp:docPr id="45" name="Picture 45"/>
+            <wp:cNvGraphicFramePr>
+              <a:graphicFrameLocks xmlns:a="http://schemas.openxmlformats.org/drawingml/2006/main" noChangeAspect="1"/>
+            </wp:cNvGraphicFramePr>
+            <a:graphic xmlns:a="http://schemas.openxmlformats.org/drawingml/2006/main">
+              <a:graphicData uri="http://schemas.openxmlformats.org/drawingml/2006/picture">
+                <pic:pic xmlns:pic="http://schemas.openxmlformats.org/drawingml/2006/picture">
+                  <pic:nvPicPr>
+                    <pic:cNvPr id="0" name=""/>
+                    <pic:cNvPicPr/>
+                  </pic:nvPicPr>
+                  <pic:blipFill>
+                    <a:blip r:embed="rId41"/>
+                    <a:stretch>
+                      <a:fillRect/>
+                    </a:stretch>
+                  </pic:blipFill>
+                  <pic:spPr>
+                    <a:xfrm>
+                      <a:off x="0" y="0"/>
+                      <a:ext cx="5943600" cy="3341370"/>
+                    </a:xfrm>
+                    <a:prstGeom prst="rect">
+                      <a:avLst/>
+                    </a:prstGeom>
+                  </pic:spPr>
+                </pic:pic>
+              </a:graphicData>
+            </a:graphic>
+          </wp:inline>
+        </w:drawing>
+      </w:r>
+    </w:p>
+    <w:p>
+      <w:pPr>
+        <w:rPr>
+          <w:rFonts w:ascii="Times New Roman" w:eastAsia="Times New Roman" w:hAnsi="Times New Roman" w:cs="Times New Roman"/>
+          <w:sz w:val="24"/>
+          <w:szCs w:val="24"/>
+        </w:rPr>
+      </w:pPr>
+    </w:p>
+    <w:p>
+      <w:pPr>
+        <w:rPr>
+          <w:rFonts w:ascii="Times New Roman" w:eastAsia="Times New Roman" w:hAnsi="Times New Roman" w:cs="Times New Roman"/>
+          <w:sz w:val="24"/>
+          <w:szCs w:val="24"/>
+        </w:rPr>
+      </w:pPr>
+      <w:r>
+        <w:rPr>
+          <w:rFonts w:ascii="Times New Roman" w:eastAsia="Times New Roman" w:hAnsi="Times New Roman" w:cs="Times New Roman"/>
+          <w:sz w:val="24"/>
+          <w:szCs w:val="24"/>
+        </w:rPr>
+        <w:t xml:space="preserve">On Refresh it will show A/B environment – </w:t>
+      </w:r>
+    </w:p>
+    <w:p>
+      <w:pPr>
+        <w:rPr>
+          <w:rFonts w:ascii="Times New Roman" w:eastAsia="Times New Roman" w:hAnsi="Times New Roman" w:cs="Times New Roman"/>
+          <w:sz w:val="24"/>
+          <w:szCs w:val="24"/>
+        </w:rPr>
+      </w:pPr>
+    </w:p>
+    <w:p>
+      <w:pPr>
+        <w:rPr>
+          <w:rFonts w:ascii="Times New Roman" w:eastAsia="Times New Roman" w:hAnsi="Times New Roman" w:cs="Times New Roman"/>
+          <w:sz w:val="24"/>
+          <w:szCs w:val="24"/>
+        </w:rPr>
+      </w:pPr>
+      <w:r>
+        <w:rPr>
+          <w:rFonts w:ascii="Times New Roman" w:eastAsia="Times New Roman" w:hAnsi="Times New Roman" w:cs="Times New Roman"/>
+          <w:sz w:val="24"/>
+          <w:szCs w:val="24"/>
+        </w:rPr>
+        <w:t xml:space="preserve">B version - </w:t>
+      </w:r>
+    </w:p>
+    <w:p>
+      <w:pPr>
+        <w:rPr>
+          <w:rFonts w:ascii="Times New Roman" w:eastAsia="Times New Roman" w:hAnsi="Times New Roman" w:cs="Times New Roman"/>
+          <w:sz w:val="24"/>
+          <w:szCs w:val="24"/>
+        </w:rPr>
+      </w:pPr>
+      <w:r>
+        <w:rPr>
+          <w:rFonts w:ascii="Times New Roman" w:eastAsia="Times New Roman" w:hAnsi="Times New Roman" w:cs="Times New Roman"/>
+          <w:noProof/>
+          <w:sz w:val="24"/>
+          <w:szCs w:val="24"/>
+        </w:rPr>
+        <w:drawing>
+          <wp:inline distT="0" distB="0" distL="0" distR="0" wp14:anchorId="7E6D3476" wp14:editId="57708206">
+            <wp:extent cx="5943600" cy="3267710"/>
+            <wp:effectExtent l="0" t="0" r="0" b="8890"/>
+            <wp:docPr id="43" name="Picture 43"/>
+            <wp:cNvGraphicFramePr>
+              <a:graphicFrameLocks xmlns:a="http://schemas.openxmlformats.org/drawingml/2006/main" noChangeAspect="1"/>
+            </wp:cNvGraphicFramePr>
+            <a:graphic xmlns:a="http://schemas.openxmlformats.org/drawingml/2006/main">
+              <a:graphicData uri="http://schemas.openxmlformats.org/drawingml/2006/picture">
+                <pic:pic xmlns:pic="http://schemas.openxmlformats.org/drawingml/2006/picture">
+                  <pic:nvPicPr>
+                    <pic:cNvPr id="0" name=""/>
+                    <pic:cNvPicPr/>
+                  </pic:nvPicPr>
+                  <pic:blipFill>
+                    <a:blip r:embed="rId42"/>
+                    <a:stretch>
+                      <a:fillRect/>
+                    </a:stretch>
+                  </pic:blipFill>
+                  <pic:spPr>
+                    <a:xfrm>
+                      <a:off x="0" y="0"/>
+                      <a:ext cx="5943600" cy="3267710"/>
+                    </a:xfrm>
+                    <a:prstGeom prst="rect">
+                      <a:avLst/>
+                    </a:prstGeom>
+                  </pic:spPr>
+                </pic:pic>
+              </a:graphicData>
+            </a:graphic>
+          </wp:inline>
+        </w:drawing>
+      </w:r>
+    </w:p>
+    <w:p>
+      <w:pPr>
+        <w:rPr>
+          <w:rFonts w:ascii="Times New Roman" w:eastAsia="Times New Roman" w:hAnsi="Times New Roman" w:cs="Times New Roman"/>
+          <w:sz w:val="24"/>
+          <w:szCs w:val="24"/>
+        </w:rPr>
+      </w:pPr>
+    </w:p>
+    <w:p>
+      <w:pPr>
+        <w:rPr>
+          <w:rFonts w:ascii="Times New Roman" w:eastAsia="Times New Roman" w:hAnsi="Times New Roman" w:cs="Times New Roman"/>
+          <w:sz w:val="24"/>
+          <w:szCs w:val="24"/>
+        </w:rPr>
+      </w:pPr>
+    </w:p>
+    <w:p>
+      <w:pPr>
+        <w:rPr>
+          <w:rFonts w:ascii="Times New Roman" w:eastAsia="Times New Roman" w:hAnsi="Times New Roman" w:cs="Times New Roman"/>
+          <w:sz w:val="24"/>
+          <w:szCs w:val="24"/>
+        </w:rPr>
+      </w:pPr>
+    </w:p>
+    <w:p>
+      <w:pPr>
+        <w:rPr>
+          <w:rFonts w:ascii="Times New Roman" w:eastAsia="Times New Roman" w:hAnsi="Times New Roman" w:cs="Times New Roman"/>
+          <w:sz w:val="24"/>
+          <w:szCs w:val="24"/>
+        </w:rPr>
+      </w:pPr>
+    </w:p>
+    <w:p>
+      <w:pPr>
+        <w:rPr>
+          <w:rFonts w:ascii="Times New Roman" w:eastAsia="Times New Roman" w:hAnsi="Times New Roman" w:cs="Times New Roman"/>
+          <w:sz w:val="24"/>
+          <w:szCs w:val="24"/>
+        </w:rPr>
+      </w:pPr>
+    </w:p>
+    <w:p>
+      <w:pPr>
+        <w:rPr>
+          <w:rFonts w:ascii="Times New Roman" w:eastAsia="Times New Roman" w:hAnsi="Times New Roman" w:cs="Times New Roman"/>
+          <w:sz w:val="24"/>
+          <w:szCs w:val="24"/>
+        </w:rPr>
+      </w:pPr>
+    </w:p>
+    <w:p>
+      <w:pPr>
+        <w:rPr>
+          <w:rFonts w:ascii="Times New Roman" w:eastAsia="Times New Roman" w:hAnsi="Times New Roman" w:cs="Times New Roman"/>
+          <w:sz w:val="24"/>
+          <w:szCs w:val="24"/>
+        </w:rPr>
+      </w:pPr>
+    </w:p>
+    <w:p>
+      <w:pPr>
+        <w:rPr>
+          <w:rFonts w:ascii="Times New Roman" w:eastAsia="Times New Roman" w:hAnsi="Times New Roman" w:cs="Times New Roman"/>
+          <w:sz w:val="24"/>
+          <w:szCs w:val="24"/>
+        </w:rPr>
+      </w:pPr>
+    </w:p>
+    <w:p>
+      <w:pPr>
+        <w:rPr>
+          <w:rFonts w:ascii="Times New Roman" w:eastAsia="Times New Roman" w:hAnsi="Times New Roman" w:cs="Times New Roman"/>
+          <w:sz w:val="24"/>
+          <w:szCs w:val="24"/>
+        </w:rPr>
+      </w:pPr>
+    </w:p>
+    <w:p>
+      <w:pPr>
+        <w:rPr>
+          <w:rFonts w:ascii="Times New Roman" w:eastAsia="Times New Roman" w:hAnsi="Times New Roman" w:cs="Times New Roman"/>
+          <w:sz w:val="24"/>
+          <w:szCs w:val="24"/>
+        </w:rPr>
+      </w:pPr>
+      <w:r>
+        <w:rPr>
+          <w:rFonts w:ascii="Times New Roman" w:eastAsia="Times New Roman" w:hAnsi="Times New Roman" w:cs="Times New Roman"/>
+          <w:sz w:val="24"/>
+          <w:szCs w:val="24"/>
+        </w:rPr>
+        <w:lastRenderedPageBreak/>
+        <w:t xml:space="preserve">A version – </w:t>
+      </w:r>
+    </w:p>
+    <w:p>
+      <w:pPr>
+        <w:rPr>
+          <w:rFonts w:ascii="Times New Roman" w:eastAsia="Times New Roman" w:hAnsi="Times New Roman" w:cs="Times New Roman"/>
+          <w:sz w:val="24"/>
+          <w:szCs w:val="24"/>
+        </w:rPr>
+      </w:pPr>
+    </w:p>
+    <w:p>
+      <w:pPr>
+        <w:rPr>
+          <w:rFonts w:ascii="Times New Roman" w:eastAsia="Times New Roman" w:hAnsi="Times New Roman" w:cs="Times New Roman"/>
+          <w:sz w:val="24"/>
+          <w:szCs w:val="24"/>
+        </w:rPr>
+      </w:pPr>
+      <w:r>
+        <w:rPr>
+          <w:rFonts w:ascii="Times New Roman" w:eastAsia="Times New Roman" w:hAnsi="Times New Roman" w:cs="Times New Roman"/>
+          <w:noProof/>
+          <w:sz w:val="24"/>
+          <w:szCs w:val="24"/>
+        </w:rPr>
+        <w:drawing>
+          <wp:inline distT="0" distB="0" distL="0" distR="0" wp14:anchorId="3756D048" wp14:editId="2BFFF9FD">
+            <wp:extent cx="5943600" cy="3341370"/>
+            <wp:effectExtent l="0" t="0" r="0" b="0"/>
+            <wp:docPr id="44" name="Picture 44"/>
+            <wp:cNvGraphicFramePr>
+              <a:graphicFrameLocks xmlns:a="http://schemas.openxmlformats.org/drawingml/2006/main" noChangeAspect="1"/>
+            </wp:cNvGraphicFramePr>
+            <a:graphic xmlns:a="http://schemas.openxmlformats.org/drawingml/2006/main">
+              <a:graphicData uri="http://schemas.openxmlformats.org/drawingml/2006/picture">
+                <pic:pic xmlns:pic="http://schemas.openxmlformats.org/drawingml/2006/picture">
+                  <pic:nvPicPr>
+                    <pic:cNvPr id="0" name=""/>
+                    <pic:cNvPicPr/>
+                  </pic:nvPicPr>
+                  <pic:blipFill>
+                    <a:blip r:embed="rId43"/>
+                    <a:stretch>
+                      <a:fillRect/>
+                    </a:stretch>
+                  </pic:blipFill>
+                  <pic:spPr>
+                    <a:xfrm>
+                      <a:off x="0" y="0"/>
+                      <a:ext cx="5943600" cy="3341370"/>
+                    </a:xfrm>
+                    <a:prstGeom prst="rect">
+                      <a:avLst/>
+                    </a:prstGeom>
+                  </pic:spPr>
+                </pic:pic>
+              </a:graphicData>
+            </a:graphic>
+          </wp:inline>
+        </w:drawing>
+      </w:r>
+    </w:p>
+    <w:p>
+      <w:pPr>
+        <w:pStyle w:val="Heading2"/>
+        <w:tabs>
+          <w:tab w:val="left" w:pos="205"/>
+        </w:tabs>
+        <w:spacing w:before="246"/>
+        <w:ind w:left="0" w:firstLine="0"/>
+        <w:rPr>
+          <w:color w:val="4F81BC"/>
+          <w:spacing w:val="-8"/>
+          <w:u w:color="4F81BC"/>
+        </w:rPr>
+      </w:pPr>
+      <w:r>
+        <w:rPr>
+          <w:color w:val="4F81BC"/>
+          <w:spacing w:val="-8"/>
+          <w:u w:color="4F81BC"/>
+        </w:rPr>
+        <w:t>5.8 Summary</w:t>
+      </w:r>
+    </w:p>
+    <w:p>
+      <w:pPr>
+        <w:pStyle w:val="Heading2"/>
+        <w:tabs>
+          <w:tab w:val="left" w:pos="205"/>
+        </w:tabs>
+        <w:spacing w:before="246"/>
+        <w:ind w:left="0" w:firstLine="0"/>
+        <w:rPr>
+          <w:b w:val="0"/>
+          <w:bCs w:val="0"/>
+          <w:i w:val="0"/>
+          <w:iCs w:val="0"/>
+          <w:sz w:val="22"/>
+          <w:szCs w:val="22"/>
+          <w:u w:val="none"/>
+        </w:rPr>
+      </w:pPr>
+      <w:r>
+        <w:rPr>
+          <w:b w:val="0"/>
+          <w:bCs w:val="0"/>
+          <w:i w:val="0"/>
+          <w:iCs w:val="0"/>
+          <w:sz w:val="22"/>
+          <w:szCs w:val="22"/>
+          <w:u w:val="none"/>
+        </w:rPr>
+        <w:t>These deployment strategies ensured high availability, controlled risk, and reliable rollback mechanisms in the CI/CD pipeline.</w:t>
+      </w:r>
+    </w:p>
+    <w:p>
+      <w:pPr>
+        <w:pStyle w:val="ListParagraph"/>
+        <w:numPr>
+          <w:ilvl w:val="0"/>
+          <w:numId w:val="19"/>
+        </w:numPr>
+        <w:spacing w:before="100" w:beforeAutospacing="1" w:after="100" w:afterAutospacing="1"/>
+        <w:rPr>
+          <w:u w:val="none"/>
+        </w:rPr>
+      </w:pPr>
+      <w:r>
+        <w:rPr>
+          <w:u w:val="none"/>
+        </w:rPr>
+        <w:t xml:space="preserve">Rolling Update and Rollback were implemented </w:t>
+      </w:r>
+    </w:p>
+    <w:p>
+      <w:pPr>
+        <w:pStyle w:val="ListParagraph"/>
+        <w:numPr>
+          <w:ilvl w:val="0"/>
+          <w:numId w:val="19"/>
+        </w:numPr>
+        <w:spacing w:before="100" w:beforeAutospacing="1" w:after="100" w:afterAutospacing="1"/>
+        <w:rPr>
+          <w:u w:val="none"/>
+        </w:rPr>
+      </w:pPr>
+      <w:r>
+        <w:rPr>
+          <w:u w:val="none"/>
+        </w:rPr>
+        <w:t xml:space="preserve">Other strategies were studied conceptually </w:t>
+      </w:r>
+    </w:p>
+    <w:p>
+      <w:pPr>
+        <w:pStyle w:val="ListParagraph"/>
+        <w:numPr>
+          <w:ilvl w:val="0"/>
+          <w:numId w:val="19"/>
+        </w:numPr>
+        <w:spacing w:before="100" w:beforeAutospacing="1" w:after="100" w:afterAutospacing="1"/>
+        <w:rPr>
+          <w:rFonts w:ascii="Times New Roman" w:eastAsia="Times New Roman" w:hAnsi="Times New Roman" w:cs="Times New Roman"/>
+          <w:sz w:val="24"/>
+          <w:szCs w:val="24"/>
+          <w:u w:val="none"/>
+        </w:rPr>
+      </w:pPr>
+      <w:r>
+        <w:rPr>
+          <w:u w:val="none"/>
+        </w:rPr>
+        <w:t>These strategies ensure zero downtime, reliability, and safe deployment</w:t>
+      </w:r>
+      <w:r>
+        <w:rPr>
+          <w:rFonts w:ascii="Times New Roman" w:eastAsia="Times New Roman" w:hAnsi="Times New Roman" w:cs="Times New Roman"/>
+          <w:sz w:val="24"/>
+          <w:szCs w:val="24"/>
+          <w:u w:val="none"/>
+        </w:rPr>
+        <w:t>.</w:t>
+      </w:r>
+    </w:p>
+    <w:p>
+      <w:pPr>
+        <w:pStyle w:val="Heading2"/>
+        <w:tabs>
+          <w:tab w:val="left" w:pos="205"/>
+        </w:tabs>
+        <w:spacing w:before="246"/>
+        <w:ind w:left="0" w:firstLine="0"/>
+        <w:rPr>
+          <w:color w:val="4F81BC"/>
+          <w:spacing w:val="-8"/>
+          <w:u w:color="4F81BC"/>
+        </w:rPr>
+      </w:pPr>
+      <w:r>
+        <w:rPr>
+          <w:color w:val="4F81BC"/>
+          <w:spacing w:val="-8"/>
+          <w:u w:color="4F81BC"/>
+        </w:rPr>
+        <w:t xml:space="preserve">6. </w:t>
+      </w:r>
+      <w:proofErr w:type="spellStart"/>
+      <w:r>
+        <w:rPr>
+          <w:color w:val="4F81BC"/>
+          <w:spacing w:val="-8"/>
+          <w:u w:color="4F81BC"/>
+        </w:rPr>
+        <w:t>So</w:t>
+      </w:r>
+      <w:r>
+        <w:rPr>
+          <w:color w:val="4F81BC"/>
+          <w:spacing w:val="-8"/>
+          <w:u w:color="4F81BC"/>
+        </w:rPr>
+        <w:t>narQube</w:t>
+      </w:r>
+      <w:proofErr w:type="spellEnd"/>
+      <w:r>
+        <w:rPr>
+          <w:color w:val="4F81BC"/>
+          <w:spacing w:val="-8"/>
+          <w:u w:color="4F81BC"/>
+        </w:rPr>
+        <w:t xml:space="preserve"> Integration </w:t>
+      </w:r>
+    </w:p>
+    <w:p>
+      <w:pPr>
+        <w:spacing w:before="100" w:beforeAutospacing="1" w:after="100" w:afterAutospacing="1"/>
+      </w:pPr>
+      <w:proofErr w:type="spellStart"/>
+      <w:r>
+        <w:t>SonarQube</w:t>
+      </w:r>
+      <w:proofErr w:type="spellEnd"/>
+      <w:r>
+        <w:t xml:space="preserve"> is used for static code analysis to detect bugs, vulnerabilities, and code quality issues.</w:t>
+      </w:r>
+    </w:p>
+    <w:p>
+      <w:pPr>
+        <w:rPr>
+          <w:rFonts w:ascii="Times New Roman" w:eastAsia="Times New Roman" w:hAnsi="Times New Roman" w:cs="Times New Roman"/>
+          <w:sz w:val="24"/>
+          <w:szCs w:val="24"/>
+        </w:rPr>
+      </w:pPr>
+      <w:r>
+        <w:rPr>
+          <w:noProof/>
+        </w:rPr>
+        <w:drawing>
+          <wp:inline distT="0" distB="0" distL="0" distR="0" wp14:anchorId="66ECE31F" wp14:editId="28D2077C">
+            <wp:extent cx="4488174" cy="2523159"/>
+            <wp:effectExtent l="0" t="0" r="8255" b="0"/>
+            <wp:docPr id="19" name="Picture 19"/>
+            <wp:cNvGraphicFramePr>
+              <a:graphicFrameLocks xmlns:a="http://schemas.openxmlformats.org/drawingml/2006/main" noChangeAspect="1"/>
+            </wp:cNvGraphicFramePr>
+            <a:graphic xmlns:a="http://schemas.openxmlformats.org/drawingml/2006/main">
+              <a:graphicData uri="http://schemas.openxmlformats.org/drawingml/2006/picture">
+                <pic:pic xmlns:pic="http://schemas.openxmlformats.org/drawingml/2006/picture">
+                  <pic:nvPicPr>
+                    <pic:cNvPr id="0" name=""/>
+                    <pic:cNvPicPr/>
+                  </pic:nvPicPr>
+                  <pic:blipFill>
+                    <a:blip r:embed="rId44"/>
+                    <a:stretch>
+                      <a:fillRect/>
+                    </a:stretch>
+                  </pic:blipFill>
+                  <pic:spPr>
+                    <a:xfrm>
+                      <a:off x="0" y="0"/>
+                      <a:ext cx="4487313" cy="2522675"/>
+                    </a:xfrm>
+                    <a:prstGeom prst="rect">
+                      <a:avLst/>
+                    </a:prstGeom>
+                  </pic:spPr>
+                </pic:pic>
+              </a:graphicData>
+            </a:graphic>
+          </wp:inline>
+        </w:drawing>
+      </w:r>
+    </w:p>
+    <w:p>
+      <w:pPr>
+        <w:rPr>
+          <w:rFonts w:ascii="Times New Roman" w:eastAsia="Times New Roman" w:hAnsi="Times New Roman" w:cs="Times New Roman"/>
+          <w:sz w:val="24"/>
+          <w:szCs w:val="24"/>
+        </w:rPr>
+      </w:pPr>
+    </w:p>
+    <w:p>
+      <w:pPr>
+        <w:rPr>
+          <w:rFonts w:ascii="Times New Roman" w:eastAsia="Times New Roman" w:hAnsi="Times New Roman" w:cs="Times New Roman"/>
+          <w:sz w:val="24"/>
+          <w:szCs w:val="24"/>
+        </w:rPr>
+      </w:pPr>
+      <w:r>
+        <w:rPr>
+          <w:noProof/>
+        </w:rPr>
+        <w:lastRenderedPageBreak/>
+        <w:drawing>
+          <wp:inline distT="0" distB="0" distL="0" distR="0" wp14:anchorId="3B5019B3" wp14:editId="0AF6BBE0">
+            <wp:extent cx="5943600" cy="3341370"/>
+            <wp:effectExtent l="0" t="0" r="0" b="0"/>
+            <wp:docPr id="22" name="Picture 22"/>
+            <wp:cNvGraphicFramePr>
+              <a:graphicFrameLocks xmlns:a="http://schemas.openxmlformats.org/drawingml/2006/main" noChangeAspect="1"/>
+            </wp:cNvGraphicFramePr>
+            <a:graphic xmlns:a="http://schemas.openxmlformats.org/drawingml/2006/main">
+              <a:graphicData uri="http://schemas.openxmlformats.org/drawingml/2006/picture">
+                <pic:pic xmlns:pic="http://schemas.openxmlformats.org/drawingml/2006/picture">
+                  <pic:nvPicPr>
+                    <pic:cNvPr id="0" name=""/>
+                    <pic:cNvPicPr/>
+                  </pic:nvPicPr>
+                  <pic:blipFill>
+                    <a:blip r:embed="rId45"/>
+                    <a:stretch>
+                      <a:fillRect/>
+                    </a:stretch>
+                  </pic:blipFill>
+                  <pic:spPr>
+                    <a:xfrm>
+                      <a:off x="0" y="0"/>
+                      <a:ext cx="5943600" cy="3341370"/>
+                    </a:xfrm>
+                    <a:prstGeom prst="rect">
+                      <a:avLst/>
+                    </a:prstGeom>
+                  </pic:spPr>
+                </pic:pic>
+              </a:graphicData>
+            </a:graphic>
+          </wp:inline>
+        </w:drawing>
+      </w:r>
+    </w:p>
+    <w:p>
+      <w:pPr>
+        <w:rPr>
+          <w:rFonts w:ascii="Times New Roman" w:eastAsia="Times New Roman" w:hAnsi="Times New Roman" w:cs="Times New Roman"/>
+          <w:sz w:val="24"/>
+          <w:szCs w:val="24"/>
+        </w:rPr>
+      </w:pPr>
+      <w:r>
+        <w:rPr>
+          <w:noProof/>
+        </w:rPr>
+        <w:drawing>
+          <wp:inline distT="0" distB="0" distL="0" distR="0" wp14:anchorId="654D2A70" wp14:editId="5C61F6A8">
+            <wp:extent cx="5943600" cy="3341370"/>
+            <wp:effectExtent l="0" t="0" r="0" b="0"/>
+            <wp:docPr id="21" name="Picture 21"/>
+            <wp:cNvGraphicFramePr>
+              <a:graphicFrameLocks xmlns:a="http://schemas.openxmlformats.org/drawingml/2006/main" noChangeAspect="1"/>
+            </wp:cNvGraphicFramePr>
+            <a:graphic xmlns:a="http://schemas.openxmlformats.org/drawingml/2006/main">
+              <a:graphicData uri="http://schemas.openxmlformats.org/drawingml/2006/picture">
+                <pic:pic xmlns:pic="http://schemas.openxmlformats.org/drawingml/2006/picture">
+                  <pic:nvPicPr>
+                    <pic:cNvPr id="0" name=""/>
+                    <pic:cNvPicPr/>
+                  </pic:nvPicPr>
+                  <pic:blipFill>
+                    <a:blip r:embed="rId45"/>
+                    <a:stretch>
+                      <a:fillRect/>
+                    </a:stretch>
+                  </pic:blipFill>
+                  <pic:spPr>
+                    <a:xfrm>
+                      <a:off x="0" y="0"/>
+                      <a:ext cx="5943600" cy="3341370"/>
+                    </a:xfrm>
+                    <a:prstGeom prst="rect">
+                      <a:avLst/>
+                    </a:prstGeom>
+                  </pic:spPr>
+                </pic:pic>
+              </a:graphicData>
+            </a:graphic>
+          </wp:inline>
+        </w:drawing>
+      </w:r>
+    </w:p>
+    <w:p>
+      <w:pPr>
+        <w:rPr>
+          <w:rFonts w:ascii="Times New Roman" w:eastAsia="Times New Roman" w:hAnsi="Times New Roman" w:cs="Times New Roman"/>
+          <w:sz w:val="24"/>
+          <w:szCs w:val="24"/>
+        </w:rPr>
+      </w:pPr>
+      <w:r>
+        <w:rPr>
+          <w:noProof/>
+        </w:rPr>
+        <w:lastRenderedPageBreak/>
+        <w:drawing>
+          <wp:inline distT="0" distB="0" distL="0" distR="0" wp14:anchorId="62D38EAD" wp14:editId="691576C2">
+            <wp:extent cx="5943600" cy="3341370"/>
+            <wp:effectExtent l="0" t="0" r="0" b="0"/>
+            <wp:docPr id="20" name="Picture 20"/>
+            <wp:cNvGraphicFramePr>
+              <a:graphicFrameLocks xmlns:a="http://schemas.openxmlformats.org/drawingml/2006/main" noChangeAspect="1"/>
+            </wp:cNvGraphicFramePr>
+            <a:graphic xmlns:a="http://schemas.openxmlformats.org/drawingml/2006/main">
+              <a:graphicData uri="http://schemas.openxmlformats.org/drawingml/2006/picture">
+                <pic:pic xmlns:pic="http://schemas.openxmlformats.org/drawingml/2006/picture">
+                  <pic:nvPicPr>
+                    <pic:cNvPr id="0" name=""/>
+                    <pic:cNvPicPr/>
+                  </pic:nvPicPr>
+                  <pic:blipFill>
+                    <a:blip r:embed="rId46"/>
+                    <a:stretch>
+                      <a:fillRect/>
+                    </a:stretch>
+                  </pic:blipFill>
+                  <pic:spPr>
+                    <a:xfrm>
+                      <a:off x="0" y="0"/>
+                      <a:ext cx="5943600" cy="3341370"/>
+                    </a:xfrm>
+                    <a:prstGeom prst="rect">
+                      <a:avLst/>
+                    </a:prstGeom>
+                  </pic:spPr>
+                </pic:pic>
+              </a:graphicData>
+            </a:graphic>
+          </wp:inline>
+        </w:drawing>
+      </w:r>
+    </w:p>
+    <w:p>
+      <w:pPr>
+        <w:rPr>
+          <w:rFonts w:ascii="Times New Roman" w:eastAsia="Times New Roman" w:hAnsi="Times New Roman" w:cs="Times New Roman"/>
+          <w:sz w:val="24"/>
+          <w:szCs w:val="24"/>
+        </w:rPr>
+      </w:pPr>
+    </w:p>
+    <w:p>
+      <w:pPr>
+        <w:rPr>
+          <w:rFonts w:ascii="Times New Roman" w:eastAsia="Times New Roman" w:hAnsi="Times New Roman" w:cs="Times New Roman"/>
+          <w:sz w:val="24"/>
+          <w:szCs w:val="24"/>
+        </w:rPr>
+      </w:pPr>
+    </w:p>
+    <w:p>
+      <w:pPr>
+        <w:rPr>
+          <w:rFonts w:ascii="Times New Roman" w:eastAsia="Times New Roman" w:hAnsi="Times New Roman" w:cs="Times New Roman"/>
+          <w:sz w:val="24"/>
+          <w:szCs w:val="24"/>
+        </w:rPr>
+      </w:pPr>
+    </w:p>
+    <w:p>
+      <w:pPr>
+        <w:rPr>
+          <w:rFonts w:ascii="Times New Roman" w:eastAsia="Times New Roman" w:hAnsi="Times New Roman" w:cs="Times New Roman"/>
+          <w:sz w:val="24"/>
+          <w:szCs w:val="24"/>
+        </w:rPr>
+      </w:pPr>
+    </w:p>
+    <w:p>
+      <w:pPr>
+        <w:rPr>
+          <w:rFonts w:ascii="Times New Roman" w:eastAsia="Times New Roman" w:hAnsi="Times New Roman" w:cs="Times New Roman"/>
+          <w:sz w:val="24"/>
+          <w:szCs w:val="24"/>
+        </w:rPr>
+      </w:pPr>
+      <w:r>
+        <w:rPr>
+          <w:noProof/>
+        </w:rPr>
+        <w:drawing>
+          <wp:inline distT="0" distB="0" distL="0" distR="0" wp14:anchorId="05299B77" wp14:editId="283DE053">
+            <wp:extent cx="5943600" cy="3341370"/>
+            <wp:effectExtent l="0" t="0" r="0" b="0"/>
+            <wp:docPr id="23" name="Picture 23"/>
+            <wp:cNvGraphicFramePr>
+              <a:graphicFrameLocks xmlns:a="http://schemas.openxmlformats.org/drawingml/2006/main" noChangeAspect="1"/>
+            </wp:cNvGraphicFramePr>
+            <a:graphic xmlns:a="http://schemas.openxmlformats.org/drawingml/2006/main">
+              <a:graphicData uri="http://schemas.openxmlformats.org/drawingml/2006/picture">
+                <pic:pic xmlns:pic="http://schemas.openxmlformats.org/drawingml/2006/picture">
+                  <pic:nvPicPr>
+                    <pic:cNvPr id="0" name=""/>
+                    <pic:cNvPicPr/>
+                  </pic:nvPicPr>
+                  <pic:blipFill>
+                    <a:blip r:embed="rId47"/>
+                    <a:stretch>
+                      <a:fillRect/>
+                    </a:stretch>
+                  </pic:blipFill>
+                  <pic:spPr>
+                    <a:xfrm>
+                      <a:off x="0" y="0"/>
+                      <a:ext cx="5943600" cy="3341370"/>
+                    </a:xfrm>
+                    <a:prstGeom prst="rect">
+                      <a:avLst/>
+                    </a:prstGeom>
+                  </pic:spPr>
+                </pic:pic>
+              </a:graphicData>
+            </a:graphic>
+          </wp:inline>
+        </w:drawing>
+      </w:r>
+    </w:p>
+    <w:p>
+      <w:pPr>
+        <w:rPr>
+          <w:rFonts w:ascii="Times New Roman" w:eastAsia="Times New Roman" w:hAnsi="Times New Roman" w:cs="Times New Roman"/>
+          <w:sz w:val="24"/>
+          <w:szCs w:val="24"/>
+        </w:rPr>
+      </w:pPr>
+      <w:r>
+        <w:rPr>
+          <w:noProof/>
+        </w:rPr>
+        <w:lastRenderedPageBreak/>
+        <w:drawing>
+          <wp:inline distT="0" distB="0" distL="0" distR="0" wp14:anchorId="707B7AAE" wp14:editId="4C1E6869">
+            <wp:extent cx="5943600" cy="3341370"/>
+            <wp:effectExtent l="0" t="0" r="0" b="0"/>
+            <wp:docPr id="24" name="Picture 24"/>
+            <wp:cNvGraphicFramePr>
+              <a:graphicFrameLocks xmlns:a="http://schemas.openxmlformats.org/drawingml/2006/main" noChangeAspect="1"/>
+            </wp:cNvGraphicFramePr>
+            <a:graphic xmlns:a="http://schemas.openxmlformats.org/drawingml/2006/main">
+              <a:graphicData uri="http://schemas.openxmlformats.org/drawingml/2006/picture">
+                <pic:pic xmlns:pic="http://schemas.openxmlformats.org/drawingml/2006/picture">
+                  <pic:nvPicPr>
+                    <pic:cNvPr id="0" name=""/>
+                    <pic:cNvPicPr/>
+                  </pic:nvPicPr>
+                  <pic:blipFill>
+                    <a:blip r:embed="rId48"/>
+                    <a:stretch>
+                      <a:fillRect/>
+                    </a:stretch>
+                  </pic:blipFill>
+                  <pic:spPr>
+                    <a:xfrm>
+                      <a:off x="0" y="0"/>
+                      <a:ext cx="5943600" cy="3341370"/>
+                    </a:xfrm>
+                    <a:prstGeom prst="rect">
+                      <a:avLst/>
+                    </a:prstGeom>
+                  </pic:spPr>
+                </pic:pic>
+              </a:graphicData>
+            </a:graphic>
+          </wp:inline>
+        </w:drawing>
+      </w:r>
+    </w:p>
+    <w:p>
+      <w:pPr>
+        <w:rPr>
+          <w:rFonts w:ascii="Times New Roman" w:eastAsia="Times New Roman" w:hAnsi="Times New Roman" w:cs="Times New Roman"/>
+          <w:sz w:val="24"/>
+          <w:szCs w:val="24"/>
+        </w:rPr>
+      </w:pPr>
+    </w:p>
+    <w:p>
+      <w:pPr>
+        <w:rPr>
+          <w:rFonts w:ascii="Times New Roman" w:eastAsia="Times New Roman" w:hAnsi="Times New Roman" w:cs="Times New Roman"/>
+          <w:sz w:val="24"/>
+          <w:szCs w:val="24"/>
+        </w:rPr>
+      </w:pPr>
+    </w:p>
+    <w:p>
+      <w:pPr>
+        <w:rPr>
+          <w:rFonts w:ascii="Times New Roman" w:eastAsia="Times New Roman" w:hAnsi="Times New Roman" w:cs="Times New Roman"/>
+          <w:sz w:val="24"/>
+          <w:szCs w:val="24"/>
+        </w:rPr>
+      </w:pPr>
+    </w:p>
+    <w:p>
+      <w:pPr>
+        <w:rPr>
+          <w:rFonts w:ascii="Times New Roman" w:eastAsia="Times New Roman" w:hAnsi="Times New Roman" w:cs="Times New Roman"/>
+          <w:sz w:val="24"/>
+          <w:szCs w:val="24"/>
+        </w:rPr>
+      </w:pPr>
+      <w:r>
+        <w:rPr>
+          <w:noProof/>
+        </w:rPr>
+        <w:drawing>
+          <wp:inline distT="0" distB="0" distL="0" distR="0" wp14:anchorId="7C59D0FA" wp14:editId="1CB2F69E">
+            <wp:extent cx="5943600" cy="3159125"/>
+            <wp:effectExtent l="0" t="0" r="0" b="3175"/>
+            <wp:docPr id="25" name="Picture 25"/>
+            <wp:cNvGraphicFramePr>
+              <a:graphicFrameLocks xmlns:a="http://schemas.openxmlformats.org/drawingml/2006/main" noChangeAspect="1"/>
+            </wp:cNvGraphicFramePr>
+            <a:graphic xmlns:a="http://schemas.openxmlformats.org/drawingml/2006/main">
+              <a:graphicData uri="http://schemas.openxmlformats.org/drawingml/2006/picture">
+                <pic:pic xmlns:pic="http://schemas.openxmlformats.org/drawingml/2006/picture">
+                  <pic:nvPicPr>
+                    <pic:cNvPr id="0" name=""/>
+                    <pic:cNvPicPr/>
+                  </pic:nvPicPr>
+                  <pic:blipFill>
+                    <a:blip r:embed="rId49"/>
+                    <a:stretch>
+                      <a:fillRect/>
+                    </a:stretch>
+                  </pic:blipFill>
+                  <pic:spPr>
+                    <a:xfrm>
+                      <a:off x="0" y="0"/>
+                      <a:ext cx="5943600" cy="3159125"/>
+                    </a:xfrm>
+                    <a:prstGeom prst="rect">
+                      <a:avLst/>
+                    </a:prstGeom>
+                  </pic:spPr>
+                </pic:pic>
+              </a:graphicData>
+            </a:graphic>
+          </wp:inline>
+        </w:drawing>
+      </w:r>
+    </w:p>
+    <w:p>
+      <w:pPr>
+        <w:rPr>
+          <w:rFonts w:ascii="Times New Roman" w:eastAsia="Times New Roman" w:hAnsi="Times New Roman" w:cs="Times New Roman"/>
+          <w:sz w:val="24"/>
+          <w:szCs w:val="24"/>
+        </w:rPr>
+      </w:pPr>
+    </w:p>
+    <w:p>
+      <w:pPr>
+        <w:rPr>
+          <w:rFonts w:ascii="Times New Roman" w:eastAsia="Times New Roman" w:hAnsi="Times New Roman" w:cs="Times New Roman"/>
+          <w:sz w:val="24"/>
+          <w:szCs w:val="24"/>
+        </w:rPr>
+      </w:pPr>
+    </w:p>
+    <w:p>
+      <w:pPr>
+        <w:rPr>
+          <w:rFonts w:ascii="Times New Roman" w:eastAsia="Times New Roman" w:hAnsi="Times New Roman" w:cs="Times New Roman"/>
+          <w:sz w:val="24"/>
+          <w:szCs w:val="24"/>
+        </w:rPr>
+      </w:pPr>
+    </w:p>
+    <w:p>
+      <w:pPr>
+        <w:rPr>
+          <w:rFonts w:ascii="Times New Roman" w:eastAsia="Times New Roman" w:hAnsi="Times New Roman" w:cs="Times New Roman"/>
+          <w:sz w:val="24"/>
+          <w:szCs w:val="24"/>
+        </w:rPr>
+      </w:pPr>
+    </w:p>
+    <w:p>
+      <w:pPr>
+        <w:rPr>
+          <w:rFonts w:ascii="Times New Roman" w:eastAsia="Times New Roman" w:hAnsi="Times New Roman" w:cs="Times New Roman"/>
+          <w:sz w:val="24"/>
+          <w:szCs w:val="24"/>
+        </w:rPr>
+      </w:pPr>
+    </w:p>
+    <w:p>
+      <w:pPr>
+        <w:rPr>
+          <w:rFonts w:ascii="Times New Roman" w:eastAsia="Times New Roman" w:hAnsi="Times New Roman" w:cs="Times New Roman"/>
+          <w:sz w:val="24"/>
+          <w:szCs w:val="24"/>
+        </w:rPr>
+      </w:pPr>
+    </w:p>
+    <w:p>
+      <w:pPr>
+        <w:rPr>
+          <w:rFonts w:ascii="Times New Roman" w:eastAsia="Times New Roman" w:hAnsi="Times New Roman" w:cs="Times New Roman"/>
+          <w:sz w:val="24"/>
+          <w:szCs w:val="24"/>
+        </w:rPr>
+      </w:pPr>
+    </w:p>
+    <w:p>
+      <w:pPr>
+        <w:rPr>
+          <w:rFonts w:ascii="Times New Roman" w:eastAsia="Times New Roman" w:hAnsi="Times New Roman" w:cs="Times New Roman"/>
+          <w:sz w:val="24"/>
+          <w:szCs w:val="24"/>
+        </w:rPr>
+      </w:pPr>
+    </w:p>
+    <w:p>
+      <w:pPr>
+        <w:rPr>
+          <w:rFonts w:ascii="Times New Roman" w:eastAsia="Times New Roman" w:hAnsi="Times New Roman" w:cs="Times New Roman"/>
+          <w:sz w:val="24"/>
+          <w:szCs w:val="24"/>
+        </w:rPr>
+      </w:pPr>
+    </w:p>
+    <w:p>
+      <w:pPr>
+        <w:rPr>
+          <w:rFonts w:ascii="Times New Roman" w:eastAsia="Times New Roman" w:hAnsi="Times New Roman" w:cs="Times New Roman"/>
+          <w:sz w:val="24"/>
+          <w:szCs w:val="24"/>
+        </w:rPr>
+      </w:pPr>
+    </w:p>
+    <w:p/>
+    <w:p>
+      <w:pPr>
+        <w:rPr>
+          <w:b/>
+          <w:bCs/>
+          <w:i/>
+          <w:iCs/>
+          <w:color w:val="4F81BC"/>
+          <w:spacing w:val="-8"/>
+          <w:sz w:val="26"/>
+          <w:szCs w:val="26"/>
+          <w:u w:val="single" w:color="4F81BC"/>
+        </w:rPr>
+      </w:pPr>
+      <w:r>
+        <w:rPr>
+          <w:b/>
+          <w:bCs/>
+          <w:i/>
+          <w:iCs/>
+          <w:color w:val="4F81BC"/>
+          <w:spacing w:val="-8"/>
+          <w:sz w:val="26"/>
+          <w:szCs w:val="26"/>
+          <w:u w:val="single" w:color="4F81BC"/>
+        </w:rPr>
+        <w:lastRenderedPageBreak/>
+        <w:t>100% test Coverage and 100% success with 0% duplication</w:t>
+      </w:r>
+    </w:p>
+    <w:p>
+      <w:pPr>
+        <w:rPr>
+          <w:b/>
+          <w:bCs/>
+          <w:i/>
+          <w:iCs/>
+          <w:color w:val="4F81BC"/>
+          <w:spacing w:val="-8"/>
+          <w:sz w:val="26"/>
+          <w:szCs w:val="26"/>
+          <w:u w:val="single" w:color="4F81BC"/>
+        </w:rPr>
+      </w:pPr>
+    </w:p>
+    <w:p>
+      <w:r>
+        <w:rPr>
+          <w:noProof/>
+        </w:rPr>
+        <w:drawing>
+          <wp:inline distT="0" distB="0" distL="0" distR="0" wp14:anchorId="06FF2814" wp14:editId="05B12D68">
+            <wp:extent cx="5943600" cy="3152775"/>
+            <wp:effectExtent l="0" t="0" r="0" b="9525"/>
+            <wp:docPr id="27" name="Picture 27"/>
+            <wp:cNvGraphicFramePr>
+              <a:graphicFrameLocks xmlns:a="http://schemas.openxmlformats.org/drawingml/2006/main" noChangeAspect="1"/>
+            </wp:cNvGraphicFramePr>
+            <a:graphic xmlns:a="http://schemas.openxmlformats.org/drawingml/2006/main">
+              <a:graphicData uri="http://schemas.openxmlformats.org/drawingml/2006/picture">
+                <pic:pic xmlns:pic="http://schemas.openxmlformats.org/drawingml/2006/picture">
+                  <pic:nvPicPr>
+                    <pic:cNvPr id="0" name=""/>
+                    <pic:cNvPicPr/>
+                  </pic:nvPicPr>
+                  <pic:blipFill>
+                    <a:blip r:embed="rId50"/>
+                    <a:stretch>
+                      <a:fillRect/>
+                    </a:stretch>
+                  </pic:blipFill>
+                  <pic:spPr>
+                    <a:xfrm>
+                      <a:off x="0" y="0"/>
+                      <a:ext cx="5943600" cy="3152775"/>
+                    </a:xfrm>
+                    <a:prstGeom prst="rect">
+                      <a:avLst/>
+                    </a:prstGeom>
+                  </pic:spPr>
+                </pic:pic>
+              </a:graphicData>
+            </a:graphic>
+          </wp:inline>
+        </w:drawing>
+      </w:r>
+    </w:p>
+    <w:p/>
+    <w:p/>
+    <w:p/>
+    <w:p/>
+    <w:p/>
+    <w:p/>
+    <w:p>
+      <w:r>
+        <w:rPr>
+          <w:noProof/>
+        </w:rPr>
+        <w:drawing>
+          <wp:inline distT="0" distB="0" distL="0" distR="0" wp14:anchorId="18E631C1" wp14:editId="520F823E">
+            <wp:extent cx="5943600" cy="2931795"/>
+            <wp:effectExtent l="0" t="0" r="0" b="1905"/>
+            <wp:docPr id="26" name="Picture 26"/>
+            <wp:cNvGraphicFramePr>
+              <a:graphicFrameLocks xmlns:a="http://schemas.openxmlformats.org/drawingml/2006/main" noChangeAspect="1"/>
+            </wp:cNvGraphicFramePr>
+            <a:graphic xmlns:a="http://schemas.openxmlformats.org/drawingml/2006/main">
+              <a:graphicData uri="http://schemas.openxmlformats.org/drawingml/2006/picture">
+                <pic:pic xmlns:pic="http://schemas.openxmlformats.org/drawingml/2006/picture">
+                  <pic:nvPicPr>
+                    <pic:cNvPr id="0" name=""/>
+                    <pic:cNvPicPr/>
+                  </pic:nvPicPr>
+                  <pic:blipFill>
+                    <a:blip r:embed="rId51"/>
+                    <a:stretch>
+                      <a:fillRect/>
+                    </a:stretch>
+                  </pic:blipFill>
+                  <pic:spPr>
+                    <a:xfrm>
+                      <a:off x="0" y="0"/>
                       <a:ext cx="5943600" cy="2931795"/>
                     </a:xfrm>
                     <a:prstGeom prst="rect">
@@ -5225,6 +6400,9 @@
     </w:p>
     <w:p>
       <w:r>
+        <w:rPr>
+          <w:noProof/>
+        </w:rPr>
         <w:lastRenderedPageBreak/>
         <w:drawing>
           <wp:inline distT="0" distB="0" distL="0" distR="0" wp14:anchorId="686F3FA1" wp14:editId="0EE8E593">
@@ -5242,7 +6420,7 @@
                     <pic:cNvPicPr/>
                   </pic:nvPicPr>
                   <pic:blipFill>
-                    <a:blip r:embed="rId38"/>
+                    <a:blip r:embed="rId52"/>
                     <a:stretch>
                       <a:fillRect/>
                     </a:stretch>
@@ -10716,6 +11894,24 @@
       <w:u w:val="single"/>
     </w:rPr>
   </w:style>
+  <w:style w:type="paragraph" w:styleId="NormalWeb">
+    <w:name w:val="Normal (Web)"/>
+    <w:basedOn w:val="Normal"/>
+    <w:uiPriority w:val="99"/>
+    <w:unhideWhenUsed/>
+    <w:rsid w:val="004E6262"/>
+    <w:pPr>
+      <w:widowControl/>
+      <w:autoSpaceDE/>
+      <w:autoSpaceDN/>
+      <w:spacing w:before="100" w:beforeAutospacing="1" w:after="100" w:afterAutospacing="1"/>
+    </w:pPr>
+    <w:rPr>
+      <w:rFonts w:ascii="Times New Roman" w:eastAsia="Times New Roman" w:hAnsi="Times New Roman" w:cs="Times New Roman"/>
+      <w:sz w:val="24"/>
+      <w:szCs w:val="24"/>
+    </w:rPr>
+  </w:style>
 </w:styles>
 </file>
 
@@ -11744,6 +12940,24 @@
       <w:u w:val="single"/>
     </w:rPr>
   </w:style>
+  <w:style w:type="paragraph" w:styleId="NormalWeb">
+    <w:name w:val="Normal (Web)"/>
+    <w:basedOn w:val="Normal"/>
+    <w:uiPriority w:val="99"/>
+    <w:unhideWhenUsed/>
+    <w:rsid w:val="004E6262"/>
+    <w:pPr>
+      <w:widowControl/>
+      <w:autoSpaceDE/>
+      <w:autoSpaceDN/>
+      <w:spacing w:before="100" w:beforeAutospacing="1" w:after="100" w:afterAutospacing="1"/>
+    </w:pPr>
+    <w:rPr>
+      <w:rFonts w:ascii="Times New Roman" w:eastAsia="Times New Roman" w:hAnsi="Times New Roman" w:cs="Times New Roman"/>
+      <w:sz w:val="24"/>
+      <w:szCs w:val="24"/>
+    </w:rPr>
+  </w:style>
 </w:styles>
 </file>
 
